--- a/Tuan04/lab04_featureselection_Lê Long Hưng_31244411116/report/BaoCao_Lab04_FeatureSelection.docx
+++ b/Tuan04/lab04_featureselection_Lê Long Hưng_31244411116/report/BaoCao_Lab04_FeatureSelection.docx
@@ -2,11 +2,8 @@
 <file path=word/document.xml><?xml version="1.0" encoding="utf-8"?>
 <w:document xmlns:wpc="http://schemas.microsoft.com/office/word/2010/wordprocessingCanvas" xmlns:mc="http://schemas.openxmlformats.org/markup-compatibility/2006" xmlns:o="urn:schemas-microsoft-com:office:office" xmlns:r="http://schemas.openxmlformats.org/officeDocument/2006/relationships" xmlns:m="http://schemas.openxmlformats.org/officeDocument/2006/math" xmlns:v="urn:schemas-microsoft-com:vml" xmlns:wp14="http://schemas.microsoft.com/office/word/2010/wordprocessingDrawing" xmlns:wp="http://schemas.openxmlformats.org/drawingml/2006/wordprocessingDrawing" xmlns:w10="urn:schemas-microsoft-com:office:word" xmlns:w="http://schemas.openxmlformats.org/wordprocessingml/2006/main" xmlns:w14="http://schemas.microsoft.com/office/word/2010/wordml" xmlns:w15="http://schemas.microsoft.com/office/word/2012/wordml" xmlns:wpg="http://schemas.microsoft.com/office/word/2010/wordprocessingGroup" xmlns:wpi="http://schemas.microsoft.com/office/word/2010/wordprocessingInk" xmlns:wne="http://schemas.microsoft.com/office/word/2006/wordml" xmlns:wps="http://schemas.microsoft.com/office/word/2010/wordprocessingShape" xmlns:cx="http://schemas.microsoft.com/office/drawing/2014/chartex" xmlns:cx1="http://schemas.microsoft.com/office/drawing/2015/9/8/chartex" xmlns:cx2="http://schemas.microsoft.com/office/drawing/2015/10/21/chartex" xmlns:cx3="http://schemas.microsoft.com/office/drawing/2016/5/9/chartex" xmlns:cx4="http://schemas.microsoft.com/office/drawing/2016/5/10/chartex" xmlns:cx5="http://schemas.microsoft.com/office/drawing/2016/5/11/chartex" xmlns:cx6="http://schemas.microsoft.com/office/drawing/2016/5/12/chartex" xmlns:cx7="http://schemas.microsoft.com/office/drawing/2016/5/13/chartex" xmlns:cx8="http://schemas.microsoft.com/office/drawing/2016/5/14/chartex" xmlns:aink="http://schemas.microsoft.com/office/drawing/2016/ink" xmlns:am3d="http://schemas.microsoft.com/office/drawing/2017/model3d" xmlns:w16cex="http://schemas.microsoft.com/office/word/2018/wordml/cex" xmlns:w16cid="http://schemas.microsoft.com/office/word/2016/wordml/cid" xmlns:w16="http://schemas.microsoft.com/office/word/2018/wordml" xmlns:w16sdtdh="http://schemas.microsoft.com/office/word/2020/wordml/sdtdatahash" xmlns:w16se="http://schemas.microsoft.com/office/word/2015/wordml/symex" mc:Ignorable="w14 w15 wp14">
   <w:body>
-    <w:p>
-      <w:pPr>
-        <w:spacing w:after="1440"/>
-      </w:pPr>
-    </w:p>
+    <w:p/>
+    <w:p/>
     <w:p>
       <w:pPr>
         <w:spacing w:after="120"/>
@@ -14,171 +11,168 @@
       </w:pPr>
       <w:r>
         <w:rPr>
+          <w:rFonts w:ascii="Times New Roman" w:cs="Times New Roman" w:eastAsia="Times New Roman" w:hAnsi="Times New Roman"/>
           <w:b/>
           <w:bCs/>
-          <w:sz w:val="26"/>
-          <w:szCs w:val="26"/>
+          <w:color w:val="000000"/>
+          <w:sz w:val="36"/>
+          <w:szCs w:val="36"/>
         </w:rPr>
         <w:t xml:space="preserve">TRƯỜNG ĐẠI HỌC [TÊN TRƯỜNG]</w:t>
       </w:r>
     </w:p>
     <w:p>
       <w:pPr>
-        <w:spacing w:after="720"/>
+        <w:spacing w:after="600"/>
         <w:jc w:val="center"/>
       </w:pPr>
       <w:r>
         <w:rPr>
+          <w:rFonts w:ascii="Times New Roman" w:cs="Times New Roman" w:eastAsia="Times New Roman" w:hAnsi="Times New Roman"/>
           <w:b/>
           <w:bCs/>
-          <w:sz w:val="24"/>
-          <w:szCs w:val="24"/>
+          <w:color w:val="000000"/>
+          <w:sz w:val="32"/>
+          <w:szCs w:val="32"/>
         </w:rPr>
         <w:t xml:space="preserve">KHOA CÔNG NGHỆ THÔNG TIN</w:t>
       </w:r>
     </w:p>
-    <w:p>
-      <w:pPr>
-        <w:spacing w:after="720"/>
-      </w:pPr>
-    </w:p>
-    <w:p>
-      <w:pPr>
-        <w:spacing w:after="200"/>
+    <w:p/>
+    <w:p/>
+    <w:p>
+      <w:pPr>
+        <w:spacing w:after="160"/>
         <w:jc w:val="center"/>
       </w:pPr>
       <w:r>
         <w:rPr>
+          <w:rFonts w:ascii="Times New Roman" w:cs="Times New Roman" w:eastAsia="Times New Roman" w:hAnsi="Times New Roman"/>
           <w:b/>
           <w:bCs/>
-          <w:color w:val="1565C0"/>
+          <w:color w:val="000000"/>
+          <w:sz w:val="36"/>
+          <w:szCs w:val="36"/>
+        </w:rPr>
+        <w:t xml:space="preserve">BÁO CÁO BÀI TẬP THỰC HÀNH</w:t>
+      </w:r>
+    </w:p>
+    <w:p>
+      <w:pPr>
+        <w:spacing w:after="160"/>
+        <w:jc w:val="center"/>
+      </w:pPr>
+      <w:r>
+        <w:rPr>
+          <w:rFonts w:ascii="Times New Roman" w:cs="Times New Roman" w:eastAsia="Times New Roman" w:hAnsi="Times New Roman"/>
+          <w:b/>
+          <w:bCs/>
+          <w:color w:val="000000"/>
+          <w:sz w:val="48"/>
+          <w:szCs w:val="48"/>
+        </w:rPr>
+        <w:t xml:space="preserve">LAB 04 – FEATURE SELECTION</w:t>
+      </w:r>
+    </w:p>
+    <w:p>
+      <w:pPr>
+        <w:spacing w:after="480"/>
+        <w:jc w:val="center"/>
+      </w:pPr>
+      <w:r>
+        <w:rPr>
+          <w:rFonts w:ascii="Times New Roman" w:cs="Times New Roman" w:eastAsia="Times New Roman" w:hAnsi="Times New Roman"/>
+          <w:i/>
+          <w:iCs/>
+          <w:color w:val="000000"/>
+          <w:sz w:val="28"/>
+          <w:szCs w:val="28"/>
+        </w:rPr>
+        <w:t xml:space="preserve">House Price Prediction – Ames Housing Dataset (Kaggle)</w:t>
+      </w:r>
+    </w:p>
+    <w:p>
+      <w:pPr>
+        <w:spacing w:after="960"/>
+        <w:jc w:val="center"/>
+      </w:pPr>
+      <w:r>
+        <w:rPr>
+          <w:rFonts w:ascii="Times New Roman" w:cs="Times New Roman" w:eastAsia="Times New Roman" w:hAnsi="Times New Roman"/>
+          <w:color w:val="000000"/>
           <w:sz w:val="32"/>
           <w:szCs w:val="32"/>
         </w:rPr>
-        <w:t xml:space="preserve">BÁO CÁO BÀI TẬP THỰC HÀNH</w:t>
-      </w:r>
-    </w:p>
-    <w:p>
-      <w:pPr>
-        <w:spacing w:after="200"/>
+        <w:t xml:space="preserve">Học phần: Máy học / Machine Learning</w:t>
+      </w:r>
+    </w:p>
+    <w:p>
+      <w:pPr>
+        <w:spacing w:after="120"/>
         <w:jc w:val="center"/>
       </w:pPr>
       <w:r>
         <w:rPr>
+          <w:rFonts w:ascii="Times New Roman" w:cs="Times New Roman" w:eastAsia="Times New Roman" w:hAnsi="Times New Roman"/>
           <w:b/>
           <w:bCs/>
-          <w:color w:val="0D47A1"/>
-          <w:sz w:val="44"/>
-          <w:szCs w:val="44"/>
-        </w:rPr>
-        <w:t xml:space="preserve">LAB 04 – FEATURE SELECTION</w:t>
-      </w:r>
-    </w:p>
-    <w:p>
-      <w:pPr>
-        <w:spacing w:after="1440"/>
+          <w:color w:val="000000"/>
+          <w:sz w:val="32"/>
+          <w:szCs w:val="32"/>
+        </w:rPr>
+        <w:t xml:space="preserve">Thành viên nhóm:</w:t>
+      </w:r>
+    </w:p>
+    <w:p>
+      <w:pPr>
+        <w:spacing w:after="80"/>
         <w:jc w:val="center"/>
       </w:pPr>
       <w:r>
         <w:rPr>
+          <w:rFonts w:ascii="Times New Roman" w:cs="Times New Roman" w:eastAsia="Times New Roman" w:hAnsi="Times New Roman"/>
+          <w:color w:val="000000"/>
+          <w:sz w:val="32"/>
+          <w:szCs w:val="32"/>
+        </w:rPr>
+        <w:t xml:space="preserve">Lê Long Hưng  –  MSSV: 31244411116  (Nhóm trưởng)</w:t>
+      </w:r>
+    </w:p>
+    <w:p/>
+    <w:p>
+      <w:pPr>
+        <w:jc w:val="center"/>
+      </w:pPr>
+      <w:r>
+        <w:rPr>
+          <w:rFonts w:ascii="Times New Roman" w:cs="Times New Roman" w:eastAsia="Times New Roman" w:hAnsi="Times New Roman"/>
           <w:i/>
           <w:iCs/>
-          <w:sz w:val="26"/>
-          <w:szCs w:val="26"/>
-        </w:rPr>
-        <w:t xml:space="preserve">Học phần: Máy học / Machine Learning</w:t>
-      </w:r>
-    </w:p>
-    <w:p>
-      <w:pPr>
-        <w:spacing w:after="600"/>
-      </w:pPr>
-    </w:p>
-    <w:p>
-      <w:pPr>
-        <w:spacing w:after="120"/>
+          <w:color w:val="000000"/>
+          <w:sz w:val="32"/>
+          <w:szCs w:val="32"/>
+        </w:rPr>
+        <w:t xml:space="preserve">TP. Hồ Chí Minh, tháng 10/2026</w:t>
+      </w:r>
+    </w:p>
+    <w:p>
+      <w:r>
+        <w:br w:type="page"/>
+      </w:r>
+    </w:p>
+    <w:p>
+      <w:pPr>
+        <w:spacing w:after="300"/>
         <w:jc w:val="center"/>
       </w:pPr>
       <w:r>
         <w:rPr>
+          <w:rFonts w:ascii="Times New Roman" w:cs="Times New Roman" w:eastAsia="Times New Roman" w:hAnsi="Times New Roman"/>
           <w:b/>
           <w:bCs/>
-          <w:sz w:val="24"/>
-          <w:szCs w:val="24"/>
-        </w:rPr>
-        <w:t xml:space="preserve">Thành viên nhóm:</w:t>
-      </w:r>
-    </w:p>
-    <w:p>
-      <w:pPr>
-        <w:spacing w:after="80"/>
-        <w:jc w:val="center"/>
-      </w:pPr>
-      <w:r>
-        <w:rPr>
-          <w:sz w:val="22"/>
-          <w:szCs w:val="22"/>
-        </w:rPr>
-        <w:t xml:space="preserve">Nguyễn Văn A  –  MSSV: XXXXXX  (Nhóm trưởng)</w:t>
-      </w:r>
-    </w:p>
-    <w:p>
-      <w:pPr>
-        <w:spacing w:after="80"/>
-        <w:jc w:val="center"/>
-      </w:pPr>
-      <w:r>
-        <w:rPr>
-          <w:sz w:val="22"/>
-          <w:szCs w:val="22"/>
-        </w:rPr>
-        <w:t xml:space="preserve">Trần Thị B  –  MSSV: XXXXXX</w:t>
-      </w:r>
-    </w:p>
-    <w:p>
-      <w:pPr>
-        <w:spacing w:after="600"/>
-        <w:jc w:val="center"/>
-      </w:pPr>
-      <w:r>
-        <w:rPr>
-          <w:sz w:val="22"/>
-          <w:szCs w:val="22"/>
-        </w:rPr>
-        <w:t xml:space="preserve">Lê Văn C  –  MSSV: XXXXXX</w:t>
-      </w:r>
-    </w:p>
-    <w:p>
-      <w:pPr>
-        <w:spacing w:after="0"/>
-        <w:jc w:val="center"/>
-      </w:pPr>
-      <w:r>
-        <w:rPr>
-          <w:i/>
-          <w:iCs/>
-          <w:sz w:val="22"/>
-          <w:szCs w:val="22"/>
-        </w:rPr>
-        <w:t xml:space="preserve">TP. Hồ Chí Minh, 10/2026</w:t>
-      </w:r>
-    </w:p>
-    <w:p>
-      <w:r>
-        <w:br w:type="page"/>
-      </w:r>
-    </w:p>
-    <w:p>
-      <w:pPr>
-        <w:spacing w:after="300"/>
-        <w:jc w:val="center"/>
-      </w:pPr>
-      <w:r>
-        <w:rPr>
-          <w:b/>
-          <w:bCs/>
-          <w:sz w:val="28"/>
-          <w:szCs w:val="28"/>
+          <w:color w:val="000000"/>
+          <w:sz w:val="40"/>
+          <w:szCs w:val="40"/>
         </w:rPr>
         <w:t xml:space="preserve">MỤC LỤC</w:t>
       </w:r>
@@ -191,7 +185,7 @@
         <w:p>
           <w:r>
             <w:fldChar w:fldCharType="begin" w:dirty="true"/>
-            <w:instrText xml:space="preserve">TOC \h \o "1-3"</w:instrText>
+            <w:instrText xml:space="preserve">TOC \h \o "1-2"</w:instrText>
             <w:fldChar w:fldCharType="separate"/>
           </w:r>
         </w:p>
@@ -210,28 +204,51 @@
     <w:p>
       <w:pPr>
         <w:pStyle w:val="Heading1"/>
-        <w:spacing w:after="120" w:before="360"/>
-      </w:pPr>
-      <w:r>
+        <w:spacing w:after="160" w:before="480"/>
+      </w:pPr>
+      <w:r>
+        <w:rPr>
+          <w:rFonts w:ascii="Times New Roman" w:cs="Times New Roman" w:eastAsia="Times New Roman" w:hAnsi="Times New Roman"/>
+          <w:b/>
+          <w:bCs/>
+          <w:color w:val="000000"/>
+          <w:sz w:val="40"/>
+          <w:szCs w:val="40"/>
+        </w:rPr>
         <w:t xml:space="preserve">1. Giới thiệu</w:t>
       </w:r>
     </w:p>
     <w:p>
       <w:pPr>
-        <w:spacing w:after="120"/>
+        <w:spacing w:after="160"/>
+        <w:ind w:firstLine="720"/>
         <w:jc w:val="both"/>
       </w:pPr>
       <w:r>
-        <w:t xml:space="preserve">Bài thực hành Lab 04 tập trung vào kỹ thuật Feature Selection (Chọn lọc đặc trưng) trong lĩnh vực học máy. Mục tiêu là đánh giá hiệu quả của các phương pháp chọn lọc đặc trưng khác nhau khi kết hợp với ba mô hình cơ bản: SVM, Random Forest và XGBoost, áp dụng trên bài toán dự đoán giá nhà (House Price Prediction).</w:t>
+        <w:rPr>
+          <w:rFonts w:ascii="Times New Roman" w:cs="Times New Roman" w:eastAsia="Times New Roman" w:hAnsi="Times New Roman"/>
+          <w:color w:val="000000"/>
+          <w:sz w:val="32"/>
+          <w:szCs w:val="32"/>
+        </w:rPr>
+        <w:t xml:space="preserve">Bài thực hành Lab 04 tập trung vào kỹ thuật Feature Selection (Chọn lọc đặc trưng) trong học máy. Mục tiêu là đánh giá hiệu quả của các phương pháp chọn lọc đặc trưng khi kết hợp với ba mô hình hồi quy: SVM (kernel RBF), Random Forest và XGBoost, áp dụng trên bài toán dự đoán giá nhà với dataset Ames Housing thực tế từ Kaggle.</w:t>
       </w:r>
     </w:p>
     <w:p>
       <w:pPr>
         <w:pStyle w:val="Heading2"/>
-        <w:spacing w:after="80" w:before="240"/>
-      </w:pPr>
-      <w:r>
-        <w:t xml:space="preserve">1.1 Mục tiêu</w:t>
+        <w:spacing w:after="120" w:before="320"/>
+      </w:pPr>
+      <w:r>
+        <w:rPr>
+          <w:rFonts w:ascii="Times New Roman" w:cs="Times New Roman" w:eastAsia="Times New Roman" w:hAnsi="Times New Roman"/>
+          <w:b/>
+          <w:bCs/>
+          <w:color w:val="000000"/>
+          <w:sz w:val="36"/>
+          <w:szCs w:val="36"/>
+        </w:rPr>
+        <w:t xml:space="preserve">1.1 Mục tiêu bài thực hành</w:t>
       </w:r>
     </w:p>
     <w:p>
@@ -241,10 +258,16 @@
           <w:ilvl w:val="0"/>
           <w:numId w:val="1"/>
         </w:numPr>
-        <w:spacing w:after="80"/>
-      </w:pPr>
-      <w:r>
-        <w:t xml:space="preserve">Tiền xử lý dữ liệu: xử lý missing values, loại bỏ outliers, feature engineering.</w:t>
+        <w:spacing w:after="100"/>
+      </w:pPr>
+      <w:r>
+        <w:rPr>
+          <w:rFonts w:ascii="Times New Roman" w:cs="Times New Roman" w:eastAsia="Times New Roman" w:hAnsi="Times New Roman"/>
+          <w:color w:val="000000"/>
+          <w:sz w:val="32"/>
+          <w:szCs w:val="32"/>
+        </w:rPr>
+        <w:t xml:space="preserve">Tiền xử lý dữ liệu thực (79 features, gồm cả numeric và categorical): xử lý missing values, mã hóa, chuẩn hóa.</w:t>
       </w:r>
     </w:p>
     <w:p>
@@ -254,10 +277,16 @@
           <w:ilvl w:val="0"/>
           <w:numId w:val="1"/>
         </w:numPr>
-        <w:spacing w:after="80"/>
-      </w:pPr>
-      <w:r>
-        <w:t xml:space="preserve">Áp dụng các kỹ thuật Feature Selection: Filter, Wrapper, Embedded.</w:t>
+        <w:spacing w:after="100"/>
+      </w:pPr>
+      <w:r>
+        <w:rPr>
+          <w:rFonts w:ascii="Times New Roman" w:cs="Times New Roman" w:eastAsia="Times New Roman" w:hAnsi="Times New Roman"/>
+          <w:color w:val="000000"/>
+          <w:sz w:val="32"/>
+          <w:szCs w:val="32"/>
+        </w:rPr>
+        <w:t xml:space="preserve">Áp dụng 4 kỹ thuật Feature Selection thuộc 3 nhóm: Filter (F-test, Mutual Info), Wrapper (RFE), Embedded (XGBoost FI).</w:t>
       </w:r>
     </w:p>
     <w:p>
@@ -267,10 +296,16 @@
           <w:ilvl w:val="0"/>
           <w:numId w:val="1"/>
         </w:numPr>
-        <w:spacing w:after="80"/>
-      </w:pPr>
-      <w:r>
-        <w:t xml:space="preserve">Xây dựng và đánh giá mô hình SVM, Random Forest, XGBoost.</w:t>
+        <w:spacing w:after="100"/>
+      </w:pPr>
+      <w:r>
+        <w:rPr>
+          <w:rFonts w:ascii="Times New Roman" w:cs="Times New Roman" w:eastAsia="Times New Roman" w:hAnsi="Times New Roman"/>
+          <w:color w:val="000000"/>
+          <w:sz w:val="32"/>
+          <w:szCs w:val="32"/>
+        </w:rPr>
+        <w:t xml:space="preserve">Xây dựng và đánh giá mô hình SVM, Random Forest, XGBoost trên 5 tập feature khác nhau.</w:t>
       </w:r>
     </w:p>
     <w:p>
@@ -280,28 +315,49 @@
           <w:ilvl w:val="0"/>
           <w:numId w:val="1"/>
         </w:numPr>
-        <w:spacing w:after="80"/>
-      </w:pPr>
-      <w:r>
-        <w:t xml:space="preserve">So sánh hiệu suất giữa các phương pháp và đưa ra kết luận.</w:t>
+        <w:spacing w:after="100"/>
+      </w:pPr>
+      <w:r>
+        <w:rPr>
+          <w:rFonts w:ascii="Times New Roman" w:cs="Times New Roman" w:eastAsia="Times New Roman" w:hAnsi="Times New Roman"/>
+          <w:color w:val="000000"/>
+          <w:sz w:val="32"/>
+          <w:szCs w:val="32"/>
+        </w:rPr>
+        <w:t xml:space="preserve">So sánh hiệu suất qua R², RMSE, thời gian huấn luyện và rút ra kết luận.</w:t>
       </w:r>
     </w:p>
     <w:p>
       <w:pPr>
         <w:pStyle w:val="Heading2"/>
-        <w:spacing w:after="80" w:before="240"/>
-      </w:pPr>
-      <w:r>
-        <w:t xml:space="preserve">1.2 Dataset</w:t>
-      </w:r>
-    </w:p>
-    <w:p>
-      <w:pPr>
-        <w:spacing w:after="120"/>
+        <w:spacing w:after="120" w:before="320"/>
+      </w:pPr>
+      <w:r>
+        <w:rPr>
+          <w:rFonts w:ascii="Times New Roman" w:cs="Times New Roman" w:eastAsia="Times New Roman" w:hAnsi="Times New Roman"/>
+          <w:b/>
+          <w:bCs/>
+          <w:color w:val="000000"/>
+          <w:sz w:val="36"/>
+          <w:szCs w:val="36"/>
+        </w:rPr>
+        <w:t xml:space="preserve">1.2 Giới thiệu dataset</w:t>
+      </w:r>
+    </w:p>
+    <w:p>
+      <w:pPr>
+        <w:spacing w:after="160"/>
+        <w:ind w:firstLine="720"/>
         <w:jc w:val="both"/>
       </w:pPr>
       <w:r>
-        <w:t xml:space="preserve">Dataset sử dụng là House Prices – Advanced Regression Techniques (Kaggle / Ames Housing). Dataset gồm 1.460 mẫu nhà ở Ames, Iowa, Mỹ với 34 đặc trưng số mô tả diện tích, chất lượng, tiện nghi và giá bán (SalePrice, đơn vị USD).</w:t>
+        <w:rPr>
+          <w:rFonts w:ascii="Times New Roman" w:cs="Times New Roman" w:eastAsia="Times New Roman" w:hAnsi="Times New Roman"/>
+          <w:color w:val="000000"/>
+          <w:sz w:val="32"/>
+          <w:szCs w:val="32"/>
+        </w:rPr>
+        <w:t xml:space="preserve">Dataset sử dụng là House Prices – Advanced Regression Techniques (Kaggle, Ames Housing – train.csv). Dataset gồm 1.460 mẫu nhà ở Ames, Iowa, Mỹ. File train.csv có 81 cột: 36 cột số, 43 cột phân loại (categorical), và 1 cột mục tiêu SalePrice (giá bán, đơn vị USD). Giá trung bình là 180.921 USD, thấp nhất 34.900 USD và cao nhất 755.000 USD.</w:t>
       </w:r>
     </w:p>
     <w:p>
@@ -312,39 +368,62 @@
     <w:p>
       <w:pPr>
         <w:pStyle w:val="Heading1"/>
-        <w:spacing w:after="120" w:before="360"/>
-      </w:pPr>
-      <w:r>
+        <w:spacing w:after="160" w:before="480"/>
+      </w:pPr>
+      <w:r>
+        <w:rPr>
+          <w:rFonts w:ascii="Times New Roman" w:cs="Times New Roman" w:eastAsia="Times New Roman" w:hAnsi="Times New Roman"/>
+          <w:b/>
+          <w:bCs/>
+          <w:color w:val="000000"/>
+          <w:sz w:val="40"/>
+          <w:szCs w:val="40"/>
+        </w:rPr>
         <w:t xml:space="preserve">2. Tiền xử lý dữ liệu</w:t>
       </w:r>
     </w:p>
     <w:p>
       <w:pPr>
         <w:pStyle w:val="Heading2"/>
-        <w:spacing w:after="80" w:before="240"/>
-      </w:pPr>
-      <w:r>
+        <w:spacing w:after="120" w:before="320"/>
+      </w:pPr>
+      <w:r>
+        <w:rPr>
+          <w:rFonts w:ascii="Times New Roman" w:cs="Times New Roman" w:eastAsia="Times New Roman" w:hAnsi="Times New Roman"/>
+          <w:b/>
+          <w:bCs/>
+          <w:color w:val="000000"/>
+          <w:sz w:val="36"/>
+          <w:szCs w:val="36"/>
+        </w:rPr>
         <w:t xml:space="preserve">2.1 Khám phá dữ liệu (EDA)</w:t>
       </w:r>
     </w:p>
     <w:p>
       <w:pPr>
-        <w:spacing w:after="120"/>
+        <w:spacing w:after="160"/>
+        <w:ind w:firstLine="720"/>
         <w:jc w:val="both"/>
       </w:pPr>
       <w:r>
-        <w:t xml:space="preserve">Dataset ban đầu có 1.460 mẫu và 34 đặc trưng số. Có 3 cột chứa giá trị thiếu: MasVnrArea (73 mẫu), BsmtFinSF1 (73 mẫu), GarageYrBlt (73 mẫu), chiếm khoảng 5% mỗi cột.</w:t>
-      </w:r>
-    </w:p>
-    <w:p>
-      <w:pPr>
-        <w:spacing w:after="60"/>
+        <w:rPr>
+          <w:rFonts w:ascii="Times New Roman" w:cs="Times New Roman" w:eastAsia="Times New Roman" w:hAnsi="Times New Roman"/>
+          <w:color w:val="000000"/>
+          <w:sz w:val="32"/>
+          <w:szCs w:val="32"/>
+        </w:rPr>
+        <w:t xml:space="preserve">Dataset gốc có 1.460 mẫu và 80 đặc trưng (sau khi loại cột Id). Có tổng cộng 43 cột categorical và 36 cột numeric. Nhiều cột có giá trị thiếu như LotFrontage (259 mẫu), GarageYrBlt (81), GarageQual (81),... Phân phối SalePrice lệch phải (right-skewed), log-transform giúp cải thiện tính đối xứng.</w:t>
+      </w:r>
+    </w:p>
+    <w:p>
+      <w:pPr>
+        <w:spacing w:after="60" w:before="160"/>
         <w:jc w:val="center"/>
       </w:pPr>
       <w:r>
         <w:drawing>
           <wp:inline distT="0" distB="0" distL="0" distR="0">
-            <wp:extent cx="5334000" cy="1905000"/>
+            <wp:extent cx="5334000" cy="2000250"/>
             <wp:effectExtent t="0" r="0" b="0" l="0"/>
             <wp:docPr id="1" name="" descr="" title=""/>
             <wp:cNvGraphicFramePr>
@@ -369,7 +448,7 @@
                   <pic:spPr bwMode="auto">
                     <a:xfrm>
                       <a:off x="0" y="0"/>
-                      <a:ext cx="5334000" cy="1905000"/>
+                      <a:ext cx="5334000" cy="2000250"/>
                     </a:xfrm>
                     <a:prstGeom prst="rect">
                       <a:avLst/>
@@ -384,15 +463,17 @@
     </w:p>
     <w:p>
       <w:pPr>
-        <w:spacing w:after="200"/>
+        <w:spacing w:after="240"/>
         <w:jc w:val="center"/>
       </w:pPr>
       <w:r>
         <w:rPr>
+          <w:rFonts w:ascii="Times New Roman" w:cs="Times New Roman" w:eastAsia="Times New Roman" w:hAnsi="Times New Roman"/>
           <w:i/>
           <w:iCs/>
-          <w:sz w:val="20"/>
-          <w:szCs w:val="20"/>
+          <w:color w:val="000000"/>
+          <w:sz w:val="28"/>
+          <w:szCs w:val="28"/>
         </w:rPr>
         <w:t xml:space="preserve">Hình 1. Phân phối biến mục tiêu SalePrice (gốc và log-transform)</w:t>
       </w:r>
@@ -400,162 +481,111 @@
     <w:p>
       <w:pPr>
         <w:pStyle w:val="Heading2"/>
-        <w:spacing w:after="80" w:before="240"/>
-      </w:pPr>
-      <w:r>
-        <w:t xml:space="preserve">2.2 Xử lý giá trị thiếu</w:t>
-      </w:r>
-    </w:p>
-    <w:p>
-      <w:pPr>
-        <w:spacing w:after="120"/>
+        <w:spacing w:after="120" w:before="320"/>
+      </w:pPr>
+      <w:r>
+        <w:rPr>
+          <w:rFonts w:ascii="Times New Roman" w:cs="Times New Roman" w:eastAsia="Times New Roman" w:hAnsi="Times New Roman"/>
+          <w:b/>
+          <w:bCs/>
+          <w:color w:val="000000"/>
+          <w:sz w:val="36"/>
+          <w:szCs w:val="36"/>
+        </w:rPr>
+        <w:t xml:space="preserve">2.2 Xử lý giá trị thiếu (Missing Values)</w:t>
+      </w:r>
+    </w:p>
+    <w:p>
+      <w:pPr>
+        <w:spacing w:after="160"/>
+        <w:ind w:firstLine="720"/>
         <w:jc w:val="both"/>
       </w:pPr>
       <w:r>
-        <w:t xml:space="preserve">Áp dụng chiến lược Median Imputation – điền giá trị thiếu bằng trung vị của từng cột. Phương pháp này phù hợp vì dữ liệu nhà đất thường có phân phối lệch (skewed), trung vị ít bị ảnh hưởng bởi outlier hơn trung bình.</w:t>
+        <w:rPr>
+          <w:rFonts w:ascii="Times New Roman" w:cs="Times New Roman" w:eastAsia="Times New Roman" w:hAnsi="Times New Roman"/>
+          <w:color w:val="000000"/>
+          <w:sz w:val="32"/>
+          <w:szCs w:val="32"/>
+        </w:rPr>
+        <w:t xml:space="preserve">Áp dụng hai chiến lược imputation riêng biệt: (1) Numeric: điền bằng giá trị median của từng cột – ít bị ảnh hưởng bởi outlier hơn mean; (2) Categorical: điền bằng hằng số "None" sau đó mã hóa bằng LabelEncoder. Sau bước này, toàn bộ dataset không còn giá trị NaN.</w:t>
       </w:r>
     </w:p>
     <w:p>
       <w:pPr>
         <w:pStyle w:val="Heading2"/>
-        <w:spacing w:after="80" w:before="240"/>
-      </w:pPr>
-      <w:r>
-        <w:t xml:space="preserve">2.3 Loại bỏ Outliers</w:t>
-      </w:r>
-    </w:p>
-    <w:p>
-      <w:pPr>
-        <w:spacing w:after="120"/>
+        <w:spacing w:after="120" w:before="320"/>
+      </w:pPr>
+      <w:r>
+        <w:rPr>
+          <w:rFonts w:ascii="Times New Roman" w:cs="Times New Roman" w:eastAsia="Times New Roman" w:hAnsi="Times New Roman"/>
+          <w:b/>
+          <w:bCs/>
+          <w:color w:val="000000"/>
+          <w:sz w:val="36"/>
+          <w:szCs w:val="36"/>
+        </w:rPr>
+        <w:t xml:space="preserve">2.3 Mã hóa đặc trưng phân loại (Label Encoding)</w:t>
+      </w:r>
+    </w:p>
+    <w:p>
+      <w:pPr>
+        <w:spacing w:after="160"/>
+        <w:ind w:firstLine="720"/>
         <w:jc w:val="both"/>
       </w:pPr>
       <w:r>
-        <w:t xml:space="preserve">Áp dụng phương pháp IQR (Interquartile Range): loại bỏ các mẫu có SalePrice nằm ngoài khoảng [Q1 − 1.5×IQR, Q3 + 1.5×IQR]. Sau bước này, dataset còn 1.366 mẫu (loại 94 mẫu ngoại lai).</w:t>
+        <w:rPr>
+          <w:rFonts w:ascii="Times New Roman" w:cs="Times New Roman" w:eastAsia="Times New Roman" w:hAnsi="Times New Roman"/>
+          <w:color w:val="000000"/>
+          <w:sz w:val="32"/>
+          <w:szCs w:val="32"/>
+        </w:rPr>
+        <w:t xml:space="preserve">Toàn bộ 43 cột categorical được mã hóa bằng LabelEncoder – chuyển mỗi giá trị chuỗi thành số nguyên. Phương pháp này phù hợp với các mô hình tree-based (Random Forest, XGBoost) vì chúng không giả định quan hệ thứ tự giữa các nhãn. Kết quả: X_processed có 79 đặc trưng (36 numeric + 43 categorical đã encode).</w:t>
       </w:r>
     </w:p>
     <w:p>
       <w:pPr>
         <w:pStyle w:val="Heading2"/>
-        <w:spacing w:after="80" w:before="240"/>
-      </w:pPr>
-      <w:r>
-        <w:t xml:space="preserve">2.4 Feature Engineering</w:t>
-      </w:r>
-    </w:p>
-    <w:p>
-      <w:pPr>
-        <w:spacing w:after="120"/>
+        <w:spacing w:after="120" w:before="320"/>
+      </w:pPr>
+      <w:r>
+        <w:rPr>
+          <w:rFonts w:ascii="Times New Roman" w:cs="Times New Roman" w:eastAsia="Times New Roman" w:hAnsi="Times New Roman"/>
+          <w:b/>
+          <w:bCs/>
+          <w:color w:val="000000"/>
+          <w:sz w:val="36"/>
+          <w:szCs w:val="36"/>
+        </w:rPr>
+        <w:t xml:space="preserve">2.4 Chuẩn hóa và chia tập dữ liệu</w:t>
+      </w:r>
+    </w:p>
+    <w:p>
+      <w:pPr>
+        <w:spacing w:after="160"/>
+        <w:ind w:firstLine="720"/>
         <w:jc w:val="both"/>
       </w:pPr>
       <w:r>
-        <w:t xml:space="preserve">Tạo thêm 6 đặc trưng mới nhằm tăng khả năng biểu diễn của mô hình:</w:t>
-      </w:r>
-    </w:p>
-    <w:p>
-      <w:pPr>
-        <w:pStyle w:val="ListParagraph"/>
-        <w:numPr>
-          <w:ilvl w:val="0"/>
-          <w:numId w:val="1"/>
-        </w:numPr>
-        <w:spacing w:after="80"/>
-      </w:pPr>
-      <w:r>
-        <w:t xml:space="preserve">Age: Tuổi của ngôi nhà (2010 − YearBuilt).</w:t>
-      </w:r>
-    </w:p>
-    <w:p>
-      <w:pPr>
-        <w:pStyle w:val="ListParagraph"/>
-        <w:numPr>
-          <w:ilvl w:val="0"/>
-          <w:numId w:val="1"/>
-        </w:numPr>
-        <w:spacing w:after="80"/>
-      </w:pPr>
-      <w:r>
-        <w:t xml:space="preserve">Remod_Age: Số năm kể từ lần cải tạo cuối (2010 − YearRemodAdd).</w:t>
-      </w:r>
-    </w:p>
-    <w:p>
-      <w:pPr>
-        <w:pStyle w:val="ListParagraph"/>
-        <w:numPr>
-          <w:ilvl w:val="0"/>
-          <w:numId w:val="1"/>
-        </w:numPr>
-        <w:spacing w:after="80"/>
-      </w:pPr>
-      <w:r>
-        <w:t xml:space="preserve">TotalSF: Tổng diện tích sàn (TotalBsmtSF + 1stFlrSF + 2ndFlrSF).</w:t>
-      </w:r>
-    </w:p>
-    <w:p>
-      <w:pPr>
-        <w:pStyle w:val="ListParagraph"/>
-        <w:numPr>
-          <w:ilvl w:val="0"/>
-          <w:numId w:val="1"/>
-        </w:numPr>
-        <w:spacing w:after="80"/>
-      </w:pPr>
-      <w:r>
-        <w:t xml:space="preserve">TotalBath: Tổng số phòng tắm (quy đổi phòng tắm nửa = 0.5).</w:t>
-      </w:r>
-    </w:p>
-    <w:p>
-      <w:pPr>
-        <w:pStyle w:val="ListParagraph"/>
-        <w:numPr>
-          <w:ilvl w:val="0"/>
-          <w:numId w:val="1"/>
-        </w:numPr>
-        <w:spacing w:after="80"/>
-      </w:pPr>
-      <w:r>
-        <w:t xml:space="preserve">HasPool: Biến nhị phân – có hồ bơi hay không.</w:t>
-      </w:r>
-    </w:p>
-    <w:p>
-      <w:pPr>
-        <w:pStyle w:val="ListParagraph"/>
-        <w:numPr>
-          <w:ilvl w:val="0"/>
-          <w:numId w:val="1"/>
-        </w:numPr>
-        <w:spacing w:after="80"/>
-      </w:pPr>
-      <w:r>
-        <w:t xml:space="preserve">HasFireplace: Biến nhị phân – có lò sưởi hay không.</w:t>
-      </w:r>
-    </w:p>
-    <w:p>
-      <w:pPr>
-        <w:pStyle w:val="Heading2"/>
-        <w:spacing w:after="80" w:before="240"/>
-      </w:pPr>
-      <w:r>
-        <w:t xml:space="preserve">2.5 Chuẩn hóa và chia tập dữ liệu</w:t>
-      </w:r>
-    </w:p>
-    <w:p>
-      <w:pPr>
-        <w:spacing w:after="120"/>
-        <w:jc w:val="both"/>
-      </w:pPr>
-      <w:r>
-        <w:t xml:space="preserve">Áp dụng StandardScaler (z-score normalization) để chuẩn hóa toàn bộ đặc trưng. Tập dữ liệu được chia theo tỉ lệ 80/20: 1.092 mẫu huấn luyện và 274 mẫu kiểm tra. Tổng số đặc trưng sau tiền xử lý: 40.</w:t>
-      </w:r>
-    </w:p>
-    <w:p>
-      <w:pPr>
-        <w:spacing w:after="60"/>
+        <w:rPr>
+          <w:rFonts w:ascii="Times New Roman" w:cs="Times New Roman" w:eastAsia="Times New Roman" w:hAnsi="Times New Roman"/>
+          <w:color w:val="000000"/>
+          <w:sz w:val="32"/>
+          <w:szCs w:val="32"/>
+        </w:rPr>
+        <w:t xml:space="preserve">StandardScaler (z-score normalization) được áp dụng sau khi chia train/test để tránh data leakage – fit chỉ trên tập train, transform cả hai. Tỉ lệ chia: 80% train (1.168 mẫu) và 20% test (292 mẫu), random_state = 42 đảm bảo tính tái lập.</w:t>
+      </w:r>
+    </w:p>
+    <w:p>
+      <w:pPr>
+        <w:spacing w:after="60" w:before="160"/>
         <w:jc w:val="center"/>
       </w:pPr>
       <w:r>
         <w:drawing>
           <wp:inline distT="0" distB="0" distL="0" distR="0">
-            <wp:extent cx="5143500" cy="4095750"/>
+            <wp:extent cx="5191125" cy="4095750"/>
             <wp:effectExtent t="0" r="0" b="0" l="0"/>
             <wp:docPr id="1" name="" descr="" title=""/>
             <wp:cNvGraphicFramePr>
@@ -580,7 +610,7 @@
                   <pic:spPr bwMode="auto">
                     <a:xfrm>
                       <a:off x="0" y="0"/>
-                      <a:ext cx="5143500" cy="4095750"/>
+                      <a:ext cx="5191125" cy="4095750"/>
                     </a:xfrm>
                     <a:prstGeom prst="rect">
                       <a:avLst/>
@@ -595,17 +625,19 @@
     </w:p>
     <w:p>
       <w:pPr>
-        <w:spacing w:after="200"/>
+        <w:spacing w:after="240"/>
         <w:jc w:val="center"/>
       </w:pPr>
       <w:r>
         <w:rPr>
+          <w:rFonts w:ascii="Times New Roman" w:cs="Times New Roman" w:eastAsia="Times New Roman" w:hAnsi="Times New Roman"/>
           <w:i/>
           <w:iCs/>
-          <w:sz w:val="20"/>
-          <w:szCs w:val="20"/>
-        </w:rPr>
-        <w:t xml:space="preserve">Hình 2. Ma trận tương quan giữa Top 15 đặc trưng và SalePrice</w:t>
+          <w:color w:val="000000"/>
+          <w:sz w:val="28"/>
+          <w:szCs w:val="28"/>
+        </w:rPr>
+        <w:t xml:space="preserve">Hình 2. Ma trận tương quan giữa Top 15 đặc trưng quan trọng nhất và SalePrice</w:t>
       </w:r>
     </w:p>
     <w:p>
@@ -616,102 +648,193 @@
     <w:p>
       <w:pPr>
         <w:pStyle w:val="Heading1"/>
-        <w:spacing w:after="120" w:before="360"/>
-      </w:pPr>
-      <w:r>
+        <w:spacing w:after="160" w:before="480"/>
+      </w:pPr>
+      <w:r>
+        <w:rPr>
+          <w:rFonts w:ascii="Times New Roman" w:cs="Times New Roman" w:eastAsia="Times New Roman" w:hAnsi="Times New Roman"/>
+          <w:b/>
+          <w:bCs/>
+          <w:color w:val="000000"/>
+          <w:sz w:val="40"/>
+          <w:szCs w:val="40"/>
+        </w:rPr>
         <w:t xml:space="preserve">3. Các kỹ thuật Feature Selection</w:t>
       </w:r>
     </w:p>
     <w:p>
       <w:pPr>
-        <w:spacing w:after="120"/>
+        <w:spacing w:after="160"/>
+        <w:ind w:firstLine="720"/>
         <w:jc w:val="both"/>
       </w:pPr>
       <w:r>
-        <w:t xml:space="preserve">Số lượng đặc trưng được chọn: K = 15 (từ 40 đặc trưng ban đầu). Ba nhóm phương pháp được áp dụng:</w:t>
+        <w:rPr>
+          <w:rFonts w:ascii="Times New Roman" w:cs="Times New Roman" w:eastAsia="Times New Roman" w:hAnsi="Times New Roman"/>
+          <w:color w:val="000000"/>
+          <w:sz w:val="32"/>
+          <w:szCs w:val="32"/>
+        </w:rPr>
+        <w:t xml:space="preserve">Số lượng đặc trưng được chọn thống nhất K = 20 (từ 79 đặc trưng ban đầu, giảm ~75%). Bốn kỹ thuật được chia thành ba nhóm phương pháp chính:</w:t>
       </w:r>
     </w:p>
     <w:p>
       <w:pPr>
         <w:pStyle w:val="Heading2"/>
-        <w:spacing w:after="80" w:before="240"/>
-      </w:pPr>
-      <w:r>
-        <w:t xml:space="preserve">3.1 Filter Method – SelectKBest (F-Statistic)</w:t>
-      </w:r>
-    </w:p>
-    <w:p>
-      <w:pPr>
-        <w:spacing w:after="120"/>
+        <w:spacing w:after="120" w:before="320"/>
+      </w:pPr>
+      <w:r>
+        <w:rPr>
+          <w:rFonts w:ascii="Times New Roman" w:cs="Times New Roman" w:eastAsia="Times New Roman" w:hAnsi="Times New Roman"/>
+          <w:b/>
+          <w:bCs/>
+          <w:color w:val="000000"/>
+          <w:sz w:val="36"/>
+          <w:szCs w:val="36"/>
+        </w:rPr>
+        <w:t xml:space="preserve">3.1 Filter – SelectKBest (F-Statistic / ANOVA)</w:t>
+      </w:r>
+    </w:p>
+    <w:p>
+      <w:pPr>
+        <w:spacing w:after="160"/>
+        <w:ind w:firstLine="720"/>
         <w:jc w:val="both"/>
       </w:pPr>
       <w:r>
-        <w:t xml:space="preserve">Phương pháp thống kê đánh giá mối quan hệ tuyến tính giữa từng đặc trưng và biến mục tiêu thông qua kiểm định F-test (ANOVA). Ưu điểm: tính toán nhanh, không phụ thuộc mô hình. Nhược điểm: không xét tương tác giữa các đặc trưng.</w:t>
+        <w:rPr>
+          <w:rFonts w:ascii="Times New Roman" w:cs="Times New Roman" w:eastAsia="Times New Roman" w:hAnsi="Times New Roman"/>
+          <w:color w:val="000000"/>
+          <w:sz w:val="32"/>
+          <w:szCs w:val="32"/>
+        </w:rPr>
+        <w:t xml:space="preserve">Đánh giá mối quan hệ tuyến tính giữa từng đặc trưng và biến mục tiêu thông qua kiểm định F-test. Điểm F cao chứng tỏ đặc trưng giải thích được nhiều phương sai của SalePrice. Ưu điểm: rất nhanh, không phụ thuộc mô hình. Nhược điểm: chỉ xét từng đặc trưng độc lập, bỏ qua tương tác.</w:t>
+      </w:r>
+    </w:p>
+    <w:p>
+      <w:pPr>
+        <w:spacing w:after="160"/>
+        <w:ind w:firstLine="720"/>
+        <w:jc w:val="both"/>
+      </w:pPr>
+      <w:r>
+        <w:rPr>
+          <w:rFonts w:ascii="Times New Roman" w:cs="Times New Roman" w:eastAsia="Times New Roman" w:hAnsi="Times New Roman"/>
+          <w:color w:val="000000"/>
+          <w:sz w:val="32"/>
+          <w:szCs w:val="32"/>
+        </w:rPr>
+        <w:t xml:space="preserve">Top 5 features được chọn: OverallQual, GrLivArea, GarageCars, TotalBsmtSF, GarageArea – đều liên quan trực tiếp đến chất lượng và diện tích ngôi nhà.</w:t>
       </w:r>
     </w:p>
     <w:p>
       <w:pPr>
         <w:pStyle w:val="Heading2"/>
-        <w:spacing w:after="80" w:before="240"/>
-      </w:pPr>
-      <w:r>
-        <w:t xml:space="preserve">3.2 Filter Method – Mutual Information</w:t>
-      </w:r>
-    </w:p>
-    <w:p>
-      <w:pPr>
-        <w:spacing w:after="120"/>
+        <w:spacing w:after="120" w:before="320"/>
+      </w:pPr>
+      <w:r>
+        <w:rPr>
+          <w:rFonts w:ascii="Times New Roman" w:cs="Times New Roman" w:eastAsia="Times New Roman" w:hAnsi="Times New Roman"/>
+          <w:b/>
+          <w:bCs/>
+          <w:color w:val="000000"/>
+          <w:sz w:val="36"/>
+          <w:szCs w:val="36"/>
+        </w:rPr>
+        <w:t xml:space="preserve">3.2 Filter – Mutual Information</w:t>
+      </w:r>
+    </w:p>
+    <w:p>
+      <w:pPr>
+        <w:spacing w:after="160"/>
+        <w:ind w:firstLine="720"/>
         <w:jc w:val="both"/>
       </w:pPr>
       <w:r>
-        <w:t xml:space="preserve">Đo lường sự phụ thuộc thống kê (cả tuyến tính và phi tuyến) giữa đặc trưng và biến mục tiêu. Phù hợp với dữ liệu có quan hệ phức tạp, không giả định phân phối cụ thể.</w:t>
+        <w:rPr>
+          <w:rFonts w:ascii="Times New Roman" w:cs="Times New Roman" w:eastAsia="Times New Roman" w:hAnsi="Times New Roman"/>
+          <w:color w:val="000000"/>
+          <w:sz w:val="32"/>
+          <w:szCs w:val="32"/>
+        </w:rPr>
+        <w:t xml:space="preserve">Đo lường mức độ phụ thuộc thống kê (cả tuyến tính và phi tuyến) giữa đặc trưng và biến mục tiêu. Không giả định phân phối cụ thể nên bắt được quan hệ phức tạp hơn F-test. Đặc biệt hiệu quả với categorical features đã được label-encode.</w:t>
       </w:r>
     </w:p>
     <w:p>
       <w:pPr>
         <w:pStyle w:val="Heading2"/>
-        <w:spacing w:after="80" w:before="240"/>
-      </w:pPr>
-      <w:r>
-        <w:t xml:space="preserve">3.3 Wrapper Method – RFE (Recursive Feature Elimination)</w:t>
-      </w:r>
-    </w:p>
-    <w:p>
-      <w:pPr>
-        <w:spacing w:after="120"/>
+        <w:spacing w:after="120" w:before="320"/>
+      </w:pPr>
+      <w:r>
+        <w:rPr>
+          <w:rFonts w:ascii="Times New Roman" w:cs="Times New Roman" w:eastAsia="Times New Roman" w:hAnsi="Times New Roman"/>
+          <w:b/>
+          <w:bCs/>
+          <w:color w:val="000000"/>
+          <w:sz w:val="36"/>
+          <w:szCs w:val="36"/>
+        </w:rPr>
+        <w:t xml:space="preserve">3.3 Wrapper – Recursive Feature Elimination (RFE)</w:t>
+      </w:r>
+    </w:p>
+    <w:p>
+      <w:pPr>
+        <w:spacing w:after="160"/>
+        <w:ind w:firstLine="720"/>
         <w:jc w:val="both"/>
       </w:pPr>
       <w:r>
-        <w:t xml:space="preserve">Sử dụng Random Forest làm estimator, lần lượt loại bỏ đặc trưng kém quan trọng nhất sau mỗi vòng lặp cho đến khi còn K = 15 đặc trưng. Ưu điểm: xét tương tác giữa các đặc trưng. Nhược điểm: chi phí tính toán cao hơn.</w:t>
+        <w:rPr>
+          <w:rFonts w:ascii="Times New Roman" w:cs="Times New Roman" w:eastAsia="Times New Roman" w:hAnsi="Times New Roman"/>
+          <w:color w:val="000000"/>
+          <w:sz w:val="32"/>
+          <w:szCs w:val="32"/>
+        </w:rPr>
+        <w:t xml:space="preserve">Sử dụng RandomForest (20 cây) làm estimator. RFE lần lượt loại bỏ đặc trưng kém quan trọng nhất sau mỗi vòng lặp cho đến khi còn K = 20 đặc trưng. Ưu điểm: xét được tương tác giữa các đặc trưng. Nhược điểm: chi phí tính toán cao hơn Filter.</w:t>
       </w:r>
     </w:p>
     <w:p>
       <w:pPr>
         <w:pStyle w:val="Heading2"/>
-        <w:spacing w:after="80" w:before="240"/>
-      </w:pPr>
-      <w:r>
-        <w:t xml:space="preserve">3.4 Embedded Method – XGBoost Feature Importance</w:t>
-      </w:r>
-    </w:p>
-    <w:p>
-      <w:pPr>
-        <w:spacing w:after="120"/>
+        <w:spacing w:after="120" w:before="320"/>
+      </w:pPr>
+      <w:r>
+        <w:rPr>
+          <w:rFonts w:ascii="Times New Roman" w:cs="Times New Roman" w:eastAsia="Times New Roman" w:hAnsi="Times New Roman"/>
+          <w:b/>
+          <w:bCs/>
+          <w:color w:val="000000"/>
+          <w:sz w:val="36"/>
+          <w:szCs w:val="36"/>
+        </w:rPr>
+        <w:t xml:space="preserve">3.4 Embedded – XGBoost Feature Importance</w:t>
+      </w:r>
+    </w:p>
+    <w:p>
+      <w:pPr>
+        <w:spacing w:after="160"/>
+        <w:ind w:firstLine="720"/>
         <w:jc w:val="both"/>
       </w:pPr>
       <w:r>
-        <w:t xml:space="preserve">Tận dụng Feature Importance được học tự nhiên trong quá trình huấn luyện XGBoost (dựa trên gain – tổng độ giảm impurity khi đặc trưng được dùng để phân tách). Cân bằng tốt giữa tốc độ và độ chính xác.</w:t>
-      </w:r>
-    </w:p>
-    <w:p>
-      <w:pPr>
-        <w:spacing w:after="60"/>
+        <w:rPr>
+          <w:rFonts w:ascii="Times New Roman" w:cs="Times New Roman" w:eastAsia="Times New Roman" w:hAnsi="Times New Roman"/>
+          <w:color w:val="000000"/>
+          <w:sz w:val="32"/>
+          <w:szCs w:val="32"/>
+        </w:rPr>
+        <w:t xml:space="preserve">Huấn luyện XGBRegressor trên toàn bộ 79 đặc trưng, sau đó lấy 20 đặc trưng có feature_importances_ cao nhất (dựa trên gain). Phương pháp này chọn đúng K = 20 features, cân bằng tốt giữa tốc độ và chất lượng. Khác với SelectFromModel, cách này đảm bảo luôn trả về đúng số lượng features yêu cầu.</w:t>
+      </w:r>
+    </w:p>
+    <w:p>
+      <w:pPr>
+        <w:spacing w:after="60" w:before="160"/>
         <w:jc w:val="center"/>
       </w:pPr>
       <w:r>
         <w:drawing>
           <wp:inline distT="0" distB="0" distL="0" distR="0">
-            <wp:extent cx="4572000" cy="3048000"/>
+            <wp:extent cx="4667250" cy="3048000"/>
             <wp:effectExtent t="0" r="0" b="0" l="0"/>
             <wp:docPr id="1" name="" descr="" title=""/>
             <wp:cNvGraphicFramePr>
@@ -736,7 +859,7 @@
                   <pic:spPr bwMode="auto">
                     <a:xfrm>
                       <a:off x="0" y="0"/>
-                      <a:ext cx="4572000" cy="3048000"/>
+                      <a:ext cx="4667250" cy="3048000"/>
                     </a:xfrm>
                     <a:prstGeom prst="rect">
                       <a:avLst/>
@@ -751,17 +874,19 @@
     </w:p>
     <w:p>
       <w:pPr>
-        <w:spacing w:after="200"/>
+        <w:spacing w:after="240"/>
         <w:jc w:val="center"/>
       </w:pPr>
       <w:r>
         <w:rPr>
+          <w:rFonts w:ascii="Times New Roman" w:cs="Times New Roman" w:eastAsia="Times New Roman" w:hAnsi="Times New Roman"/>
           <w:i/>
           <w:iCs/>
-          <w:sz w:val="20"/>
-          <w:szCs w:val="20"/>
-        </w:rPr>
-        <w:t xml:space="preserve">Hình 3. Top 15 đặc trưng quan trọng nhất theo phương pháp Embedded (XGBoost)</w:t>
+          <w:color w:val="000000"/>
+          <w:sz w:val="28"/>
+          <w:szCs w:val="28"/>
+        </w:rPr>
+        <w:t xml:space="preserve">Hình 3. Top 15 đặc trưng quan trọng nhất – Phương pháp Embedded (XGBoost Feature Importance)</w:t>
       </w:r>
     </w:p>
     <w:p>
@@ -772,64 +897,117 @@
     <w:p>
       <w:pPr>
         <w:pStyle w:val="Heading1"/>
-        <w:spacing w:after="120" w:before="360"/>
-      </w:pPr>
-      <w:r>
-        <w:t xml:space="preserve">4. Mô hình học máy</w:t>
+        <w:spacing w:after="160" w:before="480"/>
+      </w:pPr>
+      <w:r>
+        <w:rPr>
+          <w:rFonts w:ascii="Times New Roman" w:cs="Times New Roman" w:eastAsia="Times New Roman" w:hAnsi="Times New Roman"/>
+          <w:b/>
+          <w:bCs/>
+          <w:color w:val="000000"/>
+          <w:sz w:val="40"/>
+          <w:szCs w:val="40"/>
+        </w:rPr>
+        <w:t xml:space="preserve">4. Xây dựng mô hình học máy</w:t>
       </w:r>
     </w:p>
     <w:p>
       <w:pPr>
         <w:pStyle w:val="Heading2"/>
-        <w:spacing w:after="80" w:before="240"/>
-      </w:pPr>
-      <w:r>
+        <w:spacing w:after="120" w:before="320"/>
+      </w:pPr>
+      <w:r>
+        <w:rPr>
+          <w:rFonts w:ascii="Times New Roman" w:cs="Times New Roman" w:eastAsia="Times New Roman" w:hAnsi="Times New Roman"/>
+          <w:b/>
+          <w:bCs/>
+          <w:color w:val="000000"/>
+          <w:sz w:val="36"/>
+          <w:szCs w:val="36"/>
+        </w:rPr>
         <w:t xml:space="preserve">4.1 Support Vector Machine (SVM)</w:t>
       </w:r>
     </w:p>
     <w:p>
       <w:pPr>
-        <w:spacing w:after="120"/>
+        <w:spacing w:after="160"/>
+        <w:ind w:firstLine="720"/>
         <w:jc w:val="both"/>
       </w:pPr>
       <w:r>
-        <w:t xml:space="preserve">Cấu hình: SVR với kernel RBF, C = 10, ε = 0.1. SVM tìm siêu phẳng tối ưu trong không gian đặc trưng chiều cao để hồi quy. Thích hợp với dữ liệu nhỏ và vừa, nhưng nhạy cảm với số lượng đặc trưng lớn và outliers.</w:t>
+        <w:rPr>
+          <w:rFonts w:ascii="Times New Roman" w:cs="Times New Roman" w:eastAsia="Times New Roman" w:hAnsi="Times New Roman"/>
+          <w:color w:val="000000"/>
+          <w:sz w:val="32"/>
+          <w:szCs w:val="32"/>
+        </w:rPr>
+        <w:t xml:space="preserve">Cấu hình: SVR với kernel RBF, C = 100, ε = 0.1. Kernel RBF (Radial Basis Function) phù hợp hơn kernel linear cho bài toán hồi quy phi tuyến như dự đoán giá nhà. C = 100 cho phép mô hình linh hoạt hơn nhưng vẫn có regularization. SVM nhạy cảm với số chiều cao và tốc độ huấn luyện chậm hơn hai mô hình còn lại.</w:t>
       </w:r>
     </w:p>
     <w:p>
       <w:pPr>
         <w:pStyle w:val="Heading2"/>
-        <w:spacing w:after="80" w:before="240"/>
-      </w:pPr>
-      <w:r>
+        <w:spacing w:after="120" w:before="320"/>
+      </w:pPr>
+      <w:r>
+        <w:rPr>
+          <w:rFonts w:ascii="Times New Roman" w:cs="Times New Roman" w:eastAsia="Times New Roman" w:hAnsi="Times New Roman"/>
+          <w:b/>
+          <w:bCs/>
+          <w:color w:val="000000"/>
+          <w:sz w:val="36"/>
+          <w:szCs w:val="36"/>
+        </w:rPr>
         <w:t xml:space="preserve">4.2 Random Forest</w:t>
       </w:r>
     </w:p>
     <w:p>
       <w:pPr>
-        <w:spacing w:after="120"/>
+        <w:spacing w:after="160"/>
+        <w:ind w:firstLine="720"/>
         <w:jc w:val="both"/>
       </w:pPr>
       <w:r>
-        <w:t xml:space="preserve">Cấu hình: 100 cây quyết định, random_state = 42. Random Forest kết hợp dự đoán của nhiều cây độc lập (bagging), giảm variance và tránh overfitting. Hiệu quả tốt với dữ liệu dạng bảng có đặc trưng hỗn hợp.</w:t>
+        <w:rPr>
+          <w:rFonts w:ascii="Times New Roman" w:cs="Times New Roman" w:eastAsia="Times New Roman" w:hAnsi="Times New Roman"/>
+          <w:color w:val="000000"/>
+          <w:sz w:val="32"/>
+          <w:szCs w:val="32"/>
+        </w:rPr>
+        <w:t xml:space="preserve">Cấu hình: 100 cây quyết định, random_state = 42. Kỹ thuật Bagging kết hợp dự đoán của nhiều cây độc lập, xây dựng trên subset ngẫu nhiên của dữ liệu và đặc trưng. Mô hình ổn định, ít overfitting, hoạt động tốt trên dữ liệu dạng bảng với nhiều đặc trưng hỗn hợp.</w:t>
       </w:r>
     </w:p>
     <w:p>
       <w:pPr>
         <w:pStyle w:val="Heading2"/>
-        <w:spacing w:after="80" w:before="240"/>
-      </w:pPr>
-      <w:r>
+        <w:spacing w:after="120" w:before="320"/>
+      </w:pPr>
+      <w:r>
+        <w:rPr>
+          <w:rFonts w:ascii="Times New Roman" w:cs="Times New Roman" w:eastAsia="Times New Roman" w:hAnsi="Times New Roman"/>
+          <w:b/>
+          <w:bCs/>
+          <w:color w:val="000000"/>
+          <w:sz w:val="36"/>
+          <w:szCs w:val="36"/>
+        </w:rPr>
         <w:t xml:space="preserve">4.3 XGBoost (Extreme Gradient Boosting)</w:t>
       </w:r>
     </w:p>
     <w:p>
       <w:pPr>
-        <w:spacing w:after="120"/>
+        <w:spacing w:after="160"/>
+        <w:ind w:firstLine="720"/>
         <w:jc w:val="both"/>
       </w:pPr>
       <w:r>
-        <w:t xml:space="preserve">Cấu hình: 100 cây, random_state = 42. XGBoost là thuật toán boosting xây dựng cây tuần tự, mỗi cây sửa lỗi của cây trước. Được biết đến với hiệu suất cao trong các cuộc thi Kaggle về dữ liệu dạng bảng.</w:t>
+        <w:rPr>
+          <w:rFonts w:ascii="Times New Roman" w:cs="Times New Roman" w:eastAsia="Times New Roman" w:hAnsi="Times New Roman"/>
+          <w:color w:val="000000"/>
+          <w:sz w:val="32"/>
+          <w:szCs w:val="32"/>
+        </w:rPr>
+        <w:t xml:space="preserve">Cấu hình: XGBRegressor với objective="reg:squarederror", random_state = 42. Xây dựng cây tuần tự theo Gradient Boosting – mỗi cây bổ sung sửa lỗi của cây trước. Hỗ trợ regularization L1/L2 tích hợp, xử lý missing values tự động, song song hóa hiệu quả. Đạt R² cao nhất trong thử nghiệm (0.9065 với Baseline).</w:t>
       </w:r>
     </w:p>
     <w:p>
@@ -840,38 +1018,57 @@
     <w:p>
       <w:pPr>
         <w:pStyle w:val="Heading1"/>
-        <w:spacing w:after="120" w:before="360"/>
-      </w:pPr>
-      <w:r>
+        <w:spacing w:after="160" w:before="480"/>
+      </w:pPr>
+      <w:r>
+        <w:rPr>
+          <w:rFonts w:ascii="Times New Roman" w:cs="Times New Roman" w:eastAsia="Times New Roman" w:hAnsi="Times New Roman"/>
+          <w:b/>
+          <w:bCs/>
+          <w:color w:val="000000"/>
+          <w:sz w:val="40"/>
+          <w:szCs w:val="40"/>
+        </w:rPr>
         <w:t xml:space="preserve">5. Kết quả và đánh giá</w:t>
       </w:r>
     </w:p>
     <w:p>
       <w:pPr>
         <w:pStyle w:val="Heading2"/>
-        <w:spacing w:after="80" w:before="240"/>
-      </w:pPr>
-      <w:r>
+        <w:spacing w:after="120" w:before="320"/>
+      </w:pPr>
+      <w:r>
+        <w:rPr>
+          <w:rFonts w:ascii="Times New Roman" w:cs="Times New Roman" w:eastAsia="Times New Roman" w:hAnsi="Times New Roman"/>
+          <w:b/>
+          <w:bCs/>
+          <w:color w:val="000000"/>
+          <w:sz w:val="36"/>
+          <w:szCs w:val="36"/>
+        </w:rPr>
         <w:t xml:space="preserve">5.1 Bảng kết quả tổng hợp</w:t>
       </w:r>
     </w:p>
     <w:p>
       <w:pPr>
-        <w:spacing w:after="120"/>
+        <w:spacing w:after="160"/>
+        <w:ind w:firstLine="720"/>
         <w:jc w:val="both"/>
       </w:pPr>
       <w:r>
-        <w:t xml:space="preserve">Bảng dưới đây trình bày R², RMSE và MAE của từng tổ hợp (Phương pháp Feature Selection × Mô hình). Ô xanh lá: R² ≥ 0.85; ô đỏ: R² &lt; 0.</w:t>
-      </w:r>
-    </w:p>
-    <w:p>
-      <w:pPr>
-        <w:spacing w:after="160"/>
-      </w:pPr>
-    </w:p>
+        <w:rPr>
+          <w:rFonts w:ascii="Times New Roman" w:cs="Times New Roman" w:eastAsia="Times New Roman" w:hAnsi="Times New Roman"/>
+          <w:color w:val="000000"/>
+          <w:sz w:val="32"/>
+          <w:szCs w:val="32"/>
+        </w:rPr>
+        <w:t xml:space="preserve">Bảng 1 trình bày R² và RMSE của toàn bộ 15 tổ hợp (5 phương pháp × 3 mô hình). Ô xanh đậm: R² ≥ 0.89; ô trắng: 0.80 ≤ R² &lt; 0.89; ô đỏ nhạt: R² &lt; 0.20.</w:t>
+      </w:r>
+    </w:p>
+    <w:p/>
     <w:tbl>
       <w:tblPr>
-        <w:tblW w:type="dxa" w:w="8000"/>
+        <w:tblW w:type="dxa" w:w="8700"/>
         <w:tblBorders>
           <w:top w:val="single" w:color="auto" w:sz="4"/>
           <w:left w:val="single" w:color="auto" w:sz="4"/>
@@ -896,7 +1093,7 @@
         <w:tc>
           <w:tcPr>
             <w:tcW w:type="dxa" w:w="2400"/>
-            <w:shd w:fill="2196F3" w:color="FFFFFF" w:val="clear"/>
+            <w:shd w:fill="2C3E50" w:val="clear"/>
             <w:vAlign w:val="center"/>
           </w:tcPr>
           <w:p>
@@ -905,11 +1102,12 @@
             </w:pPr>
             <w:r>
               <w:rPr>
+                <w:rFonts w:ascii="Times New Roman" w:cs="Times New Roman" w:eastAsia="Times New Roman" w:hAnsi="Times New Roman"/>
                 <w:b/>
                 <w:bCs/>
                 <w:color w:val="FFFFFF"/>
-                <w:sz w:val="20"/>
-                <w:szCs w:val="20"/>
+                <w:sz w:val="28"/>
+                <w:szCs w:val="28"/>
               </w:rPr>
               <w:t xml:space="preserve">Phương pháp</w:t>
             </w:r>
@@ -918,7 +1116,7 @@
         <w:tc>
           <w:tcPr>
             <w:tcW w:type="dxa" w:w="1600"/>
-            <w:shd w:fill="2196F3" w:color="FFFFFF" w:val="clear"/>
+            <w:shd w:fill="2C3E50" w:val="clear"/>
             <w:vAlign w:val="center"/>
           </w:tcPr>
           <w:p>
@@ -927,11 +1125,12 @@
             </w:pPr>
             <w:r>
               <w:rPr>
+                <w:rFonts w:ascii="Times New Roman" w:cs="Times New Roman" w:eastAsia="Times New Roman" w:hAnsi="Times New Roman"/>
                 <w:b/>
                 <w:bCs/>
                 <w:color w:val="FFFFFF"/>
-                <w:sz w:val="20"/>
-                <w:szCs w:val="20"/>
+                <w:sz w:val="28"/>
+                <w:szCs w:val="28"/>
               </w:rPr>
               <w:t xml:space="preserve">Mô hình</w:t>
             </w:r>
@@ -940,7 +1139,7 @@
         <w:tc>
           <w:tcPr>
             <w:tcW w:type="dxa" w:w="900"/>
-            <w:shd w:fill="2196F3" w:color="FFFFFF" w:val="clear"/>
+            <w:shd w:fill="2C3E50" w:val="clear"/>
             <w:vAlign w:val="center"/>
           </w:tcPr>
           <w:p>
@@ -949,11 +1148,12 @@
             </w:pPr>
             <w:r>
               <w:rPr>
+                <w:rFonts w:ascii="Times New Roman" w:cs="Times New Roman" w:eastAsia="Times New Roman" w:hAnsi="Times New Roman"/>
                 <w:b/>
                 <w:bCs/>
                 <w:color w:val="FFFFFF"/>
-                <w:sz w:val="20"/>
-                <w:szCs w:val="20"/>
+                <w:sz w:val="28"/>
+                <w:szCs w:val="28"/>
               </w:rPr>
               <w:t xml:space="preserve">Features</w:t>
             </w:r>
@@ -962,7 +1162,7 @@
         <w:tc>
           <w:tcPr>
             <w:tcW w:type="dxa" w:w="900"/>
-            <w:shd w:fill="2196F3" w:color="FFFFFF" w:val="clear"/>
+            <w:shd w:fill="2C3E50" w:val="clear"/>
             <w:vAlign w:val="center"/>
           </w:tcPr>
           <w:p>
@@ -971,11 +1171,12 @@
             </w:pPr>
             <w:r>
               <w:rPr>
+                <w:rFonts w:ascii="Times New Roman" w:cs="Times New Roman" w:eastAsia="Times New Roman" w:hAnsi="Times New Roman"/>
                 <w:b/>
                 <w:bCs/>
                 <w:color w:val="FFFFFF"/>
-                <w:sz w:val="20"/>
-                <w:szCs w:val="20"/>
+                <w:sz w:val="28"/>
+                <w:szCs w:val="28"/>
               </w:rPr>
               <w:t xml:space="preserve">R²</w:t>
             </w:r>
@@ -983,8 +1184,8 @@
         </w:tc>
         <w:tc>
           <w:tcPr>
-            <w:tcW w:type="dxa" w:w="1100"/>
-            <w:shd w:fill="2196F3" w:color="FFFFFF" w:val="clear"/>
+            <w:tcW w:type="dxa" w:w="1700"/>
+            <w:shd w:fill="2C3E50" w:val="clear"/>
             <w:vAlign w:val="center"/>
           </w:tcPr>
           <w:p>
@@ -993,20 +1194,21 @@
             </w:pPr>
             <w:r>
               <w:rPr>
+                <w:rFonts w:ascii="Times New Roman" w:cs="Times New Roman" w:eastAsia="Times New Roman" w:hAnsi="Times New Roman"/>
                 <w:b/>
                 <w:bCs/>
                 <w:color w:val="FFFFFF"/>
-                <w:sz w:val="20"/>
-                <w:szCs w:val="20"/>
-              </w:rPr>
-              <w:t xml:space="preserve">RMSE</w:t>
-            </w:r>
-          </w:p>
-        </w:tc>
-        <w:tc>
-          <w:tcPr>
-            <w:tcW w:type="dxa" w:w="1100"/>
-            <w:shd w:fill="2196F3" w:color="FFFFFF" w:val="clear"/>
+                <w:sz w:val="28"/>
+                <w:szCs w:val="28"/>
+              </w:rPr>
+              <w:t xml:space="preserve">RMSE (nghìn USD)</w:t>
+            </w:r>
+          </w:p>
+        </w:tc>
+        <w:tc>
+          <w:tcPr>
+            <w:tcW w:type="dxa" w:w="1200"/>
+            <w:shd w:fill="2C3E50" w:val="clear"/>
             <w:vAlign w:val="center"/>
           </w:tcPr>
           <w:p>
@@ -1015,13 +1217,14 @@
             </w:pPr>
             <w:r>
               <w:rPr>
+                <w:rFonts w:ascii="Times New Roman" w:cs="Times New Roman" w:eastAsia="Times New Roman" w:hAnsi="Times New Roman"/>
                 <w:b/>
                 <w:bCs/>
                 <w:color w:val="FFFFFF"/>
-                <w:sz w:val="20"/>
-                <w:szCs w:val="20"/>
-              </w:rPr>
-              <w:t xml:space="preserve">MAE</w:t>
+                <w:sz w:val="28"/>
+                <w:szCs w:val="28"/>
+              </w:rPr>
+              <w:t xml:space="preserve">Ghi chú</w:t>
             </w:r>
           </w:p>
         </w:tc>
@@ -1030,7 +1233,7 @@
         <w:tc>
           <w:tcPr>
             <w:tcW w:type="dxa" w:w="2400"/>
-            <w:shd w:fill="FFEBEE" w:val="clear"/>
+            <w:shd w:fill="FDEDEC" w:val="clear"/>
           </w:tcPr>
           <w:p>
             <w:pPr>
@@ -1038,8 +1241,10 @@
             </w:pPr>
             <w:r>
               <w:rPr>
-                <w:sz w:val="18"/>
-                <w:szCs w:val="18"/>
+                <w:rFonts w:ascii="Times New Roman" w:cs="Times New Roman" w:eastAsia="Times New Roman" w:hAnsi="Times New Roman"/>
+                <w:color w:val="000000"/>
+                <w:sz w:val="28"/>
+                <w:szCs w:val="28"/>
               </w:rPr>
               <w:t xml:space="preserve">All Features (Baseline)</w:t>
             </w:r>
@@ -1048,7 +1253,7 @@
         <w:tc>
           <w:tcPr>
             <w:tcW w:type="dxa" w:w="1600"/>
-            <w:shd w:fill="FFEBEE" w:val="clear"/>
+            <w:shd w:fill="FDEDEC" w:val="clear"/>
           </w:tcPr>
           <w:p>
             <w:pPr>
@@ -1056,8 +1261,10 @@
             </w:pPr>
             <w:r>
               <w:rPr>
-                <w:sz w:val="18"/>
-                <w:szCs w:val="18"/>
+                <w:rFonts w:ascii="Times New Roman" w:cs="Times New Roman" w:eastAsia="Times New Roman" w:hAnsi="Times New Roman"/>
+                <w:color w:val="000000"/>
+                <w:sz w:val="28"/>
+                <w:szCs w:val="28"/>
               </w:rPr>
               <w:t xml:space="preserve">SVM</w:t>
             </w:r>
@@ -1066,72 +1273,80 @@
         <w:tc>
           <w:tcPr>
             <w:tcW w:type="dxa" w:w="900"/>
-            <w:shd w:fill="FFEBEE" w:val="clear"/>
-          </w:tcPr>
-          <w:p>
-            <w:pPr>
-              <w:jc w:val="center"/>
-            </w:pPr>
-            <w:r>
-              <w:rPr>
-                <w:sz w:val="18"/>
-                <w:szCs w:val="18"/>
-              </w:rPr>
-              <w:t xml:space="preserve">40</w:t>
+            <w:shd w:fill="FDEDEC" w:val="clear"/>
+          </w:tcPr>
+          <w:p>
+            <w:pPr>
+              <w:jc w:val="center"/>
+            </w:pPr>
+            <w:r>
+              <w:rPr>
+                <w:rFonts w:ascii="Times New Roman" w:cs="Times New Roman" w:eastAsia="Times New Roman" w:hAnsi="Times New Roman"/>
+                <w:color w:val="000000"/>
+                <w:sz w:val="28"/>
+                <w:szCs w:val="28"/>
+              </w:rPr>
+              <w:t xml:space="preserve">79</w:t>
             </w:r>
           </w:p>
         </w:tc>
         <w:tc>
           <w:tcPr>
             <w:tcW w:type="dxa" w:w="900"/>
-            <w:shd w:fill="FFEBEE" w:val="clear"/>
-          </w:tcPr>
-          <w:p>
-            <w:pPr>
-              <w:jc w:val="center"/>
-            </w:pPr>
-            <w:r>
-              <w:rPr>
-                <w:sz w:val="18"/>
-                <w:szCs w:val="18"/>
-              </w:rPr>
-              <w:t xml:space="preserve">-0.3948</w:t>
-            </w:r>
-          </w:p>
-        </w:tc>
-        <w:tc>
-          <w:tcPr>
-            <w:tcW w:type="dxa" w:w="1100"/>
-            <w:shd w:fill="FFEBEE" w:val="clear"/>
-          </w:tcPr>
-          <w:p>
-            <w:pPr>
-              <w:jc w:val="center"/>
-            </w:pPr>
-            <w:r>
-              <w:rPr>
-                <w:sz w:val="18"/>
-                <w:szCs w:val="18"/>
-              </w:rPr>
-              <w:t xml:space="preserve">43361</w:t>
-            </w:r>
-          </w:p>
-        </w:tc>
-        <w:tc>
-          <w:tcPr>
-            <w:tcW w:type="dxa" w:w="1100"/>
-            <w:shd w:fill="FFEBEE" w:val="clear"/>
-          </w:tcPr>
-          <w:p>
-            <w:pPr>
-              <w:jc w:val="center"/>
-            </w:pPr>
-            <w:r>
-              <w:rPr>
-                <w:sz w:val="18"/>
-                <w:szCs w:val="18"/>
-              </w:rPr>
-              <w:t xml:space="preserve">23138</w:t>
+            <w:shd w:fill="FDEDEC" w:val="clear"/>
+          </w:tcPr>
+          <w:p>
+            <w:pPr>
+              <w:jc w:val="center"/>
+            </w:pPr>
+            <w:r>
+              <w:rPr>
+                <w:rFonts w:ascii="Times New Roman" w:cs="Times New Roman" w:eastAsia="Times New Roman" w:hAnsi="Times New Roman"/>
+                <w:color w:val="000000"/>
+                <w:sz w:val="28"/>
+                <w:szCs w:val="28"/>
+              </w:rPr>
+              <w:t xml:space="preserve">0.0412</w:t>
+            </w:r>
+          </w:p>
+        </w:tc>
+        <w:tc>
+          <w:tcPr>
+            <w:tcW w:type="dxa" w:w="1700"/>
+            <w:shd w:fill="FDEDEC" w:val="clear"/>
+          </w:tcPr>
+          <w:p>
+            <w:pPr>
+              <w:jc w:val="center"/>
+            </w:pPr>
+            <w:r>
+              <w:rPr>
+                <w:rFonts w:ascii="Times New Roman" w:cs="Times New Roman" w:eastAsia="Times New Roman" w:hAnsi="Times New Roman"/>
+                <w:color w:val="000000"/>
+                <w:sz w:val="28"/>
+                <w:szCs w:val="28"/>
+              </w:rPr>
+              <w:t xml:space="preserve">85.757</w:t>
+            </w:r>
+          </w:p>
+        </w:tc>
+        <w:tc>
+          <w:tcPr>
+            <w:tcW w:type="dxa" w:w="1200"/>
+            <w:shd w:fill="FDEDEC" w:val="clear"/>
+          </w:tcPr>
+          <w:p>
+            <w:pPr>
+              <w:jc w:val="center"/>
+            </w:pPr>
+            <w:r>
+              <w:rPr>
+                <w:rFonts w:ascii="Times New Roman" w:cs="Times New Roman" w:eastAsia="Times New Roman" w:hAnsi="Times New Roman"/>
+                <w:color w:val="000000"/>
+                <w:sz w:val="28"/>
+                <w:szCs w:val="28"/>
+              </w:rPr>
+              <w:t xml:space="preserve">—</w:t>
             </w:r>
           </w:p>
         </w:tc>
@@ -1140,7 +1355,7 @@
         <w:tc>
           <w:tcPr>
             <w:tcW w:type="dxa" w:w="2400"/>
-            <w:shd w:fill="FFFFFF" w:val="clear"/>
+            <w:shd w:fill="D5F5E3" w:val="clear"/>
           </w:tcPr>
           <w:p>
             <w:pPr>
@@ -1148,8 +1363,10 @@
             </w:pPr>
             <w:r>
               <w:rPr>
-                <w:sz w:val="18"/>
-                <w:szCs w:val="18"/>
+                <w:rFonts w:ascii="Times New Roman" w:cs="Times New Roman" w:eastAsia="Times New Roman" w:hAnsi="Times New Roman"/>
+                <w:color w:val="000000"/>
+                <w:sz w:val="28"/>
+                <w:szCs w:val="28"/>
               </w:rPr>
               <w:t xml:space="preserve">All Features (Baseline)</w:t>
             </w:r>
@@ -1158,7 +1375,7 @@
         <w:tc>
           <w:tcPr>
             <w:tcW w:type="dxa" w:w="1600"/>
-            <w:shd w:fill="FFFFFF" w:val="clear"/>
+            <w:shd w:fill="D5F5E3" w:val="clear"/>
           </w:tcPr>
           <w:p>
             <w:pPr>
@@ -1166,8 +1383,10 @@
             </w:pPr>
             <w:r>
               <w:rPr>
-                <w:sz w:val="18"/>
-                <w:szCs w:val="18"/>
+                <w:rFonts w:ascii="Times New Roman" w:cs="Times New Roman" w:eastAsia="Times New Roman" w:hAnsi="Times New Roman"/>
+                <w:color w:val="000000"/>
+                <w:sz w:val="28"/>
+                <w:szCs w:val="28"/>
               </w:rPr>
               <w:t xml:space="preserve">Random Forest</w:t>
             </w:r>
@@ -1176,72 +1395,80 @@
         <w:tc>
           <w:tcPr>
             <w:tcW w:type="dxa" w:w="900"/>
-            <w:shd w:fill="FFFFFF" w:val="clear"/>
-          </w:tcPr>
-          <w:p>
-            <w:pPr>
-              <w:jc w:val="center"/>
-            </w:pPr>
-            <w:r>
-              <w:rPr>
-                <w:sz w:val="18"/>
-                <w:szCs w:val="18"/>
-              </w:rPr>
-              <w:t xml:space="preserve">40</w:t>
+            <w:shd w:fill="D5F5E3" w:val="clear"/>
+          </w:tcPr>
+          <w:p>
+            <w:pPr>
+              <w:jc w:val="center"/>
+            </w:pPr>
+            <w:r>
+              <w:rPr>
+                <w:rFonts w:ascii="Times New Roman" w:cs="Times New Roman" w:eastAsia="Times New Roman" w:hAnsi="Times New Roman"/>
+                <w:color w:val="000000"/>
+                <w:sz w:val="28"/>
+                <w:szCs w:val="28"/>
+              </w:rPr>
+              <w:t xml:space="preserve">79</w:t>
             </w:r>
           </w:p>
         </w:tc>
         <w:tc>
           <w:tcPr>
             <w:tcW w:type="dxa" w:w="900"/>
-            <w:shd w:fill="FFFFFF" w:val="clear"/>
-          </w:tcPr>
-          <w:p>
-            <w:pPr>
-              <w:jc w:val="center"/>
-            </w:pPr>
-            <w:r>
-              <w:rPr>
-                <w:sz w:val="18"/>
-                <w:szCs w:val="18"/>
-              </w:rPr>
-              <w:t xml:space="preserve">0.8184</w:t>
-            </w:r>
-          </w:p>
-        </w:tc>
-        <w:tc>
-          <w:tcPr>
-            <w:tcW w:type="dxa" w:w="1100"/>
-            <w:shd w:fill="FFFFFF" w:val="clear"/>
-          </w:tcPr>
-          <w:p>
-            <w:pPr>
-              <w:jc w:val="center"/>
-            </w:pPr>
-            <w:r>
-              <w:rPr>
-                <w:sz w:val="18"/>
-                <w:szCs w:val="18"/>
-              </w:rPr>
-              <w:t xml:space="preserve">15646</w:t>
-            </w:r>
-          </w:p>
-        </w:tc>
-        <w:tc>
-          <w:tcPr>
-            <w:tcW w:type="dxa" w:w="1100"/>
-            <w:shd w:fill="FFFFFF" w:val="clear"/>
-          </w:tcPr>
-          <w:p>
-            <w:pPr>
-              <w:jc w:val="center"/>
-            </w:pPr>
-            <w:r>
-              <w:rPr>
-                <w:sz w:val="18"/>
-                <w:szCs w:val="18"/>
-              </w:rPr>
-              <w:t xml:space="preserve">9294</w:t>
+            <w:shd w:fill="D5F5E3" w:val="clear"/>
+          </w:tcPr>
+          <w:p>
+            <w:pPr>
+              <w:jc w:val="center"/>
+            </w:pPr>
+            <w:r>
+              <w:rPr>
+                <w:rFonts w:ascii="Times New Roman" w:cs="Times New Roman" w:eastAsia="Times New Roman" w:hAnsi="Times New Roman"/>
+                <w:color w:val="000000"/>
+                <w:sz w:val="28"/>
+                <w:szCs w:val="28"/>
+              </w:rPr>
+              <w:t xml:space="preserve">0.8903</w:t>
+            </w:r>
+          </w:p>
+        </w:tc>
+        <w:tc>
+          <w:tcPr>
+            <w:tcW w:type="dxa" w:w="1700"/>
+            <w:shd w:fill="D5F5E3" w:val="clear"/>
+          </w:tcPr>
+          <w:p>
+            <w:pPr>
+              <w:jc w:val="center"/>
+            </w:pPr>
+            <w:r>
+              <w:rPr>
+                <w:rFonts w:ascii="Times New Roman" w:cs="Times New Roman" w:eastAsia="Times New Roman" w:hAnsi="Times New Roman"/>
+                <w:color w:val="000000"/>
+                <w:sz w:val="28"/>
+                <w:szCs w:val="28"/>
+              </w:rPr>
+              <w:t xml:space="preserve">29.002</w:t>
+            </w:r>
+          </w:p>
+        </w:tc>
+        <w:tc>
+          <w:tcPr>
+            <w:tcW w:type="dxa" w:w="1200"/>
+            <w:shd w:fill="D5F5E3" w:val="clear"/>
+          </w:tcPr>
+          <w:p>
+            <w:pPr>
+              <w:jc w:val="center"/>
+            </w:pPr>
+            <w:r>
+              <w:rPr>
+                <w:rFonts w:ascii="Times New Roman" w:cs="Times New Roman" w:eastAsia="Times New Roman" w:hAnsi="Times New Roman"/>
+                <w:color w:val="000000"/>
+                <w:sz w:val="28"/>
+                <w:szCs w:val="28"/>
+              </w:rPr>
+              <w:t xml:space="preserve">—</w:t>
             </w:r>
           </w:p>
         </w:tc>
@@ -1250,7 +1477,7 @@
         <w:tc>
           <w:tcPr>
             <w:tcW w:type="dxa" w:w="2400"/>
-            <w:shd w:fill="FFFFFF" w:val="clear"/>
+            <w:shd w:fill="D5F5E3" w:val="clear"/>
           </w:tcPr>
           <w:p>
             <w:pPr>
@@ -1258,8 +1485,10 @@
             </w:pPr>
             <w:r>
               <w:rPr>
-                <w:sz w:val="18"/>
-                <w:szCs w:val="18"/>
+                <w:rFonts w:ascii="Times New Roman" w:cs="Times New Roman" w:eastAsia="Times New Roman" w:hAnsi="Times New Roman"/>
+                <w:color w:val="000000"/>
+                <w:sz w:val="28"/>
+                <w:szCs w:val="28"/>
               </w:rPr>
               <w:t xml:space="preserve">All Features (Baseline)</w:t>
             </w:r>
@@ -1268,7 +1497,7 @@
         <w:tc>
           <w:tcPr>
             <w:tcW w:type="dxa" w:w="1600"/>
-            <w:shd w:fill="FFFFFF" w:val="clear"/>
+            <w:shd w:fill="D5F5E3" w:val="clear"/>
           </w:tcPr>
           <w:p>
             <w:pPr>
@@ -1276,8 +1505,10 @@
             </w:pPr>
             <w:r>
               <w:rPr>
-                <w:sz w:val="18"/>
-                <w:szCs w:val="18"/>
+                <w:rFonts w:ascii="Times New Roman" w:cs="Times New Roman" w:eastAsia="Times New Roman" w:hAnsi="Times New Roman"/>
+                <w:color w:val="000000"/>
+                <w:sz w:val="28"/>
+                <w:szCs w:val="28"/>
               </w:rPr>
               <w:t xml:space="preserve">XGBoost</w:t>
             </w:r>
@@ -1286,72 +1517,80 @@
         <w:tc>
           <w:tcPr>
             <w:tcW w:type="dxa" w:w="900"/>
-            <w:shd w:fill="FFFFFF" w:val="clear"/>
-          </w:tcPr>
-          <w:p>
-            <w:pPr>
-              <w:jc w:val="center"/>
-            </w:pPr>
-            <w:r>
-              <w:rPr>
-                <w:sz w:val="18"/>
-                <w:szCs w:val="18"/>
-              </w:rPr>
-              <w:t xml:space="preserve">40</w:t>
+            <w:shd w:fill="D5F5E3" w:val="clear"/>
+          </w:tcPr>
+          <w:p>
+            <w:pPr>
+              <w:jc w:val="center"/>
+            </w:pPr>
+            <w:r>
+              <w:rPr>
+                <w:rFonts w:ascii="Times New Roman" w:cs="Times New Roman" w:eastAsia="Times New Roman" w:hAnsi="Times New Roman"/>
+                <w:color w:val="000000"/>
+                <w:sz w:val="28"/>
+                <w:szCs w:val="28"/>
+              </w:rPr>
+              <w:t xml:space="preserve">79</w:t>
             </w:r>
           </w:p>
         </w:tc>
         <w:tc>
           <w:tcPr>
             <w:tcW w:type="dxa" w:w="900"/>
-            <w:shd w:fill="FFFFFF" w:val="clear"/>
-          </w:tcPr>
-          <w:p>
-            <w:pPr>
-              <w:jc w:val="center"/>
-            </w:pPr>
-            <w:r>
-              <w:rPr>
-                <w:sz w:val="18"/>
-                <w:szCs w:val="18"/>
-              </w:rPr>
-              <w:t xml:space="preserve">0.8255</w:t>
-            </w:r>
-          </w:p>
-        </w:tc>
-        <w:tc>
-          <w:tcPr>
-            <w:tcW w:type="dxa" w:w="1100"/>
-            <w:shd w:fill="FFFFFF" w:val="clear"/>
-          </w:tcPr>
-          <w:p>
-            <w:pPr>
-              <w:jc w:val="center"/>
-            </w:pPr>
-            <w:r>
-              <w:rPr>
-                <w:sz w:val="18"/>
-                <w:szCs w:val="18"/>
-              </w:rPr>
-              <w:t xml:space="preserve">15338</w:t>
-            </w:r>
-          </w:p>
-        </w:tc>
-        <w:tc>
-          <w:tcPr>
-            <w:tcW w:type="dxa" w:w="1100"/>
-            <w:shd w:fill="FFFFFF" w:val="clear"/>
-          </w:tcPr>
-          <w:p>
-            <w:pPr>
-              <w:jc w:val="center"/>
-            </w:pPr>
-            <w:r>
-              <w:rPr>
-                <w:sz w:val="18"/>
-                <w:szCs w:val="18"/>
-              </w:rPr>
-              <w:t xml:space="preserve">9263</w:t>
+            <w:shd w:fill="D5F5E3" w:val="clear"/>
+          </w:tcPr>
+          <w:p>
+            <w:pPr>
+              <w:jc w:val="center"/>
+            </w:pPr>
+            <w:r>
+              <w:rPr>
+                <w:rFonts w:ascii="Times New Roman" w:cs="Times New Roman" w:eastAsia="Times New Roman" w:hAnsi="Times New Roman"/>
+                <w:color w:val="000000"/>
+                <w:sz w:val="28"/>
+                <w:szCs w:val="28"/>
+              </w:rPr>
+              <w:t xml:space="preserve">0.9065</w:t>
+            </w:r>
+          </w:p>
+        </w:tc>
+        <w:tc>
+          <w:tcPr>
+            <w:tcW w:type="dxa" w:w="1700"/>
+            <w:shd w:fill="D5F5E3" w:val="clear"/>
+          </w:tcPr>
+          <w:p>
+            <w:pPr>
+              <w:jc w:val="center"/>
+            </w:pPr>
+            <w:r>
+              <w:rPr>
+                <w:rFonts w:ascii="Times New Roman" w:cs="Times New Roman" w:eastAsia="Times New Roman" w:hAnsi="Times New Roman"/>
+                <w:color w:val="000000"/>
+                <w:sz w:val="28"/>
+                <w:szCs w:val="28"/>
+              </w:rPr>
+              <w:t xml:space="preserve">26.786</w:t>
+            </w:r>
+          </w:p>
+        </w:tc>
+        <w:tc>
+          <w:tcPr>
+            <w:tcW w:type="dxa" w:w="1200"/>
+            <w:shd w:fill="D5F5E3" w:val="clear"/>
+          </w:tcPr>
+          <w:p>
+            <w:pPr>
+              <w:jc w:val="center"/>
+            </w:pPr>
+            <w:r>
+              <w:rPr>
+                <w:rFonts w:ascii="Times New Roman" w:cs="Times New Roman" w:eastAsia="Times New Roman" w:hAnsi="Times New Roman"/>
+                <w:color w:val="000000"/>
+                <w:sz w:val="28"/>
+                <w:szCs w:val="28"/>
+              </w:rPr>
+              <w:t xml:space="preserve">—</w:t>
             </w:r>
           </w:p>
         </w:tc>
@@ -1360,7 +1599,7 @@
         <w:tc>
           <w:tcPr>
             <w:tcW w:type="dxa" w:w="2400"/>
-            <w:shd w:fill="FFEBEE" w:val="clear"/>
+            <w:shd w:fill="FDEDEC" w:val="clear"/>
           </w:tcPr>
           <w:p>
             <w:pPr>
@@ -1368,8 +1607,10 @@
             </w:pPr>
             <w:r>
               <w:rPr>
-                <w:sz w:val="18"/>
-                <w:szCs w:val="18"/>
+                <w:rFonts w:ascii="Times New Roman" w:cs="Times New Roman" w:eastAsia="Times New Roman" w:hAnsi="Times New Roman"/>
+                <w:color w:val="000000"/>
+                <w:sz w:val="28"/>
+                <w:szCs w:val="28"/>
               </w:rPr>
               <w:t xml:space="preserve">Filter – F-test</w:t>
             </w:r>
@@ -1378,7 +1619,7 @@
         <w:tc>
           <w:tcPr>
             <w:tcW w:type="dxa" w:w="1600"/>
-            <w:shd w:fill="FFEBEE" w:val="clear"/>
+            <w:shd w:fill="FDEDEC" w:val="clear"/>
           </w:tcPr>
           <w:p>
             <w:pPr>
@@ -1386,8 +1627,10 @@
             </w:pPr>
             <w:r>
               <w:rPr>
-                <w:sz w:val="18"/>
-                <w:szCs w:val="18"/>
+                <w:rFonts w:ascii="Times New Roman" w:cs="Times New Roman" w:eastAsia="Times New Roman" w:hAnsi="Times New Roman"/>
+                <w:color w:val="000000"/>
+                <w:sz w:val="28"/>
+                <w:szCs w:val="28"/>
               </w:rPr>
               <w:t xml:space="preserve">SVM</w:t>
             </w:r>
@@ -1396,72 +1639,80 @@
         <w:tc>
           <w:tcPr>
             <w:tcW w:type="dxa" w:w="900"/>
-            <w:shd w:fill="FFEBEE" w:val="clear"/>
-          </w:tcPr>
-          <w:p>
-            <w:pPr>
-              <w:jc w:val="center"/>
-            </w:pPr>
-            <w:r>
-              <w:rPr>
-                <w:sz w:val="18"/>
-                <w:szCs w:val="18"/>
-              </w:rPr>
-              <w:t xml:space="preserve">15</w:t>
+            <w:shd w:fill="FDEDEC" w:val="clear"/>
+          </w:tcPr>
+          <w:p>
+            <w:pPr>
+              <w:jc w:val="center"/>
+            </w:pPr>
+            <w:r>
+              <w:rPr>
+                <w:rFonts w:ascii="Times New Roman" w:cs="Times New Roman" w:eastAsia="Times New Roman" w:hAnsi="Times New Roman"/>
+                <w:color w:val="000000"/>
+                <w:sz w:val="28"/>
+                <w:szCs w:val="28"/>
+              </w:rPr>
+              <w:t xml:space="preserve">20</w:t>
             </w:r>
           </w:p>
         </w:tc>
         <w:tc>
           <w:tcPr>
             <w:tcW w:type="dxa" w:w="900"/>
-            <w:shd w:fill="FFEBEE" w:val="clear"/>
-          </w:tcPr>
-          <w:p>
-            <w:pPr>
-              <w:jc w:val="center"/>
-            </w:pPr>
-            <w:r>
-              <w:rPr>
-                <w:sz w:val="18"/>
-                <w:szCs w:val="18"/>
-              </w:rPr>
-              <w:t xml:space="preserve">-0.3895</w:t>
-            </w:r>
-          </w:p>
-        </w:tc>
-        <w:tc>
-          <w:tcPr>
-            <w:tcW w:type="dxa" w:w="1100"/>
-            <w:shd w:fill="FFEBEE" w:val="clear"/>
-          </w:tcPr>
-          <w:p>
-            <w:pPr>
-              <w:jc w:val="center"/>
-            </w:pPr>
-            <w:r>
-              <w:rPr>
-                <w:sz w:val="18"/>
-                <w:szCs w:val="18"/>
-              </w:rPr>
-              <w:t xml:space="preserve">43277</w:t>
-            </w:r>
-          </w:p>
-        </w:tc>
-        <w:tc>
-          <w:tcPr>
-            <w:tcW w:type="dxa" w:w="1100"/>
-            <w:shd w:fill="FFEBEE" w:val="clear"/>
-          </w:tcPr>
-          <w:p>
-            <w:pPr>
-              <w:jc w:val="center"/>
-            </w:pPr>
-            <w:r>
-              <w:rPr>
-                <w:sz w:val="18"/>
-                <w:szCs w:val="18"/>
-              </w:rPr>
-              <w:t xml:space="preserve">23108</w:t>
+            <w:shd w:fill="FDEDEC" w:val="clear"/>
+          </w:tcPr>
+          <w:p>
+            <w:pPr>
+              <w:jc w:val="center"/>
+            </w:pPr>
+            <w:r>
+              <w:rPr>
+                <w:rFonts w:ascii="Times New Roman" w:cs="Times New Roman" w:eastAsia="Times New Roman" w:hAnsi="Times New Roman"/>
+                <w:color w:val="000000"/>
+                <w:sz w:val="28"/>
+                <w:szCs w:val="28"/>
+              </w:rPr>
+              <w:t xml:space="preserve">0.1045</w:t>
+            </w:r>
+          </w:p>
+        </w:tc>
+        <w:tc>
+          <w:tcPr>
+            <w:tcW w:type="dxa" w:w="1700"/>
+            <w:shd w:fill="FDEDEC" w:val="clear"/>
+          </w:tcPr>
+          <w:p>
+            <w:pPr>
+              <w:jc w:val="center"/>
+            </w:pPr>
+            <w:r>
+              <w:rPr>
+                <w:rFonts w:ascii="Times New Roman" w:cs="Times New Roman" w:eastAsia="Times New Roman" w:hAnsi="Times New Roman"/>
+                <w:color w:val="000000"/>
+                <w:sz w:val="28"/>
+                <w:szCs w:val="28"/>
+              </w:rPr>
+              <w:t xml:space="preserve">82.879</w:t>
+            </w:r>
+          </w:p>
+        </w:tc>
+        <w:tc>
+          <w:tcPr>
+            <w:tcW w:type="dxa" w:w="1200"/>
+            <w:shd w:fill="FDEDEC" w:val="clear"/>
+          </w:tcPr>
+          <w:p>
+            <w:pPr>
+              <w:jc w:val="center"/>
+            </w:pPr>
+            <w:r>
+              <w:rPr>
+                <w:rFonts w:ascii="Times New Roman" w:cs="Times New Roman" w:eastAsia="Times New Roman" w:hAnsi="Times New Roman"/>
+                <w:color w:val="000000"/>
+                <w:sz w:val="28"/>
+                <w:szCs w:val="28"/>
+              </w:rPr>
+              <w:t xml:space="preserve">—</w:t>
             </w:r>
           </w:p>
         </w:tc>
@@ -1470,7 +1721,7 @@
         <w:tc>
           <w:tcPr>
             <w:tcW w:type="dxa" w:w="2400"/>
-            <w:shd w:fill="E8F5E9" w:val="clear"/>
+            <w:shd w:fill="FDFEFE" w:val="clear"/>
           </w:tcPr>
           <w:p>
             <w:pPr>
@@ -1478,8 +1729,10 @@
             </w:pPr>
             <w:r>
               <w:rPr>
-                <w:sz w:val="18"/>
-                <w:szCs w:val="18"/>
+                <w:rFonts w:ascii="Times New Roman" w:cs="Times New Roman" w:eastAsia="Times New Roman" w:hAnsi="Times New Roman"/>
+                <w:color w:val="000000"/>
+                <w:sz w:val="28"/>
+                <w:szCs w:val="28"/>
               </w:rPr>
               <w:t xml:space="preserve">Filter – F-test</w:t>
             </w:r>
@@ -1488,7 +1741,7 @@
         <w:tc>
           <w:tcPr>
             <w:tcW w:type="dxa" w:w="1600"/>
-            <w:shd w:fill="E8F5E9" w:val="clear"/>
+            <w:shd w:fill="FDFEFE" w:val="clear"/>
           </w:tcPr>
           <w:p>
             <w:pPr>
@@ -1496,8 +1749,10 @@
             </w:pPr>
             <w:r>
               <w:rPr>
-                <w:sz w:val="18"/>
-                <w:szCs w:val="18"/>
+                <w:rFonts w:ascii="Times New Roman" w:cs="Times New Roman" w:eastAsia="Times New Roman" w:hAnsi="Times New Roman"/>
+                <w:color w:val="000000"/>
+                <w:sz w:val="28"/>
+                <w:szCs w:val="28"/>
               </w:rPr>
               <w:t xml:space="preserve">Random Forest</w:t>
             </w:r>
@@ -1506,72 +1761,80 @@
         <w:tc>
           <w:tcPr>
             <w:tcW w:type="dxa" w:w="900"/>
-            <w:shd w:fill="E8F5E9" w:val="clear"/>
-          </w:tcPr>
-          <w:p>
-            <w:pPr>
-              <w:jc w:val="center"/>
-            </w:pPr>
-            <w:r>
-              <w:rPr>
-                <w:sz w:val="18"/>
-                <w:szCs w:val="18"/>
-              </w:rPr>
-              <w:t xml:space="preserve">15</w:t>
+            <w:shd w:fill="FDFEFE" w:val="clear"/>
+          </w:tcPr>
+          <w:p>
+            <w:pPr>
+              <w:jc w:val="center"/>
+            </w:pPr>
+            <w:r>
+              <w:rPr>
+                <w:rFonts w:ascii="Times New Roman" w:cs="Times New Roman" w:eastAsia="Times New Roman" w:hAnsi="Times New Roman"/>
+                <w:color w:val="000000"/>
+                <w:sz w:val="28"/>
+                <w:szCs w:val="28"/>
+              </w:rPr>
+              <w:t xml:space="preserve">20</w:t>
             </w:r>
           </w:p>
         </w:tc>
         <w:tc>
           <w:tcPr>
             <w:tcW w:type="dxa" w:w="900"/>
-            <w:shd w:fill="E8F5E9" w:val="clear"/>
-          </w:tcPr>
-          <w:p>
-            <w:pPr>
-              <w:jc w:val="center"/>
-            </w:pPr>
-            <w:r>
-              <w:rPr>
-                <w:sz w:val="18"/>
-                <w:szCs w:val="18"/>
-              </w:rPr>
-              <w:t xml:space="preserve">0.8564</w:t>
-            </w:r>
-          </w:p>
-        </w:tc>
-        <w:tc>
-          <w:tcPr>
-            <w:tcW w:type="dxa" w:w="1100"/>
-            <w:shd w:fill="E8F5E9" w:val="clear"/>
-          </w:tcPr>
-          <w:p>
-            <w:pPr>
-              <w:jc w:val="center"/>
-            </w:pPr>
-            <w:r>
-              <w:rPr>
-                <w:sz w:val="18"/>
-                <w:szCs w:val="18"/>
-              </w:rPr>
-              <w:t xml:space="preserve">13915</w:t>
-            </w:r>
-          </w:p>
-        </w:tc>
-        <w:tc>
-          <w:tcPr>
-            <w:tcW w:type="dxa" w:w="1100"/>
-            <w:shd w:fill="E8F5E9" w:val="clear"/>
-          </w:tcPr>
-          <w:p>
-            <w:pPr>
-              <w:jc w:val="center"/>
-            </w:pPr>
-            <w:r>
-              <w:rPr>
-                <w:sz w:val="18"/>
-                <w:szCs w:val="18"/>
-              </w:rPr>
-              <w:t xml:space="preserve">8019</w:t>
+            <w:shd w:fill="FDFEFE" w:val="clear"/>
+          </w:tcPr>
+          <w:p>
+            <w:pPr>
+              <w:jc w:val="center"/>
+            </w:pPr>
+            <w:r>
+              <w:rPr>
+                <w:rFonts w:ascii="Times New Roman" w:cs="Times New Roman" w:eastAsia="Times New Roman" w:hAnsi="Times New Roman"/>
+                <w:color w:val="000000"/>
+                <w:sz w:val="28"/>
+                <w:szCs w:val="28"/>
+              </w:rPr>
+              <w:t xml:space="preserve">0.8833</w:t>
+            </w:r>
+          </w:p>
+        </w:tc>
+        <w:tc>
+          <w:tcPr>
+            <w:tcW w:type="dxa" w:w="1700"/>
+            <w:shd w:fill="FDFEFE" w:val="clear"/>
+          </w:tcPr>
+          <w:p>
+            <w:pPr>
+              <w:jc w:val="center"/>
+            </w:pPr>
+            <w:r>
+              <w:rPr>
+                <w:rFonts w:ascii="Times New Roman" w:cs="Times New Roman" w:eastAsia="Times New Roman" w:hAnsi="Times New Roman"/>
+                <w:color w:val="000000"/>
+                <w:sz w:val="28"/>
+                <w:szCs w:val="28"/>
+              </w:rPr>
+              <w:t xml:space="preserve">29.913</w:t>
+            </w:r>
+          </w:p>
+        </w:tc>
+        <w:tc>
+          <w:tcPr>
+            <w:tcW w:type="dxa" w:w="1200"/>
+            <w:shd w:fill="FDFEFE" w:val="clear"/>
+          </w:tcPr>
+          <w:p>
+            <w:pPr>
+              <w:jc w:val="center"/>
+            </w:pPr>
+            <w:r>
+              <w:rPr>
+                <w:rFonts w:ascii="Times New Roman" w:cs="Times New Roman" w:eastAsia="Times New Roman" w:hAnsi="Times New Roman"/>
+                <w:color w:val="000000"/>
+                <w:sz w:val="28"/>
+                <w:szCs w:val="28"/>
+              </w:rPr>
+              <w:t xml:space="preserve">—</w:t>
             </w:r>
           </w:p>
         </w:tc>
@@ -1580,7 +1843,7 @@
         <w:tc>
           <w:tcPr>
             <w:tcW w:type="dxa" w:w="2400"/>
-            <w:shd w:fill="E8F5E9" w:val="clear"/>
+            <w:shd w:fill="FDFEFE" w:val="clear"/>
           </w:tcPr>
           <w:p>
             <w:pPr>
@@ -1588,8 +1851,10 @@
             </w:pPr>
             <w:r>
               <w:rPr>
-                <w:sz w:val="18"/>
-                <w:szCs w:val="18"/>
+                <w:rFonts w:ascii="Times New Roman" w:cs="Times New Roman" w:eastAsia="Times New Roman" w:hAnsi="Times New Roman"/>
+                <w:color w:val="000000"/>
+                <w:sz w:val="28"/>
+                <w:szCs w:val="28"/>
               </w:rPr>
               <w:t xml:space="preserve">Filter – F-test</w:t>
             </w:r>
@@ -1598,7 +1863,7 @@
         <w:tc>
           <w:tcPr>
             <w:tcW w:type="dxa" w:w="1600"/>
-            <w:shd w:fill="E8F5E9" w:val="clear"/>
+            <w:shd w:fill="FDFEFE" w:val="clear"/>
           </w:tcPr>
           <w:p>
             <w:pPr>
@@ -1606,8 +1871,10 @@
             </w:pPr>
             <w:r>
               <w:rPr>
-                <w:sz w:val="18"/>
-                <w:szCs w:val="18"/>
+                <w:rFonts w:ascii="Times New Roman" w:cs="Times New Roman" w:eastAsia="Times New Roman" w:hAnsi="Times New Roman"/>
+                <w:color w:val="000000"/>
+                <w:sz w:val="28"/>
+                <w:szCs w:val="28"/>
               </w:rPr>
               <w:t xml:space="preserve">XGBoost</w:t>
             </w:r>
@@ -1616,72 +1883,80 @@
         <w:tc>
           <w:tcPr>
             <w:tcW w:type="dxa" w:w="900"/>
-            <w:shd w:fill="E8F5E9" w:val="clear"/>
-          </w:tcPr>
-          <w:p>
-            <w:pPr>
-              <w:jc w:val="center"/>
-            </w:pPr>
-            <w:r>
-              <w:rPr>
-                <w:sz w:val="18"/>
-                <w:szCs w:val="18"/>
-              </w:rPr>
-              <w:t xml:space="preserve">15</w:t>
+            <w:shd w:fill="FDFEFE" w:val="clear"/>
+          </w:tcPr>
+          <w:p>
+            <w:pPr>
+              <w:jc w:val="center"/>
+            </w:pPr>
+            <w:r>
+              <w:rPr>
+                <w:rFonts w:ascii="Times New Roman" w:cs="Times New Roman" w:eastAsia="Times New Roman" w:hAnsi="Times New Roman"/>
+                <w:color w:val="000000"/>
+                <w:sz w:val="28"/>
+                <w:szCs w:val="28"/>
+              </w:rPr>
+              <w:t xml:space="preserve">20</w:t>
             </w:r>
           </w:p>
         </w:tc>
         <w:tc>
           <w:tcPr>
             <w:tcW w:type="dxa" w:w="900"/>
-            <w:shd w:fill="E8F5E9" w:val="clear"/>
-          </w:tcPr>
-          <w:p>
-            <w:pPr>
-              <w:jc w:val="center"/>
-            </w:pPr>
-            <w:r>
-              <w:rPr>
-                <w:sz w:val="18"/>
-                <w:szCs w:val="18"/>
-              </w:rPr>
-              <w:t xml:space="preserve">0.8713</w:t>
-            </w:r>
-          </w:p>
-        </w:tc>
-        <w:tc>
-          <w:tcPr>
-            <w:tcW w:type="dxa" w:w="1100"/>
-            <w:shd w:fill="E8F5E9" w:val="clear"/>
-          </w:tcPr>
-          <w:p>
-            <w:pPr>
-              <w:jc w:val="center"/>
-            </w:pPr>
-            <w:r>
-              <w:rPr>
-                <w:sz w:val="18"/>
-                <w:szCs w:val="18"/>
-              </w:rPr>
-              <w:t xml:space="preserve">13171</w:t>
-            </w:r>
-          </w:p>
-        </w:tc>
-        <w:tc>
-          <w:tcPr>
-            <w:tcW w:type="dxa" w:w="1100"/>
-            <w:shd w:fill="E8F5E9" w:val="clear"/>
-          </w:tcPr>
-          <w:p>
-            <w:pPr>
-              <w:jc w:val="center"/>
-            </w:pPr>
-            <w:r>
-              <w:rPr>
-                <w:sz w:val="18"/>
-                <w:szCs w:val="18"/>
-              </w:rPr>
-              <w:t xml:space="preserve">7858</w:t>
+            <w:shd w:fill="FDFEFE" w:val="clear"/>
+          </w:tcPr>
+          <w:p>
+            <w:pPr>
+              <w:jc w:val="center"/>
+            </w:pPr>
+            <w:r>
+              <w:rPr>
+                <w:rFonts w:ascii="Times New Roman" w:cs="Times New Roman" w:eastAsia="Times New Roman" w:hAnsi="Times New Roman"/>
+                <w:color w:val="000000"/>
+                <w:sz w:val="28"/>
+                <w:szCs w:val="28"/>
+              </w:rPr>
+              <w:t xml:space="preserve">0.8703</w:t>
+            </w:r>
+          </w:p>
+        </w:tc>
+        <w:tc>
+          <w:tcPr>
+            <w:tcW w:type="dxa" w:w="1700"/>
+            <w:shd w:fill="FDFEFE" w:val="clear"/>
+          </w:tcPr>
+          <w:p>
+            <w:pPr>
+              <w:jc w:val="center"/>
+            </w:pPr>
+            <w:r>
+              <w:rPr>
+                <w:rFonts w:ascii="Times New Roman" w:cs="Times New Roman" w:eastAsia="Times New Roman" w:hAnsi="Times New Roman"/>
+                <w:color w:val="000000"/>
+                <w:sz w:val="28"/>
+                <w:szCs w:val="28"/>
+              </w:rPr>
+              <w:t xml:space="preserve">31.539</w:t>
+            </w:r>
+          </w:p>
+        </w:tc>
+        <w:tc>
+          <w:tcPr>
+            <w:tcW w:type="dxa" w:w="1200"/>
+            <w:shd w:fill="FDFEFE" w:val="clear"/>
+          </w:tcPr>
+          <w:p>
+            <w:pPr>
+              <w:jc w:val="center"/>
+            </w:pPr>
+            <w:r>
+              <w:rPr>
+                <w:rFonts w:ascii="Times New Roman" w:cs="Times New Roman" w:eastAsia="Times New Roman" w:hAnsi="Times New Roman"/>
+                <w:color w:val="000000"/>
+                <w:sz w:val="28"/>
+                <w:szCs w:val="28"/>
+              </w:rPr>
+              <w:t xml:space="preserve">—</w:t>
             </w:r>
           </w:p>
         </w:tc>
@@ -1690,7 +1965,7 @@
         <w:tc>
           <w:tcPr>
             <w:tcW w:type="dxa" w:w="2400"/>
-            <w:shd w:fill="FFEBEE" w:val="clear"/>
+            <w:shd w:fill="FDEDEC" w:val="clear"/>
           </w:tcPr>
           <w:p>
             <w:pPr>
@@ -1698,8 +1973,10 @@
             </w:pPr>
             <w:r>
               <w:rPr>
-                <w:sz w:val="18"/>
-                <w:szCs w:val="18"/>
+                <w:rFonts w:ascii="Times New Roman" w:cs="Times New Roman" w:eastAsia="Times New Roman" w:hAnsi="Times New Roman"/>
+                <w:color w:val="000000"/>
+                <w:sz w:val="28"/>
+                <w:szCs w:val="28"/>
               </w:rPr>
               <w:t xml:space="preserve">Filter – Mutual Info</w:t>
             </w:r>
@@ -1708,7 +1985,7 @@
         <w:tc>
           <w:tcPr>
             <w:tcW w:type="dxa" w:w="1600"/>
-            <w:shd w:fill="FFEBEE" w:val="clear"/>
+            <w:shd w:fill="FDEDEC" w:val="clear"/>
           </w:tcPr>
           <w:p>
             <w:pPr>
@@ -1716,8 +1993,10 @@
             </w:pPr>
             <w:r>
               <w:rPr>
-                <w:sz w:val="18"/>
-                <w:szCs w:val="18"/>
+                <w:rFonts w:ascii="Times New Roman" w:cs="Times New Roman" w:eastAsia="Times New Roman" w:hAnsi="Times New Roman"/>
+                <w:color w:val="000000"/>
+                <w:sz w:val="28"/>
+                <w:szCs w:val="28"/>
               </w:rPr>
               <w:t xml:space="preserve">SVM</w:t>
             </w:r>
@@ -1726,72 +2005,80 @@
         <w:tc>
           <w:tcPr>
             <w:tcW w:type="dxa" w:w="900"/>
-            <w:shd w:fill="FFEBEE" w:val="clear"/>
-          </w:tcPr>
-          <w:p>
-            <w:pPr>
-              <w:jc w:val="center"/>
-            </w:pPr>
-            <w:r>
-              <w:rPr>
-                <w:sz w:val="18"/>
-                <w:szCs w:val="18"/>
-              </w:rPr>
-              <w:t xml:space="preserve">15</w:t>
+            <w:shd w:fill="FDEDEC" w:val="clear"/>
+          </w:tcPr>
+          <w:p>
+            <w:pPr>
+              <w:jc w:val="center"/>
+            </w:pPr>
+            <w:r>
+              <w:rPr>
+                <w:rFonts w:ascii="Times New Roman" w:cs="Times New Roman" w:eastAsia="Times New Roman" w:hAnsi="Times New Roman"/>
+                <w:color w:val="000000"/>
+                <w:sz w:val="28"/>
+                <w:szCs w:val="28"/>
+              </w:rPr>
+              <w:t xml:space="preserve">20</w:t>
             </w:r>
           </w:p>
         </w:tc>
         <w:tc>
           <w:tcPr>
             <w:tcW w:type="dxa" w:w="900"/>
-            <w:shd w:fill="FFEBEE" w:val="clear"/>
-          </w:tcPr>
-          <w:p>
-            <w:pPr>
-              <w:jc w:val="center"/>
-            </w:pPr>
-            <w:r>
-              <w:rPr>
-                <w:sz w:val="18"/>
-                <w:szCs w:val="18"/>
-              </w:rPr>
-              <w:t xml:space="preserve">-0.3907</w:t>
-            </w:r>
-          </w:p>
-        </w:tc>
-        <w:tc>
-          <w:tcPr>
-            <w:tcW w:type="dxa" w:w="1100"/>
-            <w:shd w:fill="FFEBEE" w:val="clear"/>
-          </w:tcPr>
-          <w:p>
-            <w:pPr>
-              <w:jc w:val="center"/>
-            </w:pPr>
-            <w:r>
-              <w:rPr>
-                <w:sz w:val="18"/>
-                <w:szCs w:val="18"/>
-              </w:rPr>
-              <w:t xml:space="preserve">43296</w:t>
-            </w:r>
-          </w:p>
-        </w:tc>
-        <w:tc>
-          <w:tcPr>
-            <w:tcW w:type="dxa" w:w="1100"/>
-            <w:shd w:fill="FFEBEE" w:val="clear"/>
-          </w:tcPr>
-          <w:p>
-            <w:pPr>
-              <w:jc w:val="center"/>
-            </w:pPr>
-            <w:r>
-              <w:rPr>
-                <w:sz w:val="18"/>
-                <w:szCs w:val="18"/>
-              </w:rPr>
-              <w:t xml:space="preserve">23114</w:t>
+            <w:shd w:fill="FDEDEC" w:val="clear"/>
+          </w:tcPr>
+          <w:p>
+            <w:pPr>
+              <w:jc w:val="center"/>
+            </w:pPr>
+            <w:r>
+              <w:rPr>
+                <w:rFonts w:ascii="Times New Roman" w:cs="Times New Roman" w:eastAsia="Times New Roman" w:hAnsi="Times New Roman"/>
+                <w:color w:val="000000"/>
+                <w:sz w:val="28"/>
+                <w:szCs w:val="28"/>
+              </w:rPr>
+              <w:t xml:space="preserve">0.1004</w:t>
+            </w:r>
+          </w:p>
+        </w:tc>
+        <w:tc>
+          <w:tcPr>
+            <w:tcW w:type="dxa" w:w="1700"/>
+            <w:shd w:fill="FDEDEC" w:val="clear"/>
+          </w:tcPr>
+          <w:p>
+            <w:pPr>
+              <w:jc w:val="center"/>
+            </w:pPr>
+            <w:r>
+              <w:rPr>
+                <w:rFonts w:ascii="Times New Roman" w:cs="Times New Roman" w:eastAsia="Times New Roman" w:hAnsi="Times New Roman"/>
+                <w:color w:val="000000"/>
+                <w:sz w:val="28"/>
+                <w:szCs w:val="28"/>
+              </w:rPr>
+              <w:t xml:space="preserve">83.070</w:t>
+            </w:r>
+          </w:p>
+        </w:tc>
+        <w:tc>
+          <w:tcPr>
+            <w:tcW w:type="dxa" w:w="1200"/>
+            <w:shd w:fill="FDEDEC" w:val="clear"/>
+          </w:tcPr>
+          <w:p>
+            <w:pPr>
+              <w:jc w:val="center"/>
+            </w:pPr>
+            <w:r>
+              <w:rPr>
+                <w:rFonts w:ascii="Times New Roman" w:cs="Times New Roman" w:eastAsia="Times New Roman" w:hAnsi="Times New Roman"/>
+                <w:color w:val="000000"/>
+                <w:sz w:val="28"/>
+                <w:szCs w:val="28"/>
+              </w:rPr>
+              <w:t xml:space="preserve">—</w:t>
             </w:r>
           </w:p>
         </w:tc>
@@ -1800,7 +2087,7 @@
         <w:tc>
           <w:tcPr>
             <w:tcW w:type="dxa" w:w="2400"/>
-            <w:shd w:fill="FFFFFF" w:val="clear"/>
+            <w:shd w:fill="FDFEFE" w:val="clear"/>
           </w:tcPr>
           <w:p>
             <w:pPr>
@@ -1808,8 +2095,10 @@
             </w:pPr>
             <w:r>
               <w:rPr>
-                <w:sz w:val="18"/>
-                <w:szCs w:val="18"/>
+                <w:rFonts w:ascii="Times New Roman" w:cs="Times New Roman" w:eastAsia="Times New Roman" w:hAnsi="Times New Roman"/>
+                <w:color w:val="000000"/>
+                <w:sz w:val="28"/>
+                <w:szCs w:val="28"/>
               </w:rPr>
               <w:t xml:space="preserve">Filter – Mutual Info</w:t>
             </w:r>
@@ -1818,7 +2107,7 @@
         <w:tc>
           <w:tcPr>
             <w:tcW w:type="dxa" w:w="1600"/>
-            <w:shd w:fill="FFFFFF" w:val="clear"/>
+            <w:shd w:fill="FDFEFE" w:val="clear"/>
           </w:tcPr>
           <w:p>
             <w:pPr>
@@ -1826,8 +2115,10 @@
             </w:pPr>
             <w:r>
               <w:rPr>
-                <w:sz w:val="18"/>
-                <w:szCs w:val="18"/>
+                <w:rFonts w:ascii="Times New Roman" w:cs="Times New Roman" w:eastAsia="Times New Roman" w:hAnsi="Times New Roman"/>
+                <w:color w:val="000000"/>
+                <w:sz w:val="28"/>
+                <w:szCs w:val="28"/>
               </w:rPr>
               <w:t xml:space="preserve">Random Forest</w:t>
             </w:r>
@@ -1836,72 +2127,80 @@
         <w:tc>
           <w:tcPr>
             <w:tcW w:type="dxa" w:w="900"/>
-            <w:shd w:fill="FFFFFF" w:val="clear"/>
-          </w:tcPr>
-          <w:p>
-            <w:pPr>
-              <w:jc w:val="center"/>
-            </w:pPr>
-            <w:r>
-              <w:rPr>
-                <w:sz w:val="18"/>
-                <w:szCs w:val="18"/>
-              </w:rPr>
-              <w:t xml:space="preserve">15</w:t>
+            <w:shd w:fill="FDFEFE" w:val="clear"/>
+          </w:tcPr>
+          <w:p>
+            <w:pPr>
+              <w:jc w:val="center"/>
+            </w:pPr>
+            <w:r>
+              <w:rPr>
+                <w:rFonts w:ascii="Times New Roman" w:cs="Times New Roman" w:eastAsia="Times New Roman" w:hAnsi="Times New Roman"/>
+                <w:color w:val="000000"/>
+                <w:sz w:val="28"/>
+                <w:szCs w:val="28"/>
+              </w:rPr>
+              <w:t xml:space="preserve">20</w:t>
             </w:r>
           </w:p>
         </w:tc>
         <w:tc>
           <w:tcPr>
             <w:tcW w:type="dxa" w:w="900"/>
-            <w:shd w:fill="FFFFFF" w:val="clear"/>
-          </w:tcPr>
-          <w:p>
-            <w:pPr>
-              <w:jc w:val="center"/>
-            </w:pPr>
-            <w:r>
-              <w:rPr>
-                <w:sz w:val="18"/>
-                <w:szCs w:val="18"/>
-              </w:rPr>
-              <w:t xml:space="preserve">0.8026</w:t>
-            </w:r>
-          </w:p>
-        </w:tc>
-        <w:tc>
-          <w:tcPr>
-            <w:tcW w:type="dxa" w:w="1100"/>
-            <w:shd w:fill="FFFFFF" w:val="clear"/>
-          </w:tcPr>
-          <w:p>
-            <w:pPr>
-              <w:jc w:val="center"/>
-            </w:pPr>
-            <w:r>
-              <w:rPr>
-                <w:sz w:val="18"/>
-                <w:szCs w:val="18"/>
-              </w:rPr>
-              <w:t xml:space="preserve">16311</w:t>
-            </w:r>
-          </w:p>
-        </w:tc>
-        <w:tc>
-          <w:tcPr>
-            <w:tcW w:type="dxa" w:w="1100"/>
-            <w:shd w:fill="FFFFFF" w:val="clear"/>
-          </w:tcPr>
-          <w:p>
-            <w:pPr>
-              <w:jc w:val="center"/>
-            </w:pPr>
-            <w:r>
-              <w:rPr>
-                <w:sz w:val="18"/>
-                <w:szCs w:val="18"/>
-              </w:rPr>
-              <w:t xml:space="preserve">9249</w:t>
+            <w:shd w:fill="FDFEFE" w:val="clear"/>
+          </w:tcPr>
+          <w:p>
+            <w:pPr>
+              <w:jc w:val="center"/>
+            </w:pPr>
+            <w:r>
+              <w:rPr>
+                <w:rFonts w:ascii="Times New Roman" w:cs="Times New Roman" w:eastAsia="Times New Roman" w:hAnsi="Times New Roman"/>
+                <w:color w:val="000000"/>
+                <w:sz w:val="28"/>
+                <w:szCs w:val="28"/>
+              </w:rPr>
+              <w:t xml:space="preserve">0.8876</w:t>
+            </w:r>
+          </w:p>
+        </w:tc>
+        <w:tc>
+          <w:tcPr>
+            <w:tcW w:type="dxa" w:w="1700"/>
+            <w:shd w:fill="FDFEFE" w:val="clear"/>
+          </w:tcPr>
+          <w:p>
+            <w:pPr>
+              <w:jc w:val="center"/>
+            </w:pPr>
+            <w:r>
+              <w:rPr>
+                <w:rFonts w:ascii="Times New Roman" w:cs="Times New Roman" w:eastAsia="Times New Roman" w:hAnsi="Times New Roman"/>
+                <w:color w:val="000000"/>
+                <w:sz w:val="28"/>
+                <w:szCs w:val="28"/>
+              </w:rPr>
+              <w:t xml:space="preserve">29.358</w:t>
+            </w:r>
+          </w:p>
+        </w:tc>
+        <w:tc>
+          <w:tcPr>
+            <w:tcW w:type="dxa" w:w="1200"/>
+            <w:shd w:fill="FDFEFE" w:val="clear"/>
+          </w:tcPr>
+          <w:p>
+            <w:pPr>
+              <w:jc w:val="center"/>
+            </w:pPr>
+            <w:r>
+              <w:rPr>
+                <w:rFonts w:ascii="Times New Roman" w:cs="Times New Roman" w:eastAsia="Times New Roman" w:hAnsi="Times New Roman"/>
+                <w:color w:val="000000"/>
+                <w:sz w:val="28"/>
+                <w:szCs w:val="28"/>
+              </w:rPr>
+              <w:t xml:space="preserve">—</w:t>
             </w:r>
           </w:p>
         </w:tc>
@@ -1910,7 +2209,7 @@
         <w:tc>
           <w:tcPr>
             <w:tcW w:type="dxa" w:w="2400"/>
-            <w:shd w:fill="FFFFFF" w:val="clear"/>
+            <w:shd w:fill="FDFEFE" w:val="clear"/>
           </w:tcPr>
           <w:p>
             <w:pPr>
@@ -1918,8 +2217,10 @@
             </w:pPr>
             <w:r>
               <w:rPr>
-                <w:sz w:val="18"/>
-                <w:szCs w:val="18"/>
+                <w:rFonts w:ascii="Times New Roman" w:cs="Times New Roman" w:eastAsia="Times New Roman" w:hAnsi="Times New Roman"/>
+                <w:color w:val="000000"/>
+                <w:sz w:val="28"/>
+                <w:szCs w:val="28"/>
               </w:rPr>
               <w:t xml:space="preserve">Filter – Mutual Info</w:t>
             </w:r>
@@ -1928,7 +2229,7 @@
         <w:tc>
           <w:tcPr>
             <w:tcW w:type="dxa" w:w="1600"/>
-            <w:shd w:fill="FFFFFF" w:val="clear"/>
+            <w:shd w:fill="FDFEFE" w:val="clear"/>
           </w:tcPr>
           <w:p>
             <w:pPr>
@@ -1936,8 +2237,10 @@
             </w:pPr>
             <w:r>
               <w:rPr>
-                <w:sz w:val="18"/>
-                <w:szCs w:val="18"/>
+                <w:rFonts w:ascii="Times New Roman" w:cs="Times New Roman" w:eastAsia="Times New Roman" w:hAnsi="Times New Roman"/>
+                <w:color w:val="000000"/>
+                <w:sz w:val="28"/>
+                <w:szCs w:val="28"/>
               </w:rPr>
               <w:t xml:space="preserve">XGBoost</w:t>
             </w:r>
@@ -1946,72 +2249,80 @@
         <w:tc>
           <w:tcPr>
             <w:tcW w:type="dxa" w:w="900"/>
-            <w:shd w:fill="FFFFFF" w:val="clear"/>
-          </w:tcPr>
-          <w:p>
-            <w:pPr>
-              <w:jc w:val="center"/>
-            </w:pPr>
-            <w:r>
-              <w:rPr>
-                <w:sz w:val="18"/>
-                <w:szCs w:val="18"/>
-              </w:rPr>
-              <w:t xml:space="preserve">15</w:t>
+            <w:shd w:fill="FDFEFE" w:val="clear"/>
+          </w:tcPr>
+          <w:p>
+            <w:pPr>
+              <w:jc w:val="center"/>
+            </w:pPr>
+            <w:r>
+              <w:rPr>
+                <w:rFonts w:ascii="Times New Roman" w:cs="Times New Roman" w:eastAsia="Times New Roman" w:hAnsi="Times New Roman"/>
+                <w:color w:val="000000"/>
+                <w:sz w:val="28"/>
+                <w:szCs w:val="28"/>
+              </w:rPr>
+              <w:t xml:space="preserve">20</w:t>
             </w:r>
           </w:p>
         </w:tc>
         <w:tc>
           <w:tcPr>
             <w:tcW w:type="dxa" w:w="900"/>
-            <w:shd w:fill="FFFFFF" w:val="clear"/>
-          </w:tcPr>
-          <w:p>
-            <w:pPr>
-              <w:jc w:val="center"/>
-            </w:pPr>
-            <w:r>
-              <w:rPr>
-                <w:sz w:val="18"/>
-                <w:szCs w:val="18"/>
-              </w:rPr>
-              <w:t xml:space="preserve">0.8025</w:t>
-            </w:r>
-          </w:p>
-        </w:tc>
-        <w:tc>
-          <w:tcPr>
-            <w:tcW w:type="dxa" w:w="1100"/>
-            <w:shd w:fill="FFFFFF" w:val="clear"/>
-          </w:tcPr>
-          <w:p>
-            <w:pPr>
-              <w:jc w:val="center"/>
-            </w:pPr>
-            <w:r>
-              <w:rPr>
-                <w:sz w:val="18"/>
-                <w:szCs w:val="18"/>
-              </w:rPr>
-              <w:t xml:space="preserve">16315</w:t>
-            </w:r>
-          </w:p>
-        </w:tc>
-        <w:tc>
-          <w:tcPr>
-            <w:tcW w:type="dxa" w:w="1100"/>
-            <w:shd w:fill="FFFFFF" w:val="clear"/>
-          </w:tcPr>
-          <w:p>
-            <w:pPr>
-              <w:jc w:val="center"/>
-            </w:pPr>
-            <w:r>
-              <w:rPr>
-                <w:sz w:val="18"/>
-                <w:szCs w:val="18"/>
-              </w:rPr>
-              <w:t xml:space="preserve">9662</w:t>
+            <w:shd w:fill="FDFEFE" w:val="clear"/>
+          </w:tcPr>
+          <w:p>
+            <w:pPr>
+              <w:jc w:val="center"/>
+            </w:pPr>
+            <w:r>
+              <w:rPr>
+                <w:rFonts w:ascii="Times New Roman" w:cs="Times New Roman" w:eastAsia="Times New Roman" w:hAnsi="Times New Roman"/>
+                <w:color w:val="000000"/>
+                <w:sz w:val="28"/>
+                <w:szCs w:val="28"/>
+              </w:rPr>
+              <w:t xml:space="preserve">0.8791</w:t>
+            </w:r>
+          </w:p>
+        </w:tc>
+        <w:tc>
+          <w:tcPr>
+            <w:tcW w:type="dxa" w:w="1700"/>
+            <w:shd w:fill="FDFEFE" w:val="clear"/>
+          </w:tcPr>
+          <w:p>
+            <w:pPr>
+              <w:jc w:val="center"/>
+            </w:pPr>
+            <w:r>
+              <w:rPr>
+                <w:rFonts w:ascii="Times New Roman" w:cs="Times New Roman" w:eastAsia="Times New Roman" w:hAnsi="Times New Roman"/>
+                <w:color w:val="000000"/>
+                <w:sz w:val="28"/>
+                <w:szCs w:val="28"/>
+              </w:rPr>
+              <w:t xml:space="preserve">30.448</w:t>
+            </w:r>
+          </w:p>
+        </w:tc>
+        <w:tc>
+          <w:tcPr>
+            <w:tcW w:type="dxa" w:w="1200"/>
+            <w:shd w:fill="FDFEFE" w:val="clear"/>
+          </w:tcPr>
+          <w:p>
+            <w:pPr>
+              <w:jc w:val="center"/>
+            </w:pPr>
+            <w:r>
+              <w:rPr>
+                <w:rFonts w:ascii="Times New Roman" w:cs="Times New Roman" w:eastAsia="Times New Roman" w:hAnsi="Times New Roman"/>
+                <w:color w:val="000000"/>
+                <w:sz w:val="28"/>
+                <w:szCs w:val="28"/>
+              </w:rPr>
+              <w:t xml:space="preserve">—</w:t>
             </w:r>
           </w:p>
         </w:tc>
@@ -2020,7 +2331,7 @@
         <w:tc>
           <w:tcPr>
             <w:tcW w:type="dxa" w:w="2400"/>
-            <w:shd w:fill="FFEBEE" w:val="clear"/>
+            <w:shd w:fill="FDEDEC" w:val="clear"/>
           </w:tcPr>
           <w:p>
             <w:pPr>
@@ -2028,8 +2339,10 @@
             </w:pPr>
             <w:r>
               <w:rPr>
-                <w:sz w:val="18"/>
-                <w:szCs w:val="18"/>
+                <w:rFonts w:ascii="Times New Roman" w:cs="Times New Roman" w:eastAsia="Times New Roman" w:hAnsi="Times New Roman"/>
+                <w:color w:val="000000"/>
+                <w:sz w:val="28"/>
+                <w:szCs w:val="28"/>
               </w:rPr>
               <w:t xml:space="preserve">Wrapper – RFE</w:t>
             </w:r>
@@ -2038,7 +2351,7 @@
         <w:tc>
           <w:tcPr>
             <w:tcW w:type="dxa" w:w="1600"/>
-            <w:shd w:fill="FFEBEE" w:val="clear"/>
+            <w:shd w:fill="FDEDEC" w:val="clear"/>
           </w:tcPr>
           <w:p>
             <w:pPr>
@@ -2046,8 +2359,10 @@
             </w:pPr>
             <w:r>
               <w:rPr>
-                <w:sz w:val="18"/>
-                <w:szCs w:val="18"/>
+                <w:rFonts w:ascii="Times New Roman" w:cs="Times New Roman" w:eastAsia="Times New Roman" w:hAnsi="Times New Roman"/>
+                <w:color w:val="000000"/>
+                <w:sz w:val="28"/>
+                <w:szCs w:val="28"/>
               </w:rPr>
               <w:t xml:space="preserve">SVM</w:t>
             </w:r>
@@ -2056,72 +2371,80 @@
         <w:tc>
           <w:tcPr>
             <w:tcW w:type="dxa" w:w="900"/>
-            <w:shd w:fill="FFEBEE" w:val="clear"/>
-          </w:tcPr>
-          <w:p>
-            <w:pPr>
-              <w:jc w:val="center"/>
-            </w:pPr>
-            <w:r>
-              <w:rPr>
-                <w:sz w:val="18"/>
-                <w:szCs w:val="18"/>
-              </w:rPr>
-              <w:t xml:space="preserve">15</w:t>
+            <w:shd w:fill="FDEDEC" w:val="clear"/>
+          </w:tcPr>
+          <w:p>
+            <w:pPr>
+              <w:jc w:val="center"/>
+            </w:pPr>
+            <w:r>
+              <w:rPr>
+                <w:rFonts w:ascii="Times New Roman" w:cs="Times New Roman" w:eastAsia="Times New Roman" w:hAnsi="Times New Roman"/>
+                <w:color w:val="000000"/>
+                <w:sz w:val="28"/>
+                <w:szCs w:val="28"/>
+              </w:rPr>
+              <w:t xml:space="preserve">20</w:t>
             </w:r>
           </w:p>
         </w:tc>
         <w:tc>
           <w:tcPr>
             <w:tcW w:type="dxa" w:w="900"/>
-            <w:shd w:fill="FFEBEE" w:val="clear"/>
-          </w:tcPr>
-          <w:p>
-            <w:pPr>
-              <w:jc w:val="center"/>
-            </w:pPr>
-            <w:r>
-              <w:rPr>
-                <w:sz w:val="18"/>
-                <w:szCs w:val="18"/>
-              </w:rPr>
-              <w:t xml:space="preserve">-0.3903</w:t>
-            </w:r>
-          </w:p>
-        </w:tc>
-        <w:tc>
-          <w:tcPr>
-            <w:tcW w:type="dxa" w:w="1100"/>
-            <w:shd w:fill="FFEBEE" w:val="clear"/>
-          </w:tcPr>
-          <w:p>
-            <w:pPr>
-              <w:jc w:val="center"/>
-            </w:pPr>
-            <w:r>
-              <w:rPr>
-                <w:sz w:val="18"/>
-                <w:szCs w:val="18"/>
-              </w:rPr>
-              <w:t xml:space="preserve">43290</w:t>
-            </w:r>
-          </w:p>
-        </w:tc>
-        <w:tc>
-          <w:tcPr>
-            <w:tcW w:type="dxa" w:w="1100"/>
-            <w:shd w:fill="FFEBEE" w:val="clear"/>
-          </w:tcPr>
-          <w:p>
-            <w:pPr>
-              <w:jc w:val="center"/>
-            </w:pPr>
-            <w:r>
-              <w:rPr>
-                <w:sz w:val="18"/>
-                <w:szCs w:val="18"/>
-              </w:rPr>
-              <w:t xml:space="preserve">23108</w:t>
+            <w:shd w:fill="FDEDEC" w:val="clear"/>
+          </w:tcPr>
+          <w:p>
+            <w:pPr>
+              <w:jc w:val="center"/>
+            </w:pPr>
+            <w:r>
+              <w:rPr>
+                <w:rFonts w:ascii="Times New Roman" w:cs="Times New Roman" w:eastAsia="Times New Roman" w:hAnsi="Times New Roman"/>
+                <w:color w:val="000000"/>
+                <w:sz w:val="28"/>
+                <w:szCs w:val="28"/>
+              </w:rPr>
+              <w:t xml:space="preserve">0.0942</w:t>
+            </w:r>
+          </w:p>
+        </w:tc>
+        <w:tc>
+          <w:tcPr>
+            <w:tcW w:type="dxa" w:w="1700"/>
+            <w:shd w:fill="FDEDEC" w:val="clear"/>
+          </w:tcPr>
+          <w:p>
+            <w:pPr>
+              <w:jc w:val="center"/>
+            </w:pPr>
+            <w:r>
+              <w:rPr>
+                <w:rFonts w:ascii="Times New Roman" w:cs="Times New Roman" w:eastAsia="Times New Roman" w:hAnsi="Times New Roman"/>
+                <w:color w:val="000000"/>
+                <w:sz w:val="28"/>
+                <w:szCs w:val="28"/>
+              </w:rPr>
+              <w:t xml:space="preserve">83.355</w:t>
+            </w:r>
+          </w:p>
+        </w:tc>
+        <w:tc>
+          <w:tcPr>
+            <w:tcW w:type="dxa" w:w="1200"/>
+            <w:shd w:fill="FDEDEC" w:val="clear"/>
+          </w:tcPr>
+          <w:p>
+            <w:pPr>
+              <w:jc w:val="center"/>
+            </w:pPr>
+            <w:r>
+              <w:rPr>
+                <w:rFonts w:ascii="Times New Roman" w:cs="Times New Roman" w:eastAsia="Times New Roman" w:hAnsi="Times New Roman"/>
+                <w:color w:val="000000"/>
+                <w:sz w:val="28"/>
+                <w:szCs w:val="28"/>
+              </w:rPr>
+              <w:t xml:space="preserve">—</w:t>
             </w:r>
           </w:p>
         </w:tc>
@@ -2130,7 +2453,7 @@
         <w:tc>
           <w:tcPr>
             <w:tcW w:type="dxa" w:w="2400"/>
-            <w:shd w:fill="FFFFFF" w:val="clear"/>
+            <w:shd w:fill="D5F5E3" w:val="clear"/>
           </w:tcPr>
           <w:p>
             <w:pPr>
@@ -2138,8 +2461,10 @@
             </w:pPr>
             <w:r>
               <w:rPr>
-                <w:sz w:val="18"/>
-                <w:szCs w:val="18"/>
+                <w:rFonts w:ascii="Times New Roman" w:cs="Times New Roman" w:eastAsia="Times New Roman" w:hAnsi="Times New Roman"/>
+                <w:color w:val="000000"/>
+                <w:sz w:val="28"/>
+                <w:szCs w:val="28"/>
               </w:rPr>
               <w:t xml:space="preserve">Wrapper – RFE</w:t>
             </w:r>
@@ -2148,7 +2473,7 @@
         <w:tc>
           <w:tcPr>
             <w:tcW w:type="dxa" w:w="1600"/>
-            <w:shd w:fill="FFFFFF" w:val="clear"/>
+            <w:shd w:fill="D5F5E3" w:val="clear"/>
           </w:tcPr>
           <w:p>
             <w:pPr>
@@ -2156,8 +2481,10 @@
             </w:pPr>
             <w:r>
               <w:rPr>
-                <w:sz w:val="18"/>
-                <w:szCs w:val="18"/>
+                <w:rFonts w:ascii="Times New Roman" w:cs="Times New Roman" w:eastAsia="Times New Roman" w:hAnsi="Times New Roman"/>
+                <w:color w:val="000000"/>
+                <w:sz w:val="28"/>
+                <w:szCs w:val="28"/>
               </w:rPr>
               <w:t xml:space="preserve">Random Forest</w:t>
             </w:r>
@@ -2166,72 +2493,80 @@
         <w:tc>
           <w:tcPr>
             <w:tcW w:type="dxa" w:w="900"/>
-            <w:shd w:fill="FFFFFF" w:val="clear"/>
-          </w:tcPr>
-          <w:p>
-            <w:pPr>
-              <w:jc w:val="center"/>
-            </w:pPr>
-            <w:r>
-              <w:rPr>
-                <w:sz w:val="18"/>
-                <w:szCs w:val="18"/>
-              </w:rPr>
-              <w:t xml:space="preserve">15</w:t>
+            <w:shd w:fill="D5F5E3" w:val="clear"/>
+          </w:tcPr>
+          <w:p>
+            <w:pPr>
+              <w:jc w:val="center"/>
+            </w:pPr>
+            <w:r>
+              <w:rPr>
+                <w:rFonts w:ascii="Times New Roman" w:cs="Times New Roman" w:eastAsia="Times New Roman" w:hAnsi="Times New Roman"/>
+                <w:color w:val="000000"/>
+                <w:sz w:val="28"/>
+                <w:szCs w:val="28"/>
+              </w:rPr>
+              <w:t xml:space="preserve">20</w:t>
             </w:r>
           </w:p>
         </w:tc>
         <w:tc>
           <w:tcPr>
             <w:tcW w:type="dxa" w:w="900"/>
-            <w:shd w:fill="FFFFFF" w:val="clear"/>
-          </w:tcPr>
-          <w:p>
-            <w:pPr>
-              <w:jc w:val="center"/>
-            </w:pPr>
-            <w:r>
-              <w:rPr>
-                <w:sz w:val="18"/>
-                <w:szCs w:val="18"/>
-              </w:rPr>
-              <w:t xml:space="preserve">0.8449</w:t>
-            </w:r>
-          </w:p>
-        </w:tc>
-        <w:tc>
-          <w:tcPr>
-            <w:tcW w:type="dxa" w:w="1100"/>
-            <w:shd w:fill="FFFFFF" w:val="clear"/>
-          </w:tcPr>
-          <w:p>
-            <w:pPr>
-              <w:jc w:val="center"/>
-            </w:pPr>
-            <w:r>
-              <w:rPr>
-                <w:sz w:val="18"/>
-                <w:szCs w:val="18"/>
-              </w:rPr>
-              <w:t xml:space="preserve">14460</w:t>
-            </w:r>
-          </w:p>
-        </w:tc>
-        <w:tc>
-          <w:tcPr>
-            <w:tcW w:type="dxa" w:w="1100"/>
-            <w:shd w:fill="FFFFFF" w:val="clear"/>
-          </w:tcPr>
-          <w:p>
-            <w:pPr>
-              <w:jc w:val="center"/>
-            </w:pPr>
-            <w:r>
-              <w:rPr>
-                <w:sz w:val="18"/>
-                <w:szCs w:val="18"/>
-              </w:rPr>
-              <w:t xml:space="preserve">8538</w:t>
+            <w:shd w:fill="D5F5E3" w:val="clear"/>
+          </w:tcPr>
+          <w:p>
+            <w:pPr>
+              <w:jc w:val="center"/>
+            </w:pPr>
+            <w:r>
+              <w:rPr>
+                <w:rFonts w:ascii="Times New Roman" w:cs="Times New Roman" w:eastAsia="Times New Roman" w:hAnsi="Times New Roman"/>
+                <w:color w:val="000000"/>
+                <w:sz w:val="28"/>
+                <w:szCs w:val="28"/>
+              </w:rPr>
+              <w:t xml:space="preserve">0.8914</w:t>
+            </w:r>
+          </w:p>
+        </w:tc>
+        <w:tc>
+          <w:tcPr>
+            <w:tcW w:type="dxa" w:w="1700"/>
+            <w:shd w:fill="D5F5E3" w:val="clear"/>
+          </w:tcPr>
+          <w:p>
+            <w:pPr>
+              <w:jc w:val="center"/>
+            </w:pPr>
+            <w:r>
+              <w:rPr>
+                <w:rFonts w:ascii="Times New Roman" w:cs="Times New Roman" w:eastAsia="Times New Roman" w:hAnsi="Times New Roman"/>
+                <w:color w:val="000000"/>
+                <w:sz w:val="28"/>
+                <w:szCs w:val="28"/>
+              </w:rPr>
+              <w:t xml:space="preserve">28.863</w:t>
+            </w:r>
+          </w:p>
+        </w:tc>
+        <w:tc>
+          <w:tcPr>
+            <w:tcW w:type="dxa" w:w="1200"/>
+            <w:shd w:fill="D5F5E3" w:val="clear"/>
+          </w:tcPr>
+          <w:p>
+            <w:pPr>
+              <w:jc w:val="center"/>
+            </w:pPr>
+            <w:r>
+              <w:rPr>
+                <w:rFonts w:ascii="Times New Roman" w:cs="Times New Roman" w:eastAsia="Times New Roman" w:hAnsi="Times New Roman"/>
+                <w:color w:val="000000"/>
+                <w:sz w:val="28"/>
+                <w:szCs w:val="28"/>
+              </w:rPr>
+              <w:t xml:space="preserve">—</w:t>
             </w:r>
           </w:p>
         </w:tc>
@@ -2240,7 +2575,7 @@
         <w:tc>
           <w:tcPr>
             <w:tcW w:type="dxa" w:w="2400"/>
-            <w:shd w:fill="E8F5E9" w:val="clear"/>
+            <w:shd w:fill="FDFEFE" w:val="clear"/>
           </w:tcPr>
           <w:p>
             <w:pPr>
@@ -2248,8 +2583,10 @@
             </w:pPr>
             <w:r>
               <w:rPr>
-                <w:sz w:val="18"/>
-                <w:szCs w:val="18"/>
+                <w:rFonts w:ascii="Times New Roman" w:cs="Times New Roman" w:eastAsia="Times New Roman" w:hAnsi="Times New Roman"/>
+                <w:color w:val="000000"/>
+                <w:sz w:val="28"/>
+                <w:szCs w:val="28"/>
               </w:rPr>
               <w:t xml:space="preserve">Wrapper – RFE</w:t>
             </w:r>
@@ -2258,7 +2595,7 @@
         <w:tc>
           <w:tcPr>
             <w:tcW w:type="dxa" w:w="1600"/>
-            <w:shd w:fill="E8F5E9" w:val="clear"/>
+            <w:shd w:fill="FDFEFE" w:val="clear"/>
           </w:tcPr>
           <w:p>
             <w:pPr>
@@ -2266,8 +2603,10 @@
             </w:pPr>
             <w:r>
               <w:rPr>
-                <w:sz w:val="18"/>
-                <w:szCs w:val="18"/>
+                <w:rFonts w:ascii="Times New Roman" w:cs="Times New Roman" w:eastAsia="Times New Roman" w:hAnsi="Times New Roman"/>
+                <w:color w:val="000000"/>
+                <w:sz w:val="28"/>
+                <w:szCs w:val="28"/>
               </w:rPr>
               <w:t xml:space="preserve">XGBoost</w:t>
             </w:r>
@@ -2276,72 +2615,80 @@
         <w:tc>
           <w:tcPr>
             <w:tcW w:type="dxa" w:w="900"/>
-            <w:shd w:fill="E8F5E9" w:val="clear"/>
-          </w:tcPr>
-          <w:p>
-            <w:pPr>
-              <w:jc w:val="center"/>
-            </w:pPr>
-            <w:r>
-              <w:rPr>
-                <w:sz w:val="18"/>
-                <w:szCs w:val="18"/>
-              </w:rPr>
-              <w:t xml:space="preserve">15</w:t>
+            <w:shd w:fill="FDFEFE" w:val="clear"/>
+          </w:tcPr>
+          <w:p>
+            <w:pPr>
+              <w:jc w:val="center"/>
+            </w:pPr>
+            <w:r>
+              <w:rPr>
+                <w:rFonts w:ascii="Times New Roman" w:cs="Times New Roman" w:eastAsia="Times New Roman" w:hAnsi="Times New Roman"/>
+                <w:color w:val="000000"/>
+                <w:sz w:val="28"/>
+                <w:szCs w:val="28"/>
+              </w:rPr>
+              <w:t xml:space="preserve">20</w:t>
             </w:r>
           </w:p>
         </w:tc>
         <w:tc>
           <w:tcPr>
             <w:tcW w:type="dxa" w:w="900"/>
-            <w:shd w:fill="E8F5E9" w:val="clear"/>
-          </w:tcPr>
-          <w:p>
-            <w:pPr>
-              <w:jc w:val="center"/>
-            </w:pPr>
-            <w:r>
-              <w:rPr>
-                <w:sz w:val="18"/>
-                <w:szCs w:val="18"/>
-              </w:rPr>
-              <w:t xml:space="preserve">0.8534</w:t>
-            </w:r>
-          </w:p>
-        </w:tc>
-        <w:tc>
-          <w:tcPr>
-            <w:tcW w:type="dxa" w:w="1100"/>
-            <w:shd w:fill="E8F5E9" w:val="clear"/>
-          </w:tcPr>
-          <w:p>
-            <w:pPr>
-              <w:jc w:val="center"/>
-            </w:pPr>
-            <w:r>
-              <w:rPr>
-                <w:sz w:val="18"/>
-                <w:szCs w:val="18"/>
-              </w:rPr>
-              <w:t xml:space="preserve">14059</w:t>
-            </w:r>
-          </w:p>
-        </w:tc>
-        <w:tc>
-          <w:tcPr>
-            <w:tcW w:type="dxa" w:w="1100"/>
-            <w:shd w:fill="E8F5E9" w:val="clear"/>
-          </w:tcPr>
-          <w:p>
-            <w:pPr>
-              <w:jc w:val="center"/>
-            </w:pPr>
-            <w:r>
-              <w:rPr>
-                <w:sz w:val="18"/>
-                <w:szCs w:val="18"/>
-              </w:rPr>
-              <w:t xml:space="preserve">8379</w:t>
+            <w:shd w:fill="FDFEFE" w:val="clear"/>
+          </w:tcPr>
+          <w:p>
+            <w:pPr>
+              <w:jc w:val="center"/>
+            </w:pPr>
+            <w:r>
+              <w:rPr>
+                <w:rFonts w:ascii="Times New Roman" w:cs="Times New Roman" w:eastAsia="Times New Roman" w:hAnsi="Times New Roman"/>
+                <w:color w:val="000000"/>
+                <w:sz w:val="28"/>
+                <w:szCs w:val="28"/>
+              </w:rPr>
+              <w:t xml:space="preserve">0.8870</w:t>
+            </w:r>
+          </w:p>
+        </w:tc>
+        <w:tc>
+          <w:tcPr>
+            <w:tcW w:type="dxa" w:w="1700"/>
+            <w:shd w:fill="FDFEFE" w:val="clear"/>
+          </w:tcPr>
+          <w:p>
+            <w:pPr>
+              <w:jc w:val="center"/>
+            </w:pPr>
+            <w:r>
+              <w:rPr>
+                <w:rFonts w:ascii="Times New Roman" w:cs="Times New Roman" w:eastAsia="Times New Roman" w:hAnsi="Times New Roman"/>
+                <w:color w:val="000000"/>
+                <w:sz w:val="28"/>
+                <w:szCs w:val="28"/>
+              </w:rPr>
+              <w:t xml:space="preserve">29.435</w:t>
+            </w:r>
+          </w:p>
+        </w:tc>
+        <w:tc>
+          <w:tcPr>
+            <w:tcW w:type="dxa" w:w="1200"/>
+            <w:shd w:fill="FDFEFE" w:val="clear"/>
+          </w:tcPr>
+          <w:p>
+            <w:pPr>
+              <w:jc w:val="center"/>
+            </w:pPr>
+            <w:r>
+              <w:rPr>
+                <w:rFonts w:ascii="Times New Roman" w:cs="Times New Roman" w:eastAsia="Times New Roman" w:hAnsi="Times New Roman"/>
+                <w:color w:val="000000"/>
+                <w:sz w:val="28"/>
+                <w:szCs w:val="28"/>
+              </w:rPr>
+              <w:t xml:space="preserve">—</w:t>
             </w:r>
           </w:p>
         </w:tc>
@@ -2350,7 +2697,7 @@
         <w:tc>
           <w:tcPr>
             <w:tcW w:type="dxa" w:w="2400"/>
-            <w:shd w:fill="FFEBEE" w:val="clear"/>
+            <w:shd w:fill="FDEDEC" w:val="clear"/>
           </w:tcPr>
           <w:p>
             <w:pPr>
@@ -2358,8 +2705,10 @@
             </w:pPr>
             <w:r>
               <w:rPr>
-                <w:sz w:val="18"/>
-                <w:szCs w:val="18"/>
+                <w:rFonts w:ascii="Times New Roman" w:cs="Times New Roman" w:eastAsia="Times New Roman" w:hAnsi="Times New Roman"/>
+                <w:color w:val="000000"/>
+                <w:sz w:val="28"/>
+                <w:szCs w:val="28"/>
               </w:rPr>
               <w:t xml:space="preserve">Embedded – XGBoost FI</w:t>
             </w:r>
@@ -2368,7 +2717,7 @@
         <w:tc>
           <w:tcPr>
             <w:tcW w:type="dxa" w:w="1600"/>
-            <w:shd w:fill="FFEBEE" w:val="clear"/>
+            <w:shd w:fill="FDEDEC" w:val="clear"/>
           </w:tcPr>
           <w:p>
             <w:pPr>
@@ -2376,8 +2725,10 @@
             </w:pPr>
             <w:r>
               <w:rPr>
-                <w:sz w:val="18"/>
-                <w:szCs w:val="18"/>
+                <w:rFonts w:ascii="Times New Roman" w:cs="Times New Roman" w:eastAsia="Times New Roman" w:hAnsi="Times New Roman"/>
+                <w:color w:val="000000"/>
+                <w:sz w:val="28"/>
+                <w:szCs w:val="28"/>
               </w:rPr>
               <w:t xml:space="preserve">SVM</w:t>
             </w:r>
@@ -2386,72 +2737,80 @@
         <w:tc>
           <w:tcPr>
             <w:tcW w:type="dxa" w:w="900"/>
-            <w:shd w:fill="FFEBEE" w:val="clear"/>
-          </w:tcPr>
-          <w:p>
-            <w:pPr>
-              <w:jc w:val="center"/>
-            </w:pPr>
-            <w:r>
-              <w:rPr>
-                <w:sz w:val="18"/>
-                <w:szCs w:val="18"/>
-              </w:rPr>
-              <w:t xml:space="preserve">15</w:t>
+            <w:shd w:fill="FDEDEC" w:val="clear"/>
+          </w:tcPr>
+          <w:p>
+            <w:pPr>
+              <w:jc w:val="center"/>
+            </w:pPr>
+            <w:r>
+              <w:rPr>
+                <w:rFonts w:ascii="Times New Roman" w:cs="Times New Roman" w:eastAsia="Times New Roman" w:hAnsi="Times New Roman"/>
+                <w:color w:val="000000"/>
+                <w:sz w:val="28"/>
+                <w:szCs w:val="28"/>
+              </w:rPr>
+              <w:t xml:space="preserve">20</w:t>
             </w:r>
           </w:p>
         </w:tc>
         <w:tc>
           <w:tcPr>
             <w:tcW w:type="dxa" w:w="900"/>
-            <w:shd w:fill="FFEBEE" w:val="clear"/>
-          </w:tcPr>
-          <w:p>
-            <w:pPr>
-              <w:jc w:val="center"/>
-            </w:pPr>
-            <w:r>
-              <w:rPr>
-                <w:sz w:val="18"/>
-                <w:szCs w:val="18"/>
-              </w:rPr>
-              <w:t xml:space="preserve">-0.3906</w:t>
-            </w:r>
-          </w:p>
-        </w:tc>
-        <w:tc>
-          <w:tcPr>
-            <w:tcW w:type="dxa" w:w="1100"/>
-            <w:shd w:fill="FFEBEE" w:val="clear"/>
-          </w:tcPr>
-          <w:p>
-            <w:pPr>
-              <w:jc w:val="center"/>
-            </w:pPr>
-            <w:r>
-              <w:rPr>
-                <w:sz w:val="18"/>
-                <w:szCs w:val="18"/>
-              </w:rPr>
-              <w:t xml:space="preserve">43294</w:t>
-            </w:r>
-          </w:p>
-        </w:tc>
-        <w:tc>
-          <w:tcPr>
-            <w:tcW w:type="dxa" w:w="1100"/>
-            <w:shd w:fill="FFEBEE" w:val="clear"/>
-          </w:tcPr>
-          <w:p>
-            <w:pPr>
-              <w:jc w:val="center"/>
-            </w:pPr>
-            <w:r>
-              <w:rPr>
-                <w:sz w:val="18"/>
-                <w:szCs w:val="18"/>
-              </w:rPr>
-              <w:t xml:space="preserve">23113</w:t>
+            <w:shd w:fill="FDEDEC" w:val="clear"/>
+          </w:tcPr>
+          <w:p>
+            <w:pPr>
+              <w:jc w:val="center"/>
+            </w:pPr>
+            <w:r>
+              <w:rPr>
+                <w:rFonts w:ascii="Times New Roman" w:cs="Times New Roman" w:eastAsia="Times New Roman" w:hAnsi="Times New Roman"/>
+                <w:color w:val="000000"/>
+                <w:sz w:val="28"/>
+                <w:szCs w:val="28"/>
+              </w:rPr>
+              <w:t xml:space="preserve">0.0856</w:t>
+            </w:r>
+          </w:p>
+        </w:tc>
+        <w:tc>
+          <w:tcPr>
+            <w:tcW w:type="dxa" w:w="1700"/>
+            <w:shd w:fill="FDEDEC" w:val="clear"/>
+          </w:tcPr>
+          <w:p>
+            <w:pPr>
+              <w:jc w:val="center"/>
+            </w:pPr>
+            <w:r>
+              <w:rPr>
+                <w:rFonts w:ascii="Times New Roman" w:cs="Times New Roman" w:eastAsia="Times New Roman" w:hAnsi="Times New Roman"/>
+                <w:color w:val="000000"/>
+                <w:sz w:val="28"/>
+                <w:szCs w:val="28"/>
+              </w:rPr>
+              <w:t xml:space="preserve">83.749</w:t>
+            </w:r>
+          </w:p>
+        </w:tc>
+        <w:tc>
+          <w:tcPr>
+            <w:tcW w:type="dxa" w:w="1200"/>
+            <w:shd w:fill="FDEDEC" w:val="clear"/>
+          </w:tcPr>
+          <w:p>
+            <w:pPr>
+              <w:jc w:val="center"/>
+            </w:pPr>
+            <w:r>
+              <w:rPr>
+                <w:rFonts w:ascii="Times New Roman" w:cs="Times New Roman" w:eastAsia="Times New Roman" w:hAnsi="Times New Roman"/>
+                <w:color w:val="000000"/>
+                <w:sz w:val="28"/>
+                <w:szCs w:val="28"/>
+              </w:rPr>
+              <w:t xml:space="preserve">—</w:t>
             </w:r>
           </w:p>
         </w:tc>
@@ -2460,7 +2819,7 @@
         <w:tc>
           <w:tcPr>
             <w:tcW w:type="dxa" w:w="2400"/>
-            <w:shd w:fill="FFFFFF" w:val="clear"/>
+            <w:shd w:fill="D5F5E3" w:val="clear"/>
           </w:tcPr>
           <w:p>
             <w:pPr>
@@ -2468,8 +2827,10 @@
             </w:pPr>
             <w:r>
               <w:rPr>
-                <w:sz w:val="18"/>
-                <w:szCs w:val="18"/>
+                <w:rFonts w:ascii="Times New Roman" w:cs="Times New Roman" w:eastAsia="Times New Roman" w:hAnsi="Times New Roman"/>
+                <w:color w:val="000000"/>
+                <w:sz w:val="28"/>
+                <w:szCs w:val="28"/>
               </w:rPr>
               <w:t xml:space="preserve">Embedded – XGBoost FI</w:t>
             </w:r>
@@ -2478,7 +2839,7 @@
         <w:tc>
           <w:tcPr>
             <w:tcW w:type="dxa" w:w="1600"/>
-            <w:shd w:fill="FFFFFF" w:val="clear"/>
+            <w:shd w:fill="D5F5E3" w:val="clear"/>
           </w:tcPr>
           <w:p>
             <w:pPr>
@@ -2486,8 +2847,10 @@
             </w:pPr>
             <w:r>
               <w:rPr>
-                <w:sz w:val="18"/>
-                <w:szCs w:val="18"/>
+                <w:rFonts w:ascii="Times New Roman" w:cs="Times New Roman" w:eastAsia="Times New Roman" w:hAnsi="Times New Roman"/>
+                <w:color w:val="000000"/>
+                <w:sz w:val="28"/>
+                <w:szCs w:val="28"/>
               </w:rPr>
               <w:t xml:space="preserve">Random Forest</w:t>
             </w:r>
@@ -2496,72 +2859,80 @@
         <w:tc>
           <w:tcPr>
             <w:tcW w:type="dxa" w:w="900"/>
-            <w:shd w:fill="FFFFFF" w:val="clear"/>
-          </w:tcPr>
-          <w:p>
-            <w:pPr>
-              <w:jc w:val="center"/>
-            </w:pPr>
-            <w:r>
-              <w:rPr>
-                <w:sz w:val="18"/>
-                <w:szCs w:val="18"/>
-              </w:rPr>
-              <w:t xml:space="preserve">15</w:t>
+            <w:shd w:fill="D5F5E3" w:val="clear"/>
+          </w:tcPr>
+          <w:p>
+            <w:pPr>
+              <w:jc w:val="center"/>
+            </w:pPr>
+            <w:r>
+              <w:rPr>
+                <w:rFonts w:ascii="Times New Roman" w:cs="Times New Roman" w:eastAsia="Times New Roman" w:hAnsi="Times New Roman"/>
+                <w:color w:val="000000"/>
+                <w:sz w:val="28"/>
+                <w:szCs w:val="28"/>
+              </w:rPr>
+              <w:t xml:space="preserve">20</w:t>
             </w:r>
           </w:p>
         </w:tc>
         <w:tc>
           <w:tcPr>
             <w:tcW w:type="dxa" w:w="900"/>
-            <w:shd w:fill="FFFFFF" w:val="clear"/>
-          </w:tcPr>
-          <w:p>
-            <w:pPr>
-              <w:jc w:val="center"/>
-            </w:pPr>
-            <w:r>
-              <w:rPr>
-                <w:sz w:val="18"/>
-                <w:szCs w:val="18"/>
-              </w:rPr>
-              <w:t xml:space="preserve">0.8459</w:t>
-            </w:r>
-          </w:p>
-        </w:tc>
-        <w:tc>
-          <w:tcPr>
-            <w:tcW w:type="dxa" w:w="1100"/>
-            <w:shd w:fill="FFFFFF" w:val="clear"/>
-          </w:tcPr>
-          <w:p>
-            <w:pPr>
-              <w:jc w:val="center"/>
-            </w:pPr>
-            <w:r>
-              <w:rPr>
-                <w:sz w:val="18"/>
-                <w:szCs w:val="18"/>
-              </w:rPr>
-              <w:t xml:space="preserve">14413</w:t>
-            </w:r>
-          </w:p>
-        </w:tc>
-        <w:tc>
-          <w:tcPr>
-            <w:tcW w:type="dxa" w:w="1100"/>
-            <w:shd w:fill="FFFFFF" w:val="clear"/>
-          </w:tcPr>
-          <w:p>
-            <w:pPr>
-              <w:jc w:val="center"/>
-            </w:pPr>
-            <w:r>
-              <w:rPr>
-                <w:sz w:val="18"/>
-                <w:szCs w:val="18"/>
-              </w:rPr>
-              <w:t xml:space="preserve">8449</w:t>
+            <w:shd w:fill="D5F5E3" w:val="clear"/>
+          </w:tcPr>
+          <w:p>
+            <w:pPr>
+              <w:jc w:val="center"/>
+            </w:pPr>
+            <w:r>
+              <w:rPr>
+                <w:rFonts w:ascii="Times New Roman" w:cs="Times New Roman" w:eastAsia="Times New Roman" w:hAnsi="Times New Roman"/>
+                <w:color w:val="000000"/>
+                <w:sz w:val="28"/>
+                <w:szCs w:val="28"/>
+              </w:rPr>
+              <w:t xml:space="preserve">0.8924</w:t>
+            </w:r>
+          </w:p>
+        </w:tc>
+        <w:tc>
+          <w:tcPr>
+            <w:tcW w:type="dxa" w:w="1700"/>
+            <w:shd w:fill="D5F5E3" w:val="clear"/>
+          </w:tcPr>
+          <w:p>
+            <w:pPr>
+              <w:jc w:val="center"/>
+            </w:pPr>
+            <w:r>
+              <w:rPr>
+                <w:rFonts w:ascii="Times New Roman" w:cs="Times New Roman" w:eastAsia="Times New Roman" w:hAnsi="Times New Roman"/>
+                <w:color w:val="000000"/>
+                <w:sz w:val="28"/>
+                <w:szCs w:val="28"/>
+              </w:rPr>
+              <w:t xml:space="preserve">28.727</w:t>
+            </w:r>
+          </w:p>
+        </w:tc>
+        <w:tc>
+          <w:tcPr>
+            <w:tcW w:type="dxa" w:w="1200"/>
+            <w:shd w:fill="D5F5E3" w:val="clear"/>
+          </w:tcPr>
+          <w:p>
+            <w:pPr>
+              <w:jc w:val="center"/>
+            </w:pPr>
+            <w:r>
+              <w:rPr>
+                <w:rFonts w:ascii="Times New Roman" w:cs="Times New Roman" w:eastAsia="Times New Roman" w:hAnsi="Times New Roman"/>
+                <w:color w:val="000000"/>
+                <w:sz w:val="28"/>
+                <w:szCs w:val="28"/>
+              </w:rPr>
+              <w:t xml:space="preserve">—</w:t>
             </w:r>
           </w:p>
         </w:tc>
@@ -2570,7 +2941,7 @@
         <w:tc>
           <w:tcPr>
             <w:tcW w:type="dxa" w:w="2400"/>
-            <w:shd w:fill="E8F5E9" w:val="clear"/>
+            <w:shd w:fill="D5F5E3" w:val="clear"/>
           </w:tcPr>
           <w:p>
             <w:pPr>
@@ -2578,8 +2949,10 @@
             </w:pPr>
             <w:r>
               <w:rPr>
-                <w:sz w:val="18"/>
-                <w:szCs w:val="18"/>
+                <w:rFonts w:ascii="Times New Roman" w:cs="Times New Roman" w:eastAsia="Times New Roman" w:hAnsi="Times New Roman"/>
+                <w:color w:val="000000"/>
+                <w:sz w:val="28"/>
+                <w:szCs w:val="28"/>
               </w:rPr>
               <w:t xml:space="preserve">Embedded – XGBoost FI</w:t>
             </w:r>
@@ -2588,7 +2961,7 @@
         <w:tc>
           <w:tcPr>
             <w:tcW w:type="dxa" w:w="1600"/>
-            <w:shd w:fill="E8F5E9" w:val="clear"/>
+            <w:shd w:fill="D5F5E3" w:val="clear"/>
           </w:tcPr>
           <w:p>
             <w:pPr>
@@ -2596,8 +2969,10 @@
             </w:pPr>
             <w:r>
               <w:rPr>
-                <w:sz w:val="18"/>
-                <w:szCs w:val="18"/>
+                <w:rFonts w:ascii="Times New Roman" w:cs="Times New Roman" w:eastAsia="Times New Roman" w:hAnsi="Times New Roman"/>
+                <w:color w:val="000000"/>
+                <w:sz w:val="28"/>
+                <w:szCs w:val="28"/>
               </w:rPr>
               <w:t xml:space="preserve">XGBoost</w:t>
             </w:r>
@@ -2606,72 +2981,80 @@
         <w:tc>
           <w:tcPr>
             <w:tcW w:type="dxa" w:w="900"/>
-            <w:shd w:fill="E8F5E9" w:val="clear"/>
-          </w:tcPr>
-          <w:p>
-            <w:pPr>
-              <w:jc w:val="center"/>
-            </w:pPr>
-            <w:r>
-              <w:rPr>
-                <w:sz w:val="18"/>
-                <w:szCs w:val="18"/>
-              </w:rPr>
-              <w:t xml:space="preserve">15</w:t>
+            <w:shd w:fill="D5F5E3" w:val="clear"/>
+          </w:tcPr>
+          <w:p>
+            <w:pPr>
+              <w:jc w:val="center"/>
+            </w:pPr>
+            <w:r>
+              <w:rPr>
+                <w:rFonts w:ascii="Times New Roman" w:cs="Times New Roman" w:eastAsia="Times New Roman" w:hAnsi="Times New Roman"/>
+                <w:color w:val="000000"/>
+                <w:sz w:val="28"/>
+                <w:szCs w:val="28"/>
+              </w:rPr>
+              <w:t xml:space="preserve">20</w:t>
             </w:r>
           </w:p>
         </w:tc>
         <w:tc>
           <w:tcPr>
             <w:tcW w:type="dxa" w:w="900"/>
-            <w:shd w:fill="E8F5E9" w:val="clear"/>
-          </w:tcPr>
-          <w:p>
-            <w:pPr>
-              <w:jc w:val="center"/>
-            </w:pPr>
-            <w:r>
-              <w:rPr>
-                <w:sz w:val="18"/>
-                <w:szCs w:val="18"/>
-              </w:rPr>
-              <w:t xml:space="preserve">0.8567</w:t>
-            </w:r>
-          </w:p>
-        </w:tc>
-        <w:tc>
-          <w:tcPr>
-            <w:tcW w:type="dxa" w:w="1100"/>
-            <w:shd w:fill="E8F5E9" w:val="clear"/>
-          </w:tcPr>
-          <w:p>
-            <w:pPr>
-              <w:jc w:val="center"/>
-            </w:pPr>
-            <w:r>
-              <w:rPr>
-                <w:sz w:val="18"/>
-                <w:szCs w:val="18"/>
-              </w:rPr>
-              <w:t xml:space="preserve">13896</w:t>
-            </w:r>
-          </w:p>
-        </w:tc>
-        <w:tc>
-          <w:tcPr>
-            <w:tcW w:type="dxa" w:w="1100"/>
-            <w:shd w:fill="E8F5E9" w:val="clear"/>
-          </w:tcPr>
-          <w:p>
-            <w:pPr>
-              <w:jc w:val="center"/>
-            </w:pPr>
-            <w:r>
-              <w:rPr>
-                <w:sz w:val="18"/>
-                <w:szCs w:val="18"/>
-              </w:rPr>
-              <w:t xml:space="preserve">8065</w:t>
+            <w:shd w:fill="D5F5E3" w:val="clear"/>
+          </w:tcPr>
+          <w:p>
+            <w:pPr>
+              <w:jc w:val="center"/>
+            </w:pPr>
+            <w:r>
+              <w:rPr>
+                <w:rFonts w:ascii="Times New Roman" w:cs="Times New Roman" w:eastAsia="Times New Roman" w:hAnsi="Times New Roman"/>
+                <w:color w:val="000000"/>
+                <w:sz w:val="28"/>
+                <w:szCs w:val="28"/>
+              </w:rPr>
+              <w:t xml:space="preserve">0.9007</w:t>
+            </w:r>
+          </w:p>
+        </w:tc>
+        <w:tc>
+          <w:tcPr>
+            <w:tcW w:type="dxa" w:w="1700"/>
+            <w:shd w:fill="D5F5E3" w:val="clear"/>
+          </w:tcPr>
+          <w:p>
+            <w:pPr>
+              <w:jc w:val="center"/>
+            </w:pPr>
+            <w:r>
+              <w:rPr>
+                <w:rFonts w:ascii="Times New Roman" w:cs="Times New Roman" w:eastAsia="Times New Roman" w:hAnsi="Times New Roman"/>
+                <w:color w:val="000000"/>
+                <w:sz w:val="28"/>
+                <w:szCs w:val="28"/>
+              </w:rPr>
+              <w:t xml:space="preserve">27.599</w:t>
+            </w:r>
+          </w:p>
+        </w:tc>
+        <w:tc>
+          <w:tcPr>
+            <w:tcW w:type="dxa" w:w="1200"/>
+            <w:shd w:fill="D5F5E3" w:val="clear"/>
+          </w:tcPr>
+          <w:p>
+            <w:pPr>
+              <w:jc w:val="center"/>
+            </w:pPr>
+            <w:r>
+              <w:rPr>
+                <w:rFonts w:ascii="Times New Roman" w:cs="Times New Roman" w:eastAsia="Times New Roman" w:hAnsi="Times New Roman"/>
+                <w:color w:val="000000"/>
+                <w:sz w:val="28"/>
+                <w:szCs w:val="28"/>
+              </w:rPr>
+              <w:t xml:space="preserve">—</w:t>
             </w:r>
           </w:p>
         </w:tc>
@@ -2679,27 +3062,47 @@
     </w:tbl>
     <w:p>
       <w:pPr>
-        <w:spacing w:after="200"/>
-      </w:pPr>
+        <w:spacing w:after="240"/>
+        <w:jc w:val="center"/>
+      </w:pPr>
+      <w:r>
+        <w:rPr>
+          <w:rFonts w:ascii="Times New Roman" w:cs="Times New Roman" w:eastAsia="Times New Roman" w:hAnsi="Times New Roman"/>
+          <w:i/>
+          <w:iCs/>
+          <w:color w:val="000000"/>
+          <w:sz w:val="28"/>
+          <w:szCs w:val="28"/>
+        </w:rPr>
+        <w:t xml:space="preserve">Bảng 1. Kết quả R² và RMSE theo phương pháp Feature Selection và mô hình</w:t>
+      </w:r>
     </w:p>
     <w:p>
       <w:pPr>
         <w:pStyle w:val="Heading2"/>
-        <w:spacing w:after="80" w:before="240"/>
-      </w:pPr>
-      <w:r>
+        <w:spacing w:after="120" w:before="320"/>
+      </w:pPr>
+      <w:r>
+        <w:rPr>
+          <w:rFonts w:ascii="Times New Roman" w:cs="Times New Roman" w:eastAsia="Times New Roman" w:hAnsi="Times New Roman"/>
+          <w:b/>
+          <w:bCs/>
+          <w:color w:val="000000"/>
+          <w:sz w:val="36"/>
+          <w:szCs w:val="36"/>
+        </w:rPr>
         <w:t xml:space="preserve">5.2 Phân tích biểu đồ</w:t>
       </w:r>
     </w:p>
     <w:p>
       <w:pPr>
-        <w:spacing w:after="60"/>
+        <w:spacing w:after="60" w:before="160"/>
         <w:jc w:val="center"/>
       </w:pPr>
       <w:r>
         <w:drawing>
           <wp:inline distT="0" distB="0" distL="0" distR="0">
-            <wp:extent cx="5334000" cy="2095500"/>
+            <wp:extent cx="5334000" cy="1905000"/>
             <wp:effectExtent t="0" r="0" b="0" l="0"/>
             <wp:docPr id="1" name="" descr="" title=""/>
             <wp:cNvGraphicFramePr>
@@ -2724,7 +3127,7 @@
                   <pic:spPr bwMode="auto">
                     <a:xfrm>
                       <a:off x="0" y="0"/>
-                      <a:ext cx="5334000" cy="2095500"/>
+                      <a:ext cx="5334000" cy="1905000"/>
                     </a:xfrm>
                     <a:prstGeom prst="rect">
                       <a:avLst/>
@@ -2739,28 +3142,30 @@
     </w:p>
     <w:p>
       <w:pPr>
-        <w:spacing w:after="200"/>
+        <w:spacing w:after="240"/>
         <w:jc w:val="center"/>
       </w:pPr>
       <w:r>
         <w:rPr>
+          <w:rFonts w:ascii="Times New Roman" w:cs="Times New Roman" w:eastAsia="Times New Roman" w:hAnsi="Times New Roman"/>
           <w:i/>
           <w:iCs/>
-          <w:sz w:val="20"/>
-          <w:szCs w:val="20"/>
-        </w:rPr>
-        <w:t xml:space="preserve">Hình 4. Heatmap R² – so sánh Feature Selection và mô hình</w:t>
-      </w:r>
-    </w:p>
-    <w:p>
-      <w:pPr>
-        <w:spacing w:after="60"/>
+          <w:color w:val="000000"/>
+          <w:sz w:val="28"/>
+          <w:szCs w:val="28"/>
+        </w:rPr>
+        <w:t xml:space="preserve">Hình 4. Heatmap R² – so sánh toàn diện Feature Selection × Mô hình</w:t>
+      </w:r>
+    </w:p>
+    <w:p>
+      <w:pPr>
+        <w:spacing w:after="60" w:before="160"/>
         <w:jc w:val="center"/>
       </w:pPr>
       <w:r>
         <w:drawing>
           <wp:inline distT="0" distB="0" distL="0" distR="0">
-            <wp:extent cx="5334000" cy="2190750"/>
+            <wp:extent cx="5334000" cy="2143125"/>
             <wp:effectExtent t="0" r="0" b="0" l="0"/>
             <wp:docPr id="1" name="" descr="" title=""/>
             <wp:cNvGraphicFramePr>
@@ -2785,7 +3190,7 @@
                   <pic:spPr bwMode="auto">
                     <a:xfrm>
                       <a:off x="0" y="0"/>
-                      <a:ext cx="5334000" cy="2190750"/>
+                      <a:ext cx="5334000" cy="2143125"/>
                     </a:xfrm>
                     <a:prstGeom prst="rect">
                       <a:avLst/>
@@ -2800,28 +3205,30 @@
     </w:p>
     <w:p>
       <w:pPr>
-        <w:spacing w:after="200"/>
+        <w:spacing w:after="240"/>
         <w:jc w:val="center"/>
       </w:pPr>
       <w:r>
         <w:rPr>
+          <w:rFonts w:ascii="Times New Roman" w:cs="Times New Roman" w:eastAsia="Times New Roman" w:hAnsi="Times New Roman"/>
           <w:i/>
           <w:iCs/>
-          <w:sz w:val="20"/>
-          <w:szCs w:val="20"/>
-        </w:rPr>
-        <w:t xml:space="preserve">Hình 5. RMSE theo phương pháp Feature Selection và mô hình</w:t>
-      </w:r>
-    </w:p>
-    <w:p>
-      <w:pPr>
-        <w:spacing w:after="60"/>
+          <w:color w:val="000000"/>
+          <w:sz w:val="28"/>
+          <w:szCs w:val="28"/>
+        </w:rPr>
+        <w:t xml:space="preserve">Hình 5. RMSE (USD) theo phương pháp Feature Selection và Mô hình</w:t>
+      </w:r>
+    </w:p>
+    <w:p>
+      <w:pPr>
+        <w:spacing w:after="60" w:before="160"/>
         <w:jc w:val="center"/>
       </w:pPr>
       <w:r>
         <w:drawing>
           <wp:inline distT="0" distB="0" distL="0" distR="0">
-            <wp:extent cx="5334000" cy="2190750"/>
+            <wp:extent cx="5334000" cy="2143125"/>
             <wp:effectExtent t="0" r="0" b="0" l="0"/>
             <wp:docPr id="1" name="" descr="" title=""/>
             <wp:cNvGraphicFramePr>
@@ -2846,7 +3253,7 @@
                   <pic:spPr bwMode="auto">
                     <a:xfrm>
                       <a:off x="0" y="0"/>
-                      <a:ext cx="5334000" cy="2190750"/>
+                      <a:ext cx="5334000" cy="2143125"/>
                     </a:xfrm>
                     <a:prstGeom prst="rect">
                       <a:avLst/>
@@ -2861,91 +3268,100 @@
     </w:p>
     <w:p>
       <w:pPr>
-        <w:spacing w:after="200"/>
+        <w:spacing w:after="240"/>
         <w:jc w:val="center"/>
       </w:pPr>
       <w:r>
         <w:rPr>
+          <w:rFonts w:ascii="Times New Roman" w:cs="Times New Roman" w:eastAsia="Times New Roman" w:hAnsi="Times New Roman"/>
           <w:i/>
           <w:iCs/>
-          <w:sz w:val="20"/>
-          <w:szCs w:val="20"/>
-        </w:rPr>
-        <w:t xml:space="preserve">Hình 6. R² theo từng phương pháp Feature Selection</w:t>
+          <w:color w:val="000000"/>
+          <w:sz w:val="28"/>
+          <w:szCs w:val="28"/>
+        </w:rPr>
+        <w:t xml:space="preserve">Hình 6. Xu hướng R² qua các phương pháp Feature Selection</w:t>
       </w:r>
     </w:p>
     <w:p>
       <w:pPr>
         <w:pStyle w:val="Heading2"/>
-        <w:spacing w:after="80" w:before="240"/>
-      </w:pPr>
-      <w:r>
+        <w:spacing w:after="120" w:before="320"/>
+      </w:pPr>
+      <w:r>
+        <w:rPr>
+          <w:rFonts w:ascii="Times New Roman" w:cs="Times New Roman" w:eastAsia="Times New Roman" w:hAnsi="Times New Roman"/>
+          <w:b/>
+          <w:bCs/>
+          <w:color w:val="000000"/>
+          <w:sz w:val="36"/>
+          <w:szCs w:val="36"/>
+        </w:rPr>
         <w:t xml:space="preserve">5.3 Nhận xét</w:t>
       </w:r>
     </w:p>
     <w:p>
       <w:pPr>
-        <w:pStyle w:val="ListParagraph"/>
-        <w:numPr>
-          <w:ilvl w:val="0"/>
-          <w:numId w:val="1"/>
-        </w:numPr>
-        <w:spacing w:after="80"/>
-      </w:pPr>
-      <w:r>
-        <w:t xml:space="preserve">SVM (RBF): Cho kết quả rất kém (R² âm) trong mọi phương pháp. Nguyên nhân: dữ liệu sau StandardScaler vẫn có phân phối lệch mạnh; SVR với kernel RBF cần tinh chỉnh siêu tham số sâu hơn. SVM phù hợp dữ liệu có số chiều nhỏ và ít nhiễu.</w:t>
-      </w:r>
-    </w:p>
-    <w:p>
-      <w:pPr>
-        <w:pStyle w:val="ListParagraph"/>
-        <w:numPr>
-          <w:ilvl w:val="0"/>
-          <w:numId w:val="1"/>
-        </w:numPr>
-        <w:spacing w:after="80"/>
-      </w:pPr>
-      <w:r>
-        <w:t xml:space="preserve">Random Forest: Đạt R² từ 0.80 đến 0.86. Phương pháp Filter F-test cho kết quả tốt nhất (R² = 0.8564, RMSE = 13.915). Mô hình ổn định và ít cần điều chỉnh tham số.</w:t>
-      </w:r>
-    </w:p>
-    <w:p>
-      <w:pPr>
-        <w:pStyle w:val="ListParagraph"/>
-        <w:numPr>
-          <w:ilvl w:val="0"/>
-          <w:numId w:val="1"/>
-        </w:numPr>
-        <w:spacing w:after="80"/>
-      </w:pPr>
-      <w:r>
-        <w:t xml:space="preserve">XGBoost: Đạt R² từ 0.80 đến 0.87. Tốt nhất với Filter F-test (R² = 0.8713, RMSE = 13.171). XGBoost nhất quán vượt trội Random Forest ở mọi phương pháp Feature Selection.</w:t>
-      </w:r>
-    </w:p>
-    <w:p>
-      <w:pPr>
-        <w:pStyle w:val="ListParagraph"/>
-        <w:numPr>
-          <w:ilvl w:val="0"/>
-          <w:numId w:val="1"/>
-        </w:numPr>
-        <w:spacing w:after="80"/>
-      </w:pPr>
-      <w:r>
-        <w:t xml:space="preserve">Feature Selection cải thiện hiệu suất: Với Random Forest và XGBoost, giảm từ 40 xuống 15 feature giúp tăng R² và giảm RMSE, đặc biệt rõ ở Filter F-test.</w:t>
-      </w:r>
-    </w:p>
-    <w:p>
-      <w:pPr>
-        <w:pStyle w:val="ListParagraph"/>
-        <w:numPr>
-          <w:ilvl w:val="0"/>
-          <w:numId w:val="1"/>
-        </w:numPr>
-        <w:spacing w:after="80"/>
-      </w:pPr>
-      <w:r>
-        <w:t xml:space="preserve">Embedded (XGBoost FI) và Wrapper (RFE) cho kết quả tương đương nhau; Filter Mutual Info kém nhất trong 3 phương pháp filter.</w:t>
+        <w:spacing w:after="160"/>
+        <w:ind w:firstLine="720"/>
+        <w:jc w:val="both"/>
+      </w:pPr>
+      <w:r>
+        <w:rPr>
+          <w:rFonts w:ascii="Times New Roman" w:cs="Times New Roman" w:eastAsia="Times New Roman" w:hAnsi="Times New Roman"/>
+          <w:color w:val="000000"/>
+          <w:sz w:val="32"/>
+          <w:szCs w:val="32"/>
+        </w:rPr>
+        <w:t xml:space="preserve">SVM (kernel RBF): Hiệu suất thấp hơn hẳn hai mô hình còn lại dù đã chuyển sang kernel RBF (R² từ 0.04 đến 0.10). Nguyên nhân: dữ liệu nhà đất có nhiều đặc trưng categorical đã label-encode, SVM RBF không tận dụng tốt cấu trúc này. Cần thêm hyperparameter tuning (GridSearch trên C, gamma) để cải thiện.</w:t>
+      </w:r>
+    </w:p>
+    <w:p>
+      <w:pPr>
+        <w:spacing w:after="160"/>
+        <w:ind w:firstLine="720"/>
+        <w:jc w:val="both"/>
+      </w:pPr>
+      <w:r>
+        <w:rPr>
+          <w:rFonts w:ascii="Times New Roman" w:cs="Times New Roman" w:eastAsia="Times New Roman" w:hAnsi="Times New Roman"/>
+          <w:color w:val="000000"/>
+          <w:sz w:val="32"/>
+          <w:szCs w:val="32"/>
+        </w:rPr>
+        <w:t xml:space="preserve">Random Forest: Hiệu suất rất ổn định ở mọi phương pháp Feature Selection (R² từ 0.883 đến 0.892). Wrapper RFE và Embedded XGBoost FI cho kết quả tốt nhất (R² = 0.8914 và 0.8924). Điều này cho thấy Random Forest tự nội bộ xử lý tốt nhiều đặc trưng.</w:t>
+      </w:r>
+    </w:p>
+    <w:p>
+      <w:pPr>
+        <w:spacing w:after="160"/>
+        <w:ind w:firstLine="720"/>
+        <w:jc w:val="both"/>
+      </w:pPr>
+      <w:r>
+        <w:rPr>
+          <w:rFonts w:ascii="Times New Roman" w:cs="Times New Roman" w:eastAsia="Times New Roman" w:hAnsi="Times New Roman"/>
+          <w:color w:val="000000"/>
+          <w:sz w:val="32"/>
+          <w:szCs w:val="32"/>
+        </w:rPr>
+        <w:t xml:space="preserve">XGBoost: Đạt hiệu suất cao nhất tổng thể, đặc biệt với Baseline (R² = 0.9065) và Embedded (R² = 0.9007). Embedded XGBoost FI + XGBoost là tổ hợp tốt nhì sau Baseline, cho thấy khi dùng chính features mà XGBoost đánh giá quan trọng thì mô hình dự đoán hiệu quả.</w:t>
+      </w:r>
+    </w:p>
+    <w:p>
+      <w:pPr>
+        <w:spacing w:after="160"/>
+        <w:ind w:firstLine="720"/>
+        <w:jc w:val="both"/>
+      </w:pPr>
+      <w:r>
+        <w:rPr>
+          <w:rFonts w:ascii="Times New Roman" w:cs="Times New Roman" w:eastAsia="Times New Roman" w:hAnsi="Times New Roman"/>
+          <w:color w:val="000000"/>
+          <w:sz w:val="32"/>
+          <w:szCs w:val="32"/>
+        </w:rPr>
+        <w:t xml:space="preserve">Feature Selection vs. Baseline: Với Random Forest, Feature Selection (20 features) cho kết quả tương đương Baseline (79 features), giúp tiết kiệm 75% số features và giảm thời gian huấn luyện. Với XGBoost, Baseline vẫn nhỉnh hơn một chút do XGBoost xử lý tốt nhiều features. Với SVM, mọi phương pháp FS đều giúp cải thiện nhẹ R².</w:t>
       </w:r>
     </w:p>
     <w:p>
@@ -2956,10 +3372,88 @@
     <w:p>
       <w:pPr>
         <w:pStyle w:val="Heading1"/>
-        <w:spacing w:after="120" w:before="360"/>
-      </w:pPr>
-      <w:r>
+        <w:spacing w:after="160" w:before="480"/>
+      </w:pPr>
+      <w:r>
+        <w:rPr>
+          <w:rFonts w:ascii="Times New Roman" w:cs="Times New Roman" w:eastAsia="Times New Roman" w:hAnsi="Times New Roman"/>
+          <w:b/>
+          <w:bCs/>
+          <w:color w:val="000000"/>
+          <w:sz w:val="40"/>
+          <w:szCs w:val="40"/>
+        </w:rPr>
         <w:t xml:space="preserve">6. Kết luận</w:t>
+      </w:r>
+    </w:p>
+    <w:p>
+      <w:pPr>
+        <w:spacing w:after="160"/>
+        <w:ind w:firstLine="720"/>
+        <w:jc w:val="both"/>
+      </w:pPr>
+      <w:r>
+        <w:rPr>
+          <w:rFonts w:ascii="Times New Roman" w:cs="Times New Roman" w:eastAsia="Times New Roman" w:hAnsi="Times New Roman"/>
+          <w:color w:val="000000"/>
+          <w:sz w:val="32"/>
+          <w:szCs w:val="32"/>
+        </w:rPr>
+        <w:t xml:space="preserve">Bài thực hành đã hoàn thành đầy đủ pipeline học máy trên dataset Ames Housing (1.460 mẫu, 79 features): tiền xử lý dữ liệu (numeric + categorical), áp dụng 4 kỹ thuật Feature Selection từ 3 nhóm phương pháp, và đánh giá 3 mô hình hồi quy với 8 biểu đồ trực quan.</w:t>
+      </w:r>
+    </w:p>
+    <w:p>
+      <w:pPr>
+        <w:spacing w:after="160"/>
+        <w:ind w:firstLine="720"/>
+        <w:jc w:val="both"/>
+      </w:pPr>
+      <w:r>
+        <w:rPr>
+          <w:rFonts w:ascii="Times New Roman" w:cs="Times New Roman" w:eastAsia="Times New Roman" w:hAnsi="Times New Roman"/>
+          <w:color w:val="000000"/>
+          <w:sz w:val="32"/>
+          <w:szCs w:val="32"/>
+        </w:rPr>
+        <w:t xml:space="preserve">Kết quả tốt nhất: XGBoost với Baseline (79 features) đạt R² = 0.9065, RMSE = 26.786 USD. Khi giới hạn 20 features, Embedded XGBoost FI + XGBoost đạt R² = 0.9007, RMSE = 27.599 USD – gần như tương đương với chỉ 25% số features, chứng tỏ hiệu quả của Feature Selection.</w:t>
+      </w:r>
+    </w:p>
+    <w:p>
+      <w:pPr>
+        <w:spacing w:after="160"/>
+        <w:ind w:firstLine="720"/>
+        <w:jc w:val="both"/>
+      </w:pPr>
+      <w:r>
+        <w:rPr>
+          <w:rFonts w:ascii="Times New Roman" w:cs="Times New Roman" w:eastAsia="Times New Roman" w:hAnsi="Times New Roman"/>
+          <w:color w:val="000000"/>
+          <w:sz w:val="32"/>
+          <w:szCs w:val="32"/>
+        </w:rPr>
+        <w:t xml:space="preserve">Hướng cải thiện: (1) Thêm k-fold cross-validation; (2) GridSearchCV cho SVM (C, gamma); (3) Log-transform SalePrice để cải thiện phân phối; (4) Thêm feature engineering (Age, TotalSF,...); (5) Thử LightGBM, CatBoost.</w:t>
+      </w:r>
+    </w:p>
+    <w:p>
+      <w:r>
+        <w:br w:type="page"/>
+      </w:r>
+    </w:p>
+    <w:p>
+      <w:pPr>
+        <w:pStyle w:val="Heading1"/>
+        <w:spacing w:after="160" w:before="480"/>
+      </w:pPr>
+      <w:r>
+        <w:rPr>
+          <w:rFonts w:ascii="Times New Roman" w:cs="Times New Roman" w:eastAsia="Times New Roman" w:hAnsi="Times New Roman"/>
+          <w:b/>
+          <w:bCs/>
+          <w:color w:val="000000"/>
+          <w:sz w:val="40"/>
+          <w:szCs w:val="40"/>
+        </w:rPr>
+        <w:t xml:space="preserve">Tài liệu tham khảo</w:t>
       </w:r>
     </w:p>
     <w:p>
@@ -2968,7 +3462,13 @@
         <w:jc w:val="both"/>
       </w:pPr>
       <w:r>
-        <w:t xml:space="preserve">Bài thực hành đã thực hiện thành công pipeline đầy đủ từ tiền xử lý dữ liệu, áp dụng 4 kỹ thuật Feature Selection (Filter F-test, Filter Mutual Info, Wrapper RFE, Embedded XGBoost FI) và đánh giá 3 mô hình (SVM, Random Forest, XGBoost) trên dataset House Price Prediction.</w:t>
+        <w:rPr>
+          <w:rFonts w:ascii="Times New Roman" w:cs="Times New Roman" w:eastAsia="Times New Roman" w:hAnsi="Times New Roman"/>
+          <w:color w:val="000000"/>
+          <w:sz w:val="32"/>
+          <w:szCs w:val="32"/>
+        </w:rPr>
+        <w:t xml:space="preserve">[1] Kaggle. House Prices - Advanced Regression Techniques. https://www.kaggle.com/c/house-prices-advanced-regression-techniques</w:t>
       </w:r>
     </w:p>
     <w:p>
@@ -2977,7 +3477,13 @@
         <w:jc w:val="both"/>
       </w:pPr>
       <w:r>
-        <w:t xml:space="preserve">Kết quả tốt nhất đạt được khi kết hợp Filter Method (F-Statistic) + XGBoost với R² = 0.8713, RMSE = 13.171 USD, giảm số lượng đặc trưng từ 40 xuống 15 (−62.5%).</w:t>
+        <w:rPr>
+          <w:rFonts w:ascii="Times New Roman" w:cs="Times New Roman" w:eastAsia="Times New Roman" w:hAnsi="Times New Roman"/>
+          <w:color w:val="000000"/>
+          <w:sz w:val="32"/>
+          <w:szCs w:val="32"/>
+        </w:rPr>
+        <w:t xml:space="preserve">[2] Scikit-learn Documentation. Feature Selection. https://scikit-learn.org/stable/modules/feature_selection.html</w:t>
       </w:r>
     </w:p>
     <w:p>
@@ -2986,21 +3492,13 @@
         <w:jc w:val="both"/>
       </w:pPr>
       <w:r>
-        <w:t xml:space="preserve">Hướng cải thiện: (1) Thêm cross-validation để đánh giá tổng quát hóa; (2) Tinh chỉnh siêu tham số SVM; (3) Thử log-transform SalePrice; (4) Kết hợp nhiều phương pháp Feature Selection (ensemble selection); (5) Thêm đặc trưng categorical từ dataset Ames gốc.</w:t>
-      </w:r>
-    </w:p>
-    <w:p>
-      <w:r>
-        <w:br w:type="page"/>
-      </w:r>
-    </w:p>
-    <w:p>
-      <w:pPr>
-        <w:pStyle w:val="Heading1"/>
-        <w:spacing w:after="120" w:before="360"/>
-      </w:pPr>
-      <w:r>
-        <w:t xml:space="preserve">Tài liệu tham khảo</w:t>
+        <w:rPr>
+          <w:rFonts w:ascii="Times New Roman" w:cs="Times New Roman" w:eastAsia="Times New Roman" w:hAnsi="Times New Roman"/>
+          <w:color w:val="000000"/>
+          <w:sz w:val="32"/>
+          <w:szCs w:val="32"/>
+        </w:rPr>
+        <w:t xml:space="preserve">[3] Chen, T., &amp; Guestrin, C. (2016). XGBoost: A Scalable Tree Boosting System. Proceedings of KDD 2016.</w:t>
       </w:r>
     </w:p>
     <w:p>
@@ -3009,7 +3507,13 @@
         <w:jc w:val="both"/>
       </w:pPr>
       <w:r>
-        <w:t xml:space="preserve">[1] Kaggle. House Prices - Advanced Regression Techniques. https://www.kaggle.com/c/house-prices-advanced-regression-techniques</w:t>
+        <w:rPr>
+          <w:rFonts w:ascii="Times New Roman" w:cs="Times New Roman" w:eastAsia="Times New Roman" w:hAnsi="Times New Roman"/>
+          <w:color w:val="000000"/>
+          <w:sz w:val="32"/>
+          <w:szCs w:val="32"/>
+        </w:rPr>
+        <w:t xml:space="preserve">[4] Breiman, L. (2001). Random Forests. Machine Learning, 45(1), 5–32.</w:t>
       </w:r>
     </w:p>
     <w:p>
@@ -3018,7 +3522,13 @@
         <w:jc w:val="both"/>
       </w:pPr>
       <w:r>
-        <w:t xml:space="preserve">[2] Scikit-learn Documentation. Feature Selection. https://scikit-learn.org/stable/modules/feature_selection.html</w:t>
+        <w:rPr>
+          <w:rFonts w:ascii="Times New Roman" w:cs="Times New Roman" w:eastAsia="Times New Roman" w:hAnsi="Times New Roman"/>
+          <w:color w:val="000000"/>
+          <w:sz w:val="32"/>
+          <w:szCs w:val="32"/>
+        </w:rPr>
+        <w:t xml:space="preserve">[5] Guyon, I., &amp; Elisseeff, A. (2003). An Introduction to Variable and Feature Selection. JMLR, 3, 1157–1182.</w:t>
       </w:r>
     </w:p>
     <w:p>
@@ -3027,30 +3537,18 @@
         <w:jc w:val="both"/>
       </w:pPr>
       <w:r>
-        <w:t xml:space="preserve">[3] Chen, T., &amp; Guestrin, C. (2016). XGBoost: A Scalable Tree Boosting System. KDD.</w:t>
-      </w:r>
-    </w:p>
-    <w:p>
-      <w:pPr>
-        <w:spacing w:after="120"/>
-        <w:jc w:val="both"/>
-      </w:pPr>
-      <w:r>
-        <w:t xml:space="preserve">[4] Breiman, L. (2001). Random Forests. Machine Learning, 45(1), 5–32.</w:t>
-      </w:r>
-    </w:p>
-    <w:p>
-      <w:pPr>
-        <w:spacing w:after="120"/>
-        <w:jc w:val="both"/>
-      </w:pPr>
-      <w:r>
-        <w:t xml:space="preserve">[5] Guyon, I., &amp; Elisseeff, A. (2003). An Introduction to Variable and Feature Selection. JMLR.</w:t>
+        <w:rPr>
+          <w:rFonts w:ascii="Times New Roman" w:cs="Times New Roman" w:eastAsia="Times New Roman" w:hAnsi="Times New Roman"/>
+          <w:color w:val="000000"/>
+          <w:sz w:val="32"/>
+          <w:szCs w:val="32"/>
+        </w:rPr>
+        <w:t xml:space="preserve">[6] Pedregosa, F., et al. (2011). Scikit-learn: Machine Learning in Python. JMLR, 12, 2825–2830.</w:t>
       </w:r>
     </w:p>
     <w:sectPr>
       <w:pgSz w:w="12240" w:h="15840" w:orient="portrait"/>
-      <w:pgMar w:top="1440" w:right="1440" w:bottom="1440" w:left="1440" w:header="708" w:footer="708" w:gutter="0"/>
+      <w:pgMar w:top="1440" w:right="1440" w:bottom="1440" w:left="1800" w:header="708" w:footer="708" w:gutter="0"/>
       <w:pgNumType/>
       <w:docGrid w:linePitch="360"/>
     </w:sectPr>
@@ -3410,28 +3908,44 @@
   </w:style>
   <w:style w:type="paragraph" w:styleId="Heading1">
     <w:name w:val="Heading 1"/>
+    <w:basedOn w:val="Normal"/>
     <w:pPr>
-      <w:spacing w:after="120" w:before="360"/>
+      <w:spacing w:after="160" w:before="480"/>
     </w:pPr>
     <w:rPr>
+      <w:rFonts w:ascii="Times New Roman" w:cs="Times New Roman" w:eastAsia="Times New Roman" w:hAnsi="Times New Roman"/>
       <w:b/>
       <w:bCs/>
-      <w:color w:val="1565C0"/>
-      <w:sz w:val="28"/>
-      <w:szCs w:val="28"/>
+      <w:color w:val="000000"/>
+      <w:sz w:val="40"/>
+      <w:szCs w:val="40"/>
     </w:rPr>
   </w:style>
   <w:style w:type="paragraph" w:styleId="Heading2">
     <w:name w:val="Heading 2"/>
+    <w:basedOn w:val="Normal"/>
     <w:pPr>
-      <w:spacing w:after="80" w:before="240"/>
+      <w:spacing w:after="120" w:before="320"/>
     </w:pPr>
     <w:rPr>
+      <w:rFonts w:ascii="Times New Roman" w:cs="Times New Roman" w:eastAsia="Times New Roman" w:hAnsi="Times New Roman"/>
       <w:b/>
       <w:bCs/>
-      <w:color w:val="1976D2"/>
-      <w:sz w:val="24"/>
-      <w:szCs w:val="24"/>
+      <w:color w:val="000000"/>
+      <w:sz w:val="36"/>
+      <w:szCs w:val="36"/>
+    </w:rPr>
+  </w:style>
+  <w:style w:type="paragraph" w:styleId="Normal">
+    <w:name w:val="Normal"/>
+    <w:pPr>
+      <w:spacing w:after="160"/>
+    </w:pPr>
+    <w:rPr>
+      <w:rFonts w:ascii="Times New Roman" w:cs="Times New Roman" w:eastAsia="Times New Roman" w:hAnsi="Times New Roman"/>
+      <w:color w:val="000000"/>
+      <w:sz w:val="32"/>
+      <w:szCs w:val="32"/>
     </w:rPr>
   </w:style>
 </w:styles>
